--- a/Chirag_Resume/Chirag_Resume.docx
+++ b/Chirag_Resume/Chirag_Resume.docx
@@ -301,177 +301,21 @@
         <w:spacing w:after="80"/>
       </w:pPr>
       <w:r>
-        <w:t xml:space="preserve">I am a core member </w:t>
-      </w:r>
-      <w:r>
-        <w:t>of</w:t>
-      </w:r>
-      <w:r>
-        <w:t xml:space="preserve"> </w:t>
-      </w:r>
-      <w:r>
-        <w:t xml:space="preserve">the Research and Development team at </w:t>
-      </w:r>
-      <w:r>
-        <w:t>Jupiter Electric Mobility</w:t>
-      </w:r>
-      <w:r>
-        <w:t xml:space="preserve"> (JEM). Prior to JEM, I worked at Log9 materials in the Aluminum Fuel Cell</w:t>
-      </w:r>
-      <w:r>
-        <w:t xml:space="preserve"> (AFC) and Battery Management System (BMS) teams</w:t>
-      </w:r>
-      <w:r>
-        <w:t>.</w:t>
-      </w:r>
-    </w:p>
-    <w:p>
-      <w:pPr>
-        <w:spacing w:after="80"/>
-      </w:pPr>
-      <w:r>
-        <w:t>A</w:t>
-      </w:r>
-      <w:r>
-        <w:t>t Sagar Defense Engineering</w:t>
-      </w:r>
-      <w:r>
-        <w:t>,</w:t>
-      </w:r>
-      <w:r>
-        <w:t xml:space="preserve"> I </w:t>
-      </w:r>
-      <w:r>
-        <w:t xml:space="preserve">was </w:t>
-      </w:r>
-      <w:r>
-        <w:t>a</w:t>
-      </w:r>
-      <w:r>
-        <w:t xml:space="preserve"> </w:t>
-      </w:r>
-      <w:r>
-        <w:t>part of the</w:t>
-      </w:r>
-      <w:r>
-        <w:t xml:space="preserve"> core</w:t>
-      </w:r>
-      <w:r>
-        <w:t xml:space="preserve"> R&amp;D</w:t>
-      </w:r>
-      <w:r>
-        <w:t xml:space="preserve"> team</w:t>
-      </w:r>
-      <w:r>
-        <w:t xml:space="preserve"> </w:t>
-      </w:r>
-      <w:r>
-        <w:t xml:space="preserve">which </w:t>
-      </w:r>
-      <w:r>
-        <w:t>developed</w:t>
-      </w:r>
-      <w:r>
-        <w:t xml:space="preserve"> </w:t>
-      </w:r>
-      <w:r>
-        <w:t>“</w:t>
-      </w:r>
-      <w:r>
-        <w:t>SkyDock</w:t>
-      </w:r>
-      <w:r>
-        <w:t xml:space="preserve">” </w:t>
-      </w:r>
-      <w:r>
-        <w:t>–</w:t>
-      </w:r>
-      <w:r>
-        <w:t xml:space="preserve"> India’s first Drone in a Box solution</w:t>
-      </w:r>
-      <w:r>
-        <w:t xml:space="preserve"> for which</w:t>
-      </w:r>
-      <w:r>
-        <w:rPr>
-          <w:b/>
-          <w:bCs/>
-        </w:rPr>
-        <w:t xml:space="preserve"> </w:t>
-      </w:r>
-      <w:r>
-        <w:t>p</w:t>
-      </w:r>
-      <w:r>
-        <w:t>atents</w:t>
-      </w:r>
-      <w:r>
-        <w:t xml:space="preserve"> are</w:t>
-      </w:r>
-      <w:r>
-        <w:t xml:space="preserve"> </w:t>
-      </w:r>
-      <w:r>
-        <w:rPr>
-          <w:b/>
-          <w:bCs/>
-        </w:rPr>
-        <w:t>granted</w:t>
-      </w:r>
-      <w:r>
-        <w:t xml:space="preserve"> by </w:t>
-      </w:r>
-      <w:r>
-        <w:t>multiple countries</w:t>
-      </w:r>
-      <w:r>
-        <w:rPr>
-          <w:b/>
-          <w:bCs/>
-        </w:rPr>
-        <w:t xml:space="preserve"> </w:t>
-      </w:r>
-      <w:r>
-        <w:rPr>
-          <w:b/>
-          <w:bCs/>
-        </w:rPr>
-        <w:t>(</w:t>
-      </w:r>
-      <w:hyperlink r:id="rId16" w:history="1">
-        <w:r>
-          <w:rPr>
-            <w:rStyle w:val="Hyperlink"/>
-            <w:b/>
-            <w:bCs/>
-          </w:rPr>
-          <w:t>US-11772819-B2</w:t>
-        </w:r>
-      </w:hyperlink>
-      <w:r>
-        <w:rPr>
-          <w:b/>
-          <w:bCs/>
-        </w:rPr>
-        <w:t>)</w:t>
-      </w:r>
-      <w:r>
-        <w:rPr>
-          <w:b/>
-          <w:bCs/>
-        </w:rPr>
-        <w:t>.</w:t>
-      </w:r>
-    </w:p>
-    <w:p>
-      <w:pPr>
-        <w:spacing w:after="80"/>
-      </w:pPr>
-      <w:r>
-        <w:t>I have done internships at ideaForge, IIT Bombay and Fractal</w:t>
-      </w:r>
-      <w:r>
-        <w:t>.</w:t>
+        <w:t xml:space="preserve">Electronics engineer with a track record of building and delivering technology from the ground up. </w:t>
+      </w:r>
+      <w:r>
+        <w:br/>
+        <w:t xml:space="preserve">Developed </w:t>
+      </w:r>
+      <w:r>
+        <w:t>India's first patented Drone-in-a-Box solution, led the development of a 720 kWh BESS project, and owned full-stack electronics development across multiple deep-tech startups. Currently developing drone electronics at Aereo.</w:t>
+      </w:r>
+      <w:r>
+        <w:br/>
+        <w:t>Co-inventor on 6 patents filed at Log9 Materials across fuel c</w:t>
+      </w:r>
+      <w:r>
+        <w:t>ell management, power management, and system design. Named inventor on the SkyDock patent, granted across the US, European Patent Office, Australia, Denmark, and Finland (US-11772819-B2).</w:t>
       </w:r>
     </w:p>
     <w:p>
@@ -487,51 +331,35 @@
           <w:b/>
           <w:bCs/>
         </w:rPr>
-        <w:t xml:space="preserve">Kindly visit my website </w:t>
-      </w:r>
-      <w:hyperlink r:id="rId17" w:history="1">
-        <w:r>
-          <w:rPr>
-            <w:b/>
-            <w:bCs/>
-          </w:rPr>
-          <w:t>chiragrshah</w:t>
-        </w:r>
-      </w:hyperlink>
+        <w:t>V</w:t>
+      </w:r>
       <w:r>
         <w:rPr>
           <w:b/>
           <w:bCs/>
         </w:rPr>
-        <w:t>.co</w:t>
+        <w:t>isit my website chiragrshah.com</w:t>
       </w:r>
       <w:r>
         <w:rPr>
-          <w:b/>
-          <w:bCs/>
-        </w:rPr>
-        <w:t xml:space="preserve">m </w:t>
-      </w:r>
-      <w:r>
-        <w:rPr>
-          <w:b/>
-          <w:bCs/>
           <w:noProof/>
+          <w:sz w:val="22"/>
+          <w:lang w:val="en-IN" w:eastAsia="en-IN"/>
         </w:rPr>
         <w:drawing>
-          <wp:inline distT="0" distB="0" distL="0" distR="0" wp14:anchorId="34BB48DC" wp14:editId="0FE6F9B0">
+          <wp:inline distT="0" distB="0" distL="0" distR="0" wp14:anchorId="2C34015F" wp14:editId="60EBBB37">
             <wp:extent cx="114300" cy="114300"/>
             <wp:effectExtent l="0" t="0" r="0" b="0"/>
-            <wp:docPr id="17" name="Picture 17" descr="20100525161651!Icon_External_Link">
-              <a:hlinkClick xmlns:a="http://schemas.openxmlformats.org/drawingml/2006/main" r:id="rId12"/>
+            <wp:docPr id="732736242" name="Picture 732736242" descr="20100525161651!Icon_External_Link">
+              <a:hlinkClick xmlns:a="http://schemas.openxmlformats.org/drawingml/2006/main" r:id="rId16"/>
             </wp:docPr>
             <wp:cNvGraphicFramePr/>
             <a:graphic xmlns:a="http://schemas.openxmlformats.org/drawingml/2006/main">
               <a:graphicData uri="http://schemas.openxmlformats.org/drawingml/2006/picture">
                 <pic:pic xmlns:pic="http://schemas.openxmlformats.org/drawingml/2006/picture">
                   <pic:nvPicPr>
-                    <pic:cNvPr id="14" name="Picture 14" descr="20100525161651!Icon_External_Link">
-                      <a:hlinkClick r:id="rId12"/>
+                    <pic:cNvPr id="732736242" name="Picture 732736242" descr="20100525161651!Icon_External_Link">
+                      <a:hlinkClick r:id="rId16"/>
                     </pic:cNvPr>
                     <pic:cNvPicPr/>
                   </pic:nvPicPr>
@@ -572,83 +400,220 @@
           <w:b/>
           <w:bCs/>
         </w:rPr>
-        <w:t xml:space="preserve"> where I have collated all my work</w:t>
-      </w:r>
-      <w:r>
+        <w:t xml:space="preserve"> where I have collated all my work.</w:t>
+      </w:r>
+    </w:p>
+    <w:p>
+      <w:pPr>
+        <w:pStyle w:val="Heading1"/>
+      </w:pPr>
+      <w:r>
+        <w:t>Work Experience</w:t>
+      </w:r>
+    </w:p>
+    <w:p>
+      <w:pPr>
+        <w:pStyle w:val="Heading2"/>
+      </w:pPr>
+      <w:r>
+        <w:t>Hardware Design Engineer - Aereo</w:t>
+      </w:r>
+      <w:r>
+        <w:t xml:space="preserve"> </w:t>
+      </w:r>
+      <w:r>
+        <w:t>(</w:t>
+      </w:r>
+      <w:r>
+        <w:t>Oct/25</w:t>
+      </w:r>
+      <w:r>
+        <w:t xml:space="preserve"> </w:t>
+      </w:r>
+      <w:r>
+        <w:t>–</w:t>
+      </w:r>
+      <w:r>
+        <w:t xml:space="preserve"> Present</w:t>
+      </w:r>
+      <w:r>
+        <w:t>)</w:t>
+      </w:r>
+    </w:p>
+    <w:p>
+      <w:pPr>
+        <w:pStyle w:val="ListParagraph"/>
+        <w:numPr>
+          <w:ilvl w:val="0"/>
+          <w:numId w:val="28"/>
+        </w:numPr>
+      </w:pPr>
+      <w:r>
+        <w:t>Drove development of DC-DC converters, battery management systems</w:t>
+      </w:r>
+      <w:r>
+        <w:t xml:space="preserve"> </w:t>
+      </w:r>
+      <w:r>
+        <w:t>(BMS)</w:t>
+      </w:r>
+      <w:r>
+        <w:t>,</w:t>
+      </w:r>
+      <w:r>
+        <w:t xml:space="preserve"> </w:t>
+      </w:r>
+      <w:r>
+        <w:t>power distribution boards</w:t>
+      </w:r>
+      <w:r>
+        <w:t xml:space="preserve"> and </w:t>
+      </w:r>
+      <w:r>
+        <w:t>autopilot boards</w:t>
+      </w:r>
+    </w:p>
+    <w:p>
+      <w:pPr>
+        <w:pStyle w:val="ListParagraph"/>
+        <w:numPr>
+          <w:ilvl w:val="0"/>
+          <w:numId w:val="28"/>
+        </w:numPr>
+      </w:pPr>
+      <w:r>
+        <w:t>Led end-to-end design assurance</w:t>
+      </w:r>
+      <w:r>
+        <w:t xml:space="preserve">, </w:t>
+      </w:r>
+      <w:r>
+        <w:t xml:space="preserve">reviewing and validating schematics, PCB layouts, and system architectures across all major hardware blocks prior to </w:t>
+      </w:r>
+      <w:r>
+        <w:t>assembly</w:t>
+      </w:r>
+    </w:p>
+    <w:p>
+      <w:pPr>
+        <w:pStyle w:val="ListParagraph"/>
+        <w:numPr>
+          <w:ilvl w:val="0"/>
+          <w:numId w:val="28"/>
+        </w:numPr>
+      </w:pPr>
+      <w:r>
+        <w:t xml:space="preserve">Prevented multiple hardware failures by identifying critical design flaws in </w:t>
+      </w:r>
+      <w:r>
+        <w:t>schematic design</w:t>
+      </w:r>
+      <w:r>
+        <w:t xml:space="preserve"> during pre-production reviews</w:t>
+      </w:r>
+    </w:p>
+    <w:p>
+      <w:pPr>
+        <w:pStyle w:val="Heading2"/>
+      </w:pPr>
+      <w:r>
+        <w:t>Log9 Materials Scientific</w:t>
+      </w:r>
+      <w:r>
+        <w:t>/</w:t>
+      </w:r>
+      <w:r>
+        <w:t xml:space="preserve">Jupiter </w:t>
+      </w:r>
+      <w:r>
+        <w:t xml:space="preserve">Electric </w:t>
+      </w:r>
+      <w:r>
+        <w:t>Mobility</w:t>
+      </w:r>
+      <w:r>
+        <w:t xml:space="preserve"> </w:t>
+      </w:r>
+      <w:r>
+        <w:t>(</w:t>
+      </w:r>
+      <w:r>
+        <w:t>Aug</w:t>
+      </w:r>
+      <w:r>
+        <w:t>/</w:t>
+      </w:r>
+      <w:r>
+        <w:t>22</w:t>
+      </w:r>
+      <w:r>
+        <w:t xml:space="preserve"> </w:t>
+      </w:r>
+      <w:r>
+        <w:t>–</w:t>
+      </w:r>
+      <w:r>
+        <w:t xml:space="preserve"> Oct/25</w:t>
+      </w:r>
+      <w:r>
+        <w:t>)</w:t>
+      </w:r>
+    </w:p>
+    <w:p>
+      <w:pPr>
+        <w:pStyle w:val="Heading3"/>
+        <w:ind w:left="284"/>
         <w:rPr>
           <w:b/>
           <w:bCs/>
         </w:rPr>
-        <w:t>.</w:t>
+      </w:pPr>
+      <w:r>
+        <w:rPr>
+          <w:b/>
+          <w:bCs/>
+        </w:rPr>
+        <w:t>Deputy Engineer - Jupiter Electric Mobility</w:t>
+      </w:r>
+      <w:r>
+        <w:rPr>
+          <w:b/>
+          <w:bCs/>
+        </w:rPr>
+        <w:t xml:space="preserve"> (Oct/24 – </w:t>
+      </w:r>
+      <w:r>
+        <w:rPr>
+          <w:b/>
+          <w:bCs/>
+        </w:rPr>
+        <w:t>Oct/25</w:t>
+      </w:r>
+      <w:r>
+        <w:rPr>
+          <w:b/>
+          <w:bCs/>
+        </w:rPr>
+        <w:t>)</w:t>
       </w:r>
     </w:p>
     <w:p>
       <w:pPr>
-        <w:pStyle w:val="Heading1"/>
-      </w:pPr>
-      <w:r>
-        <w:t>Work Experience</w:t>
-      </w:r>
-    </w:p>
-    <w:p>
-      <w:pPr>
-        <w:pStyle w:val="Heading2"/>
-      </w:pPr>
-      <w:r>
-        <w:t xml:space="preserve">Deputy Engineer - </w:t>
-      </w:r>
-      <w:r>
-        <w:t xml:space="preserve">Jupiter </w:t>
-      </w:r>
-      <w:r>
-        <w:t xml:space="preserve">Electric </w:t>
-      </w:r>
-      <w:r>
-        <w:t>Mobility</w:t>
-      </w:r>
-      <w:r>
-        <w:t xml:space="preserve"> </w:t>
-      </w:r>
-      <w:r>
-        <w:t>(</w:t>
-      </w:r>
-      <w:r>
-        <w:t>Oct/24</w:t>
-      </w:r>
-      <w:r>
-        <w:t xml:space="preserve"> </w:t>
-      </w:r>
-      <w:r>
-        <w:t>–</w:t>
-      </w:r>
-      <w:r>
-        <w:t xml:space="preserve"> Present</w:t>
-      </w:r>
-      <w:r>
-        <w:t>)</w:t>
-      </w:r>
-    </w:p>
-    <w:p>
-      <w:r>
-        <w:t xml:space="preserve">Log9 </w:t>
-      </w:r>
-      <w:r>
-        <w:t>M</w:t>
-      </w:r>
-      <w:r>
-        <w:t>aterials was acquired by Jupiter Mobility in October 2024</w:t>
-      </w:r>
-      <w:r>
-        <w:t>,</w:t>
-      </w:r>
-      <w:r>
-        <w:t xml:space="preserve"> </w:t>
-      </w:r>
-      <w:r>
-        <w:t>following which</w:t>
-      </w:r>
-      <w:r>
-        <w:t xml:space="preserve"> I was transferred to Jupiter Electric Mobility</w:t>
+        <w:pStyle w:val="Heading3"/>
+        <w:ind w:left="284"/>
+        <w:rPr>
+          <w:b/>
+          <w:bCs/>
+        </w:rPr>
+      </w:pPr>
+      <w:r>
+        <w:t>Log9 was acquired by Jupite</w:t>
+      </w:r>
+      <w:r>
+        <w:t>r</w:t>
+      </w:r>
+      <w:r>
+        <w:t xml:space="preserve"> Electric Mobility</w:t>
       </w:r>
       <w:r>
         <w:t xml:space="preserve"> (JEM)</w:t>
@@ -664,42 +629,36 @@
         <w:t xml:space="preserve"> </w:t>
       </w:r>
       <w:r>
-        <w:t>JEM designs and manufactures commercial 4W EVs, battery pack</w:t>
+        <w:t xml:space="preserve">JEM designs and manufactures </w:t>
+      </w:r>
+      <w:r>
+        <w:t>b</w:t>
+      </w:r>
+      <w:r>
+        <w:t xml:space="preserve">attery </w:t>
+      </w:r>
+      <w:r>
+        <w:t>e</w:t>
+      </w:r>
+      <w:r>
+        <w:t xml:space="preserve">nergy </w:t>
       </w:r>
       <w:r>
         <w:t>s</w:t>
       </w:r>
       <w:r>
-        <w:t xml:space="preserve"> for railway applications and</w:t>
+        <w:t xml:space="preserve">torage </w:t>
+      </w:r>
+      <w:r>
+        <w:t>s</w:t>
+      </w:r>
+      <w:r>
+        <w:t>ystem</w:t>
       </w:r>
       <w:r>
         <w:t xml:space="preserve"> </w:t>
       </w:r>
       <w:r>
-        <w:t xml:space="preserve">Battery </w:t>
-      </w:r>
-      <w:r>
-        <w:t>e</w:t>
-      </w:r>
-      <w:r>
-        <w:t xml:space="preserve">nergy </w:t>
-      </w:r>
-      <w:r>
-        <w:t>s</w:t>
-      </w:r>
-      <w:r>
-        <w:t xml:space="preserve">torage </w:t>
-      </w:r>
-      <w:r>
-        <w:t>s</w:t>
-      </w:r>
-      <w:r>
-        <w:t>ystem</w:t>
-      </w:r>
-      <w:r>
-        <w:t xml:space="preserve"> </w:t>
-      </w:r>
-      <w:r>
         <w:t>(</w:t>
       </w:r>
       <w:r>
@@ -709,15 +668,19 @@
         <w:t>)</w:t>
       </w:r>
       <w:r>
+        <w:t xml:space="preserve">, </w:t>
+      </w:r>
+      <w:r>
+        <w:t>commercial 4W EVs</w:t>
+      </w:r>
+      <w:r>
+        <w:t xml:space="preserve"> and</w:t>
+      </w:r>
+      <w:r>
+        <w:t xml:space="preserve"> battery packs for railway applications</w:t>
+      </w:r>
+      <w:r>
         <w:t>.</w:t>
-      </w:r>
-    </w:p>
-    <w:p>
-      <w:r>
-        <w:t>My key roles and responsibilities are</w:t>
-      </w:r>
-      <w:r>
-        <w:t>:</w:t>
       </w:r>
     </w:p>
     <w:p>
@@ -729,22 +692,13 @@
         </w:numPr>
       </w:pPr>
       <w:r>
-        <w:t>Developed hardware</w:t>
-      </w:r>
-      <w:r>
-        <w:t>/</w:t>
-      </w:r>
-      <w:r>
-        <w:t xml:space="preserve">software prototypes for a </w:t>
-      </w:r>
-      <w:r>
-        <w:t>load measurement system</w:t>
-      </w:r>
-      <w:r>
-        <w:t xml:space="preserve"> for cargo vehicles,</w:t>
-      </w:r>
-      <w:r>
-        <w:t xml:space="preserve"> and performed the PCB design review</w:t>
+        <w:t xml:space="preserve">Managing </w:t>
+      </w:r>
+      <w:r>
+        <w:t>the technical specifications and complete electrical systems integration (BMS, EMS, HVAC, Switchgear) for a</w:t>
+      </w:r>
+      <w:r>
+        <w:t xml:space="preserve"> 720kWh BESS project</w:t>
       </w:r>
     </w:p>
     <w:p>
@@ -756,31 +710,28 @@
         </w:numPr>
       </w:pPr>
       <w:r>
-        <w:t>Research</w:t>
-      </w:r>
-      <w:r>
-        <w:t>ing</w:t>
-      </w:r>
-      <w:r>
-        <w:t xml:space="preserve"> Energy Management Systems (EMS) </w:t>
-      </w:r>
-      <w:r>
-        <w:t>&amp;</w:t>
-      </w:r>
-      <w:r>
-        <w:t xml:space="preserve"> topologies for BESS</w:t>
+        <w:t>Collaborat</w:t>
+      </w:r>
+      <w:r>
+        <w:t>ing with</w:t>
+      </w:r>
+      <w:r>
+        <w:t xml:space="preserve"> vendors (BMS, EMS, PCS, switchgear) and </w:t>
+      </w:r>
+      <w:r>
+        <w:t>led</w:t>
+      </w:r>
+      <w:r>
+        <w:t xml:space="preserve"> the</w:t>
       </w:r>
       <w:r>
         <w:t xml:space="preserve"> </w:t>
       </w:r>
       <w:r>
-        <w:t xml:space="preserve">to support </w:t>
-      </w:r>
-      <w:r>
-        <w:t xml:space="preserve">build v/s buy </w:t>
-      </w:r>
-      <w:r>
-        <w:t>decisions</w:t>
+        <w:t>BESS</w:t>
+      </w:r>
+      <w:r>
+        <w:t xml:space="preserve"> integration/testing</w:t>
       </w:r>
     </w:p>
     <w:p>
@@ -792,19 +743,28 @@
         </w:numPr>
       </w:pPr>
       <w:r>
-        <w:t>Assist</w:t>
-      </w:r>
-      <w:r>
-        <w:t xml:space="preserve">ing </w:t>
-      </w:r>
-      <w:r>
-        <w:t xml:space="preserve">in technically reviewing tenders for multiple </w:t>
+        <w:t>Research</w:t>
+      </w:r>
+      <w:r>
+        <w:t>ed</w:t>
+      </w:r>
+      <w:r>
+        <w:t xml:space="preserve"> Energy Management Systems (EMS) </w:t>
+      </w:r>
+      <w:r>
+        <w:t>&amp;</w:t>
+      </w:r>
+      <w:r>
+        <w:t xml:space="preserve"> </w:t>
       </w:r>
       <w:r>
         <w:t>BESS</w:t>
       </w:r>
       <w:r>
-        <w:t xml:space="preserve"> RFP’s</w:t>
+        <w:t xml:space="preserve"> topologies </w:t>
+      </w:r>
+      <w:r>
+        <w:t>for different use cases and tender specifications</w:t>
       </w:r>
     </w:p>
     <w:p>
@@ -816,144 +776,94 @@
         </w:numPr>
       </w:pPr>
       <w:r>
-        <w:t xml:space="preserve">Researched and analyzed </w:t>
-      </w:r>
-      <w:r>
-        <w:t>BESS topologies</w:t>
-      </w:r>
-      <w:r>
-        <w:t xml:space="preserve"> to guide optimal system design for different use cases and tender specifications</w:t>
+        <w:t>L</w:t>
+      </w:r>
+      <w:r>
+        <w:t>e</w:t>
+      </w:r>
+      <w:r>
+        <w:t>d</w:t>
+      </w:r>
+      <w:r>
+        <w:t xml:space="preserve"> integration</w:t>
+      </w:r>
+      <w:r>
+        <w:t xml:space="preserve"> for a</w:t>
+      </w:r>
+      <w:r>
+        <w:t xml:space="preserve"> 20kWh</w:t>
+      </w:r>
+      <w:r>
+        <w:t xml:space="preserve"> BESS system for Indian Railways</w:t>
       </w:r>
     </w:p>
     <w:p>
       <w:pPr>
-        <w:pStyle w:val="ListParagraph"/>
-        <w:numPr>
-          <w:ilvl w:val="0"/>
-          <w:numId w:val="22"/>
-        </w:numPr>
-      </w:pPr>
-      <w:r>
-        <w:t>L</w:t>
-      </w:r>
-      <w:r>
-        <w:t>e</w:t>
-      </w:r>
-      <w:r>
-        <w:t>d</w:t>
-      </w:r>
-      <w:r>
-        <w:t xml:space="preserve"> integration, testing and commissioning a</w:t>
-      </w:r>
-      <w:r>
-        <w:t xml:space="preserve"> 20kWh</w:t>
-      </w:r>
-      <w:r>
-        <w:t xml:space="preserve"> BESS system for Indian Railways</w:t>
+        <w:pStyle w:val="Heading2"/>
+        <w:ind w:left="284"/>
+      </w:pPr>
+      <w:r>
+        <w:rPr>
+          <w:rFonts w:cs="Arial"/>
+          <w:bCs/>
+          <w:sz w:val="20"/>
+          <w:szCs w:val="20"/>
+        </w:rPr>
+        <w:t>Associate</w:t>
+      </w:r>
+      <w:r>
+        <w:t xml:space="preserve"> </w:t>
+      </w:r>
+      <w:r>
+        <w:t xml:space="preserve">Electronics </w:t>
+      </w:r>
+      <w:r>
+        <w:t xml:space="preserve">Engineer </w:t>
+      </w:r>
+      <w:r>
+        <w:t>-</w:t>
+      </w:r>
+      <w:r>
+        <w:t xml:space="preserve"> L</w:t>
+      </w:r>
+      <w:r>
+        <w:t>og</w:t>
+      </w:r>
+      <w:r>
+        <w:t xml:space="preserve">9 </w:t>
+      </w:r>
+      <w:r>
+        <w:t>Materials</w:t>
+      </w:r>
+      <w:r>
+        <w:t xml:space="preserve"> </w:t>
+      </w:r>
+      <w:r>
+        <w:t>(</w:t>
+      </w:r>
+      <w:r>
+        <w:t>Aug</w:t>
+      </w:r>
+      <w:r>
+        <w:t>/</w:t>
+      </w:r>
+      <w:r>
+        <w:t>22</w:t>
+      </w:r>
+      <w:r>
+        <w:t xml:space="preserve"> – </w:t>
+      </w:r>
+      <w:r>
+        <w:t>Oct/24</w:t>
+      </w:r>
+      <w:r>
+        <w:t>)</w:t>
       </w:r>
     </w:p>
     <w:p>
       <w:pPr>
-        <w:pStyle w:val="ListParagraph"/>
-        <w:numPr>
-          <w:ilvl w:val="0"/>
-          <w:numId w:val="22"/>
-        </w:numPr>
-      </w:pPr>
-      <w:r>
-        <w:t xml:space="preserve">Managing </w:t>
-      </w:r>
-      <w:r>
-        <w:t>the technical specifications for a</w:t>
-      </w:r>
-      <w:r>
-        <w:t xml:space="preserve"> 720kWh BESS project</w:t>
-      </w:r>
-      <w:r>
-        <w:t>.</w:t>
-      </w:r>
-      <w:r>
-        <w:t xml:space="preserve"> </w:t>
-      </w:r>
-    </w:p>
-    <w:p>
-      <w:pPr>
-        <w:pStyle w:val="ListParagraph"/>
-        <w:numPr>
-          <w:ilvl w:val="0"/>
-          <w:numId w:val="22"/>
-        </w:numPr>
-      </w:pPr>
-      <w:r>
-        <w:t>Collaborat</w:t>
-      </w:r>
-      <w:r>
-        <w:t>ing with</w:t>
-      </w:r>
-      <w:r>
-        <w:t xml:space="preserve"> vendors (BMS, EMS, PCS, switchgear) and leading upcoming </w:t>
-      </w:r>
-      <w:r>
-        <w:t>BESS</w:t>
-      </w:r>
-      <w:r>
-        <w:t xml:space="preserve"> integration/testing</w:t>
-      </w:r>
-    </w:p>
-    <w:p>
-      <w:pPr>
-        <w:pStyle w:val="Heading2"/>
-      </w:pPr>
-      <w:r>
-        <w:t xml:space="preserve">Associate </w:t>
-      </w:r>
-      <w:r>
-        <w:t xml:space="preserve">Electronics </w:t>
-      </w:r>
-      <w:r>
-        <w:t xml:space="preserve">Engineer </w:t>
-      </w:r>
-      <w:r>
-        <w:t>-</w:t>
-      </w:r>
-      <w:r>
-        <w:t xml:space="preserve"> L</w:t>
-      </w:r>
-      <w:r>
-        <w:t>og</w:t>
-      </w:r>
-      <w:r>
-        <w:t xml:space="preserve">9 </w:t>
-      </w:r>
-      <w:r>
-        <w:t>Materials</w:t>
-      </w:r>
-      <w:r>
-        <w:t xml:space="preserve"> </w:t>
-      </w:r>
-      <w:r>
-        <w:t>(</w:t>
-      </w:r>
-      <w:r>
-        <w:t>Aug</w:t>
-      </w:r>
-      <w:r>
-        <w:t>/</w:t>
-      </w:r>
-      <w:r>
-        <w:t>22</w:t>
-      </w:r>
-      <w:r>
-        <w:t xml:space="preserve"> – </w:t>
-      </w:r>
-      <w:r>
-        <w:t>Oct/24</w:t>
-      </w:r>
-      <w:r>
-        <w:t>)</w:t>
-      </w:r>
-    </w:p>
-    <w:p>
+        <w:ind w:left="284"/>
+      </w:pPr>
       <w:r>
         <w:t xml:space="preserve">Log9 </w:t>
       </w:r>
@@ -967,7 +877,7 @@
         <w:t>a</w:t>
       </w:r>
       <w:r>
-        <w:t xml:space="preserve"> nanotechnology company pioneering advancements in </w:t>
+        <w:t xml:space="preserve"> nanotechnology company pioneering </w:t>
       </w:r>
       <w:r>
         <w:t xml:space="preserve">li-ion </w:t>
@@ -1055,12 +965,16 @@
         <w:t>team</w:t>
       </w:r>
       <w:r>
+        <w:t>s</w:t>
+      </w:r>
+      <w:r>
         <w:t>.</w:t>
       </w:r>
     </w:p>
     <w:p>
       <w:pPr>
         <w:pStyle w:val="Heading3"/>
+        <w:ind w:left="284"/>
       </w:pPr>
       <w:r>
         <w:rPr>
@@ -1103,26 +1017,6 @@
       </w:r>
     </w:p>
     <w:p>
-      <w:r>
-        <w:t>Due to</w:t>
-      </w:r>
-      <w:r>
-        <w:t xml:space="preserve"> the</w:t>
-      </w:r>
-      <w:r>
-        <w:t xml:space="preserve"> downsizing of teams at Log9</w:t>
-      </w:r>
-      <w:r>
-        <w:t>,</w:t>
-      </w:r>
-      <w:r>
-        <w:t xml:space="preserve"> I took over</w:t>
-      </w:r>
-      <w:r>
-        <w:t xml:space="preserve"> Firmware development for BMS implementation for 2 OEMs</w:t>
-      </w:r>
-    </w:p>
-    <w:p>
       <w:pPr>
         <w:pStyle w:val="ListParagraph"/>
         <w:numPr>
@@ -1131,13 +1025,19 @@
         </w:numPr>
       </w:pPr>
       <w:r>
-        <w:t>F</w:t>
-      </w:r>
-      <w:r>
-        <w:t>irmware development</w:t>
-      </w:r>
-      <w:r>
-        <w:t xml:space="preserve"> for new features</w:t>
+        <w:t>S</w:t>
+      </w:r>
+      <w:r>
+        <w:t>upport</w:t>
+      </w:r>
+      <w:r>
+        <w:t>ed</w:t>
+      </w:r>
+      <w:r>
+        <w:t xml:space="preserve"> BMS deployment for two 3W-OEM</w:t>
+      </w:r>
+      <w:r>
+        <w:t>s</w:t>
       </w:r>
     </w:p>
     <w:p>
@@ -1149,22 +1049,16 @@
         </w:numPr>
       </w:pPr>
       <w:r>
-        <w:t>Integration and testing the BMS</w:t>
-      </w:r>
-      <w:r>
-        <w:t xml:space="preserve"> and </w:t>
-      </w:r>
-      <w:r>
-        <w:t>battery pack</w:t>
-      </w:r>
-      <w:r>
-        <w:t xml:space="preserve"> for </w:t>
-      </w:r>
-      <w:r>
-        <w:t>two</w:t>
-      </w:r>
-      <w:r>
-        <w:t xml:space="preserve"> 3W-OEMs</w:t>
+        <w:t>F</w:t>
+      </w:r>
+      <w:r>
+        <w:t>irmware development</w:t>
+      </w:r>
+      <w:r>
+        <w:t xml:space="preserve"> for new features</w:t>
+      </w:r>
+      <w:r>
+        <w:t xml:space="preserve"> and troubleshooting</w:t>
       </w:r>
     </w:p>
     <w:p>
@@ -1176,13 +1070,22 @@
         </w:numPr>
       </w:pPr>
       <w:r>
-        <w:t>Troubleshooting, b</w:t>
-      </w:r>
-      <w:r>
-        <w:t>ug resolution</w:t>
-      </w:r>
-      <w:r>
-        <w:t xml:space="preserve"> and testing</w:t>
+        <w:t>Integration and testing the BMS</w:t>
+      </w:r>
+      <w:r>
+        <w:t xml:space="preserve"> and </w:t>
+      </w:r>
+      <w:r>
+        <w:t>battery pack</w:t>
+      </w:r>
+      <w:r>
+        <w:t xml:space="preserve"> for </w:t>
+      </w:r>
+      <w:r>
+        <w:t>two</w:t>
+      </w:r>
+      <w:r>
+        <w:t xml:space="preserve"> 3W-OEMs</w:t>
       </w:r>
     </w:p>
     <w:p>
@@ -1195,12 +1098,13 @@
         <w:spacing w:after="80"/>
       </w:pPr>
       <w:r>
-        <w:t>Thermal management system prototype/test jig</w:t>
+        <w:t>Thermal management system prototype</w:t>
       </w:r>
     </w:p>
     <w:p>
       <w:pPr>
         <w:pStyle w:val="Heading3"/>
+        <w:ind w:left="284"/>
       </w:pPr>
       <w:r>
         <w:rPr>
@@ -1264,10 +1168,10 @@
         <w:spacing w:after="80"/>
       </w:pPr>
       <w:r>
-        <w:t xml:space="preserve">Leading electronics system development </w:t>
-      </w:r>
-      <w:r>
-        <w:t>with a team of 2-3 team members</w:t>
+        <w:t>Led</w:t>
+      </w:r>
+      <w:r>
+        <w:t xml:space="preserve"> electronics system development with a team of 3 engineers</w:t>
       </w:r>
     </w:p>
     <w:p>
@@ -1280,10 +1184,16 @@
         <w:spacing w:after="80"/>
       </w:pPr>
       <w:r>
+        <w:t xml:space="preserve">Specification definition and </w:t>
+      </w:r>
+      <w:r>
         <w:t>PCB design reviews</w:t>
       </w:r>
       <w:r>
-        <w:t xml:space="preserve"> (</w:t>
+        <w:t xml:space="preserve"> for</w:t>
+      </w:r>
+      <w:r>
+        <w:t xml:space="preserve"> </w:t>
       </w:r>
       <w:r>
         <w:t>fuel cell management system</w:t>
@@ -1301,13 +1211,13 @@
         <w:t xml:space="preserve"> (PMS)</w:t>
       </w:r>
       <w:r>
-        <w:t xml:space="preserve">, slave </w:t>
+        <w:t xml:space="preserve"> and</w:t>
+      </w:r>
+      <w:r>
+        <w:t xml:space="preserve"> slave </w:t>
       </w:r>
       <w:r>
         <w:t>FMS</w:t>
-      </w:r>
-      <w:r>
-        <w:t>)</w:t>
       </w:r>
     </w:p>
     <w:p>
@@ -1366,9 +1276,23 @@
     </w:p>
     <w:p>
       <w:pPr>
+        <w:rPr>
+          <w:rFonts w:eastAsiaTheme="majorEastAsia" w:cstheme="majorBidi"/>
+          <w:b/>
+          <w:sz w:val="22"/>
+          <w:szCs w:val="26"/>
+        </w:rPr>
+      </w:pPr>
+      <w:r>
+        <w:br w:type="page"/>
+      </w:r>
+    </w:p>
+    <w:p>
+      <w:pPr>
         <w:pStyle w:val="Heading2"/>
       </w:pPr>
       <w:r>
+        <w:lastRenderedPageBreak/>
         <w:t xml:space="preserve">Embedded Design Engineer - </w:t>
       </w:r>
       <w:r>
@@ -1497,7 +1421,7 @@
       <w:r>
         <w:t>(</w:t>
       </w:r>
-      <w:hyperlink r:id="rId18" w:history="1">
+      <w:hyperlink r:id="rId17" w:history="1">
         <w:r>
           <w:rPr>
             <w:rStyle w:val="Hyperlink"/>
@@ -1567,10 +1491,25 @@
         <w:t xml:space="preserve">built </w:t>
       </w:r>
       <w:r>
-        <w:t xml:space="preserve">hardware for </w:t>
-      </w:r>
-      <w:r>
-        <w:t xml:space="preserve">all electrical and electronic </w:t>
+        <w:t>hardware</w:t>
+      </w:r>
+      <w:r>
+        <w:t>/</w:t>
+      </w:r>
+      <w:r>
+        <w:t>firmware</w:t>
+      </w:r>
+      <w:r>
+        <w:t xml:space="preserve"> for </w:t>
+      </w:r>
+      <w:r>
+        <w:t>all electrical</w:t>
+      </w:r>
+      <w:r>
+        <w:t>/</w:t>
+      </w:r>
+      <w:r>
+        <w:t xml:space="preserve">electronic </w:t>
       </w:r>
       <w:r>
         <w:t>systems</w:t>
@@ -1586,16 +1525,31 @@
         <w:spacing w:after="80"/>
       </w:pPr>
       <w:r>
-        <w:t xml:space="preserve">Developed, </w:t>
-      </w:r>
-      <w:r>
-        <w:t>tested</w:t>
-      </w:r>
-      <w:r>
-        <w:t xml:space="preserve"> and deployed</w:t>
-      </w:r>
-      <w:r>
-        <w:t xml:space="preserve"> the embedded firmware for BMS, charging pad and SkyDock controller</w:t>
+        <w:t>Designed</w:t>
+      </w:r>
+      <w:r>
+        <w:t xml:space="preserve"> the </w:t>
+      </w:r>
+      <w:r>
+        <w:t>complete</w:t>
+      </w:r>
+      <w:r>
+        <w:t xml:space="preserve"> PCB set</w:t>
+      </w:r>
+      <w:r>
+        <w:t xml:space="preserve"> </w:t>
+      </w:r>
+      <w:r>
+        <w:t>(</w:t>
+      </w:r>
+      <w:r>
+        <w:t xml:space="preserve">switching </w:t>
+      </w:r>
+      <w:r>
+        <w:t xml:space="preserve">DC-DC converter, battery management system, </w:t>
+      </w:r>
+      <w:r>
+        <w:t>charging management system etc)</w:t>
       </w:r>
     </w:p>
     <w:p>
@@ -1608,40 +1562,13 @@
         <w:spacing w:after="80"/>
       </w:pPr>
       <w:r>
-        <w:lastRenderedPageBreak/>
-        <w:t>Designed</w:t>
-      </w:r>
-      <w:r>
-        <w:t xml:space="preserve"> the </w:t>
-      </w:r>
-      <w:r>
-        <w:t>complete</w:t>
-      </w:r>
-      <w:r>
-        <w:t xml:space="preserve"> PCB set</w:t>
-      </w:r>
-      <w:r>
-        <w:t xml:space="preserve"> </w:t>
-      </w:r>
-      <w:r>
-        <w:t>(</w:t>
-      </w:r>
-      <w:r>
-        <w:t xml:space="preserve">switching </w:t>
-      </w:r>
-      <w:r>
-        <w:t xml:space="preserve">DC-DC converter, battery management system, </w:t>
-      </w:r>
-      <w:r>
-        <w:t xml:space="preserve">charging management system </w:t>
-      </w:r>
-      <w:proofErr w:type="spellStart"/>
-      <w:r>
-        <w:t>etc</w:t>
-      </w:r>
-      <w:proofErr w:type="spellEnd"/>
-      <w:r>
-        <w:t>)</w:t>
+        <w:t xml:space="preserve">End-to-end </w:t>
+      </w:r>
+      <w:r>
+        <w:t>assembly</w:t>
+      </w:r>
+      <w:r>
+        <w:t xml:space="preserve"> of the PCBs, BOM generation, vendor negotiations for procurement</w:t>
       </w:r>
     </w:p>
     <w:p>
@@ -1654,26 +1581,7 @@
         <w:spacing w:after="80"/>
       </w:pPr>
       <w:r>
-        <w:t xml:space="preserve">End-to-end </w:t>
-      </w:r>
-      <w:r>
-        <w:t>assembly</w:t>
-      </w:r>
-      <w:r>
-        <w:t xml:space="preserve"> of the PCBs, BOM generation, vendor negotiations for procurement</w:t>
-      </w:r>
-    </w:p>
-    <w:p>
-      <w:pPr>
-        <w:pStyle w:val="ListParagraph"/>
-        <w:numPr>
-          <w:ilvl w:val="0"/>
-          <w:numId w:val="21"/>
-        </w:numPr>
-        <w:spacing w:after="80"/>
-      </w:pPr>
-      <w:r>
-        <w:t xml:space="preserve">Lead a team of 3-4 people </w:t>
+        <w:t xml:space="preserve">Led a team of 3-4 people </w:t>
       </w:r>
       <w:r>
         <w:t>to produce</w:t>
@@ -1755,13 +1663,8 @@
         <w:t>Assembled PCBs for UAV subsystems such as flight controllers, power distribution, gimbal control</w:t>
       </w:r>
       <w:r>
-        <w:t xml:space="preserve"> </w:t>
-      </w:r>
-      <w:proofErr w:type="spellStart"/>
-      <w:r>
-        <w:t>etc</w:t>
-      </w:r>
-      <w:proofErr w:type="spellEnd"/>
+        <w:t xml:space="preserve"> etc</w:t>
+      </w:r>
     </w:p>
     <w:p>
       <w:pPr>
@@ -1860,7 +1763,7 @@
             <wp:extent cx="114300" cy="114300"/>
             <wp:effectExtent l="0" t="0" r="0" b="0"/>
             <wp:docPr id="9" name="Picture 9" descr="20100525161651!Icon_External_Link">
-              <a:hlinkClick xmlns:a="http://schemas.openxmlformats.org/drawingml/2006/main" r:id="rId19"/>
+              <a:hlinkClick xmlns:a="http://schemas.openxmlformats.org/drawingml/2006/main" r:id="rId18"/>
             </wp:docPr>
             <wp:cNvGraphicFramePr/>
             <a:graphic xmlns:a="http://schemas.openxmlformats.org/drawingml/2006/main">
@@ -1868,7 +1771,7 @@
                 <pic:pic xmlns:pic="http://schemas.openxmlformats.org/drawingml/2006/picture">
                   <pic:nvPicPr>
                     <pic:cNvPr id="9" name="Picture 9" descr="20100525161651!Icon_External_Link">
-                      <a:hlinkClick r:id="rId19"/>
+                      <a:hlinkClick r:id="rId18"/>
                     </pic:cNvPr>
                     <pic:cNvPicPr/>
                   </pic:nvPicPr>
@@ -1966,6 +1869,171 @@
             <wp:extent cx="114300" cy="114300"/>
             <wp:effectExtent l="0" t="0" r="0" b="0"/>
             <wp:docPr id="2" name="Picture 2" descr="20100525161651!Icon_External_Link">
+              <a:hlinkClick xmlns:a="http://schemas.openxmlformats.org/drawingml/2006/main" r:id="rId19"/>
+            </wp:docPr>
+            <wp:cNvGraphicFramePr/>
+            <a:graphic xmlns:a="http://schemas.openxmlformats.org/drawingml/2006/main">
+              <a:graphicData uri="http://schemas.openxmlformats.org/drawingml/2006/picture">
+                <pic:pic xmlns:pic="http://schemas.openxmlformats.org/drawingml/2006/picture">
+                  <pic:nvPicPr>
+                    <pic:cNvPr id="1" name="Picture 1" descr="20100525161651!Icon_External_Link"/>
+                    <pic:cNvPicPr/>
+                  </pic:nvPicPr>
+                  <pic:blipFill>
+                    <a:blip r:embed="rId13">
+                      <a:extLst>
+                        <a:ext uri="{28A0092B-C50C-407E-A947-70E740481C1C}">
+                          <a14:useLocalDpi xmlns:a14="http://schemas.microsoft.com/office/drawing/2010/main" val="0"/>
+                        </a:ext>
+                      </a:extLst>
+                    </a:blip>
+                    <a:srcRect/>
+                    <a:stretch>
+                      <a:fillRect/>
+                    </a:stretch>
+                  </pic:blipFill>
+                  <pic:spPr bwMode="auto">
+                    <a:xfrm>
+                      <a:off x="0" y="0"/>
+                      <a:ext cx="114300" cy="114300"/>
+                    </a:xfrm>
+                    <a:prstGeom prst="rect">
+                      <a:avLst/>
+                    </a:prstGeom>
+                    <a:noFill/>
+                    <a:ln>
+                      <a:noFill/>
+                    </a:ln>
+                  </pic:spPr>
+                </pic:pic>
+              </a:graphicData>
+            </a:graphic>
+          </wp:inline>
+        </w:drawing>
+      </w:r>
+    </w:p>
+    <w:p>
+      <w:pPr>
+        <w:pStyle w:val="ListParagraph"/>
+        <w:numPr>
+          <w:ilvl w:val="0"/>
+          <w:numId w:val="26"/>
+        </w:numPr>
+        <w:spacing w:after="80"/>
+      </w:pPr>
+      <w:r>
+        <w:t>Occupancy monitoring system across 9 meeting rooms running 24x7</w:t>
+      </w:r>
+    </w:p>
+    <w:p>
+      <w:pPr>
+        <w:pStyle w:val="ListParagraph"/>
+        <w:numPr>
+          <w:ilvl w:val="0"/>
+          <w:numId w:val="26"/>
+        </w:numPr>
+        <w:spacing w:after="80"/>
+      </w:pPr>
+      <w:r>
+        <w:t>D</w:t>
+      </w:r>
+      <w:r>
+        <w:t xml:space="preserve">esigned to </w:t>
+      </w:r>
+      <w:r>
+        <w:t xml:space="preserve">consume </w:t>
+      </w:r>
+      <w:r>
+        <w:t>a</w:t>
+      </w:r>
+      <w:r>
+        <w:t xml:space="preserve"> low standby current</w:t>
+      </w:r>
+      <w:r>
+        <w:t xml:space="preserve"> (88</w:t>
+      </w:r>
+      <w:r>
+        <w:rPr>
+          <w:rFonts w:cs="Arial"/>
+        </w:rPr>
+        <w:t>µ</w:t>
+      </w:r>
+      <w:r>
+        <w:t>A)</w:t>
+      </w:r>
+      <w:r>
+        <w:t xml:space="preserve"> for battery operation</w:t>
+      </w:r>
+      <w:r>
+        <w:t>.</w:t>
+      </w:r>
+      <w:r>
+        <w:t xml:space="preserve"> </w:t>
+      </w:r>
+      <w:r>
+        <w:t>The devices connect to each other</w:t>
+      </w:r>
+      <w:r>
+        <w:t xml:space="preserve"> via a network of RF trans-receivers</w:t>
+      </w:r>
+      <w:r>
+        <w:t>.</w:t>
+      </w:r>
+      <w:r>
+        <w:t xml:space="preserve"> </w:t>
+      </w:r>
+      <w:r>
+        <w:t xml:space="preserve">Data </w:t>
+      </w:r>
+      <w:r>
+        <w:t>was</w:t>
+      </w:r>
+      <w:r>
+        <w:t xml:space="preserve"> sent to AWS IOT core and then pulled into </w:t>
+      </w:r>
+      <w:r>
+        <w:t>DynamoDB</w:t>
+      </w:r>
+    </w:p>
+    <w:p>
+      <w:pPr>
+        <w:pStyle w:val="Heading2"/>
+      </w:pPr>
+      <w:r>
+        <w:t>e</w:t>
+      </w:r>
+      <w:r>
+        <w:t>-</w:t>
+      </w:r>
+      <w:r>
+        <w:t>Yantra</w:t>
+      </w:r>
+      <w:r>
+        <w:t xml:space="preserve"> </w:t>
+      </w:r>
+      <w:r>
+        <w:t>IIT Bombay</w:t>
+      </w:r>
+      <w:r>
+        <w:t>: Formation Control of Multiple Swarm Robots (22/May/2017 - 7/Jul/2017)</w:t>
+      </w:r>
+      <w:r>
+        <w:rPr>
+          <w:noProof/>
+          <w:lang w:val="en-IN" w:eastAsia="en-IN"/>
+        </w:rPr>
+        <w:t xml:space="preserve"> </w:t>
+      </w:r>
+      <w:r>
+        <w:rPr>
+          <w:noProof/>
+          <w:lang w:val="en-IN" w:eastAsia="en-IN"/>
+        </w:rPr>
+        <w:drawing>
+          <wp:inline distT="0" distB="0" distL="0" distR="0" wp14:anchorId="32C32BA7" wp14:editId="046E82BC">
+            <wp:extent cx="114300" cy="114300"/>
+            <wp:effectExtent l="0" t="0" r="0" b="0"/>
+            <wp:docPr id="3" name="Picture 3" descr="20100525161651!Icon_External_Link">
               <a:hlinkClick xmlns:a="http://schemas.openxmlformats.org/drawingml/2006/main" r:id="rId20"/>
             </wp:docPr>
             <wp:cNvGraphicFramePr/>
@@ -2014,12 +2082,34 @@
         <w:pStyle w:val="ListParagraph"/>
         <w:numPr>
           <w:ilvl w:val="0"/>
-          <w:numId w:val="26"/>
+          <w:numId w:val="29"/>
         </w:numPr>
         <w:spacing w:after="80"/>
       </w:pPr>
       <w:r>
-        <w:t>Occupancy monitoring system across 9 meeting rooms running 24x7</w:t>
+        <w:t>7 weeks residential internship</w:t>
+      </w:r>
+      <w:r>
+        <w:t xml:space="preserve"> at the Embedded and Real-Time Systems Lab advised by </w:t>
+      </w:r>
+      <w:r>
+        <w:rPr>
+          <w:b/>
+          <w:bCs/>
+        </w:rPr>
+        <w:t>Dr Kavi Arya, IIT Bombay</w:t>
+      </w:r>
+      <w:r>
+        <w:t xml:space="preserve"> under the e</w:t>
+      </w:r>
+      <w:r>
+        <w:t>-</w:t>
+      </w:r>
+      <w:r>
+        <w:t xml:space="preserve">Yantra Summer Internship 2017 </w:t>
+      </w:r>
+      <w:r>
+        <w:t>program</w:t>
       </w:r>
     </w:p>
     <w:p>
@@ -2029,97 +2119,70 @@
           <w:ilvl w:val="0"/>
           <w:numId w:val="26"/>
         </w:numPr>
-        <w:spacing w:after="80"/>
-      </w:pPr>
-      <w:r>
-        <w:t>D</w:t>
-      </w:r>
-      <w:r>
-        <w:t xml:space="preserve">esigned to </w:t>
-      </w:r>
-      <w:r>
-        <w:t xml:space="preserve">consume </w:t>
-      </w:r>
-      <w:r>
-        <w:t>a</w:t>
-      </w:r>
-      <w:r>
-        <w:t xml:space="preserve"> low standby current</w:t>
-      </w:r>
-      <w:r>
-        <w:t xml:space="preserve"> (88</w:t>
-      </w:r>
-      <w:r>
-        <w:rPr>
-          <w:rFonts w:cs="Arial"/>
-        </w:rPr>
-        <w:t>µ</w:t>
-      </w:r>
-      <w:r>
-        <w:t>A)</w:t>
-      </w:r>
-      <w:r>
-        <w:t xml:space="preserve"> for battery operation</w:t>
-      </w:r>
-      <w:r>
-        <w:t>.</w:t>
-      </w:r>
-      <w:r>
-        <w:t xml:space="preserve"> </w:t>
-      </w:r>
-      <w:r>
-        <w:t>The devices connect to each other</w:t>
-      </w:r>
-      <w:r>
-        <w:t xml:space="preserve"> via a network of RF trans-receivers</w:t>
-      </w:r>
-      <w:r>
-        <w:t>.</w:t>
-      </w:r>
-      <w:r>
-        <w:t xml:space="preserve"> </w:t>
-      </w:r>
-      <w:r>
-        <w:t xml:space="preserve">Data </w:t>
-      </w:r>
-      <w:r>
-        <w:t>was</w:t>
-      </w:r>
-      <w:r>
-        <w:t xml:space="preserve"> sent to AWS IOT core and then pulled into </w:t>
-      </w:r>
-      <w:r>
-        <w:t>DynamoDB</w:t>
+      </w:pPr>
+      <w:r>
+        <w:t>Developed algorithms</w:t>
+      </w:r>
+      <w:r>
+        <w:t xml:space="preserve"> and </w:t>
+      </w:r>
+      <w:r>
+        <w:t>embedded-C</w:t>
+      </w:r>
+      <w:r>
+        <w:t xml:space="preserve"> firmware</w:t>
+      </w:r>
+      <w:r>
+        <w:t xml:space="preserve"> to control </w:t>
+      </w:r>
+      <w:r>
+        <w:t>swarm</w:t>
+      </w:r>
+      <w:r>
+        <w:t xml:space="preserve"> robots</w:t>
       </w:r>
     </w:p>
     <w:p>
       <w:pPr>
+        <w:pStyle w:val="Heading1"/>
+      </w:pPr>
+      <w:r>
+        <w:t>Projects</w:t>
+      </w:r>
+      <w:r>
+        <w:t>/</w:t>
+      </w:r>
+      <w:r>
+        <w:t>Achievements</w:t>
+      </w:r>
+      <w:r>
+        <w:t xml:space="preserve"> </w:t>
+      </w:r>
+    </w:p>
+    <w:p>
+      <w:pPr>
         <w:pStyle w:val="Heading2"/>
-      </w:pPr>
-      <w:r>
-        <w:t>e</w:t>
-      </w:r>
-      <w:r>
-        <w:t>-</w:t>
-      </w:r>
-      <w:r>
-        <w:t>Yantra</w:t>
-      </w:r>
-      <w:r>
-        <w:t xml:space="preserve"> </w:t>
-      </w:r>
-      <w:r>
-        <w:t>IIT Bombay</w:t>
-      </w:r>
-      <w:r>
-        <w:t>: Formation Control of Multiple Swarm Robots (22/May/2017 - 7/Jul/2017)</w:t>
-      </w:r>
-      <w:r>
         <w:rPr>
-          <w:noProof/>
-          <w:lang w:val="en-IN" w:eastAsia="en-IN"/>
+          <w:lang w:val="en-IN"/>
         </w:rPr>
-        <w:t xml:space="preserve"> </w:t>
+      </w:pPr>
+      <w:r>
+        <w:rPr>
+          <w:lang w:val="en-IN"/>
+        </w:rPr>
+        <w:t xml:space="preserve">Coursera: </w:t>
+      </w:r>
+      <w:r>
+        <w:rPr>
+          <w:lang w:val="en-IN"/>
+        </w:rPr>
+        <w:t>Algorithms for Battery Management Systems Specialization</w:t>
+      </w:r>
+      <w:r>
+        <w:rPr>
+          <w:lang w:val="en-IN"/>
+        </w:rPr>
+        <w:t xml:space="preserve">: Oct 2020 </w:t>
       </w:r>
       <w:r>
         <w:rPr>
@@ -2127,11 +2190,119 @@
           <w:lang w:val="en-IN" w:eastAsia="en-IN"/>
         </w:rPr>
         <w:drawing>
-          <wp:inline distT="0" distB="0" distL="0" distR="0" wp14:anchorId="32C32BA7" wp14:editId="046E82BC">
+          <wp:inline distT="0" distB="0" distL="0" distR="0" wp14:anchorId="43CAF323" wp14:editId="635B4CB3">
             <wp:extent cx="114300" cy="114300"/>
             <wp:effectExtent l="0" t="0" r="0" b="0"/>
-            <wp:docPr id="3" name="Picture 3" descr="20100525161651!Icon_External_Link">
+            <wp:docPr id="1835630726" name="Picture 1835630726" descr="20100525161651!Icon_External_Link">
               <a:hlinkClick xmlns:a="http://schemas.openxmlformats.org/drawingml/2006/main" r:id="rId21"/>
+            </wp:docPr>
+            <wp:cNvGraphicFramePr/>
+            <a:graphic xmlns:a="http://schemas.openxmlformats.org/drawingml/2006/main">
+              <a:graphicData uri="http://schemas.openxmlformats.org/drawingml/2006/picture">
+                <pic:pic xmlns:pic="http://schemas.openxmlformats.org/drawingml/2006/picture">
+                  <pic:nvPicPr>
+                    <pic:cNvPr id="1835630726" name="Picture 1835630726" descr="20100525161651!Icon_External_Link">
+                      <a:hlinkClick r:id="rId21"/>
+                    </pic:cNvPr>
+                    <pic:cNvPicPr/>
+                  </pic:nvPicPr>
+                  <pic:blipFill>
+                    <a:blip r:embed="rId13">
+                      <a:extLst>
+                        <a:ext uri="{28A0092B-C50C-407E-A947-70E740481C1C}">
+                          <a14:useLocalDpi xmlns:a14="http://schemas.microsoft.com/office/drawing/2010/main" val="0"/>
+                        </a:ext>
+                      </a:extLst>
+                    </a:blip>
+                    <a:srcRect/>
+                    <a:stretch>
+                      <a:fillRect/>
+                    </a:stretch>
+                  </pic:blipFill>
+                  <pic:spPr bwMode="auto">
+                    <a:xfrm>
+                      <a:off x="0" y="0"/>
+                      <a:ext cx="114300" cy="114300"/>
+                    </a:xfrm>
+                    <a:prstGeom prst="rect">
+                      <a:avLst/>
+                    </a:prstGeom>
+                    <a:noFill/>
+                    <a:ln>
+                      <a:noFill/>
+                    </a:ln>
+                  </pic:spPr>
+                </pic:pic>
+              </a:graphicData>
+            </a:graphic>
+          </wp:inline>
+        </w:drawing>
+      </w:r>
+      <w:r>
+        <w:rPr>
+          <w:lang w:val="en-IN"/>
+        </w:rPr>
+        <w:t xml:space="preserve"> </w:t>
+      </w:r>
+    </w:p>
+    <w:p>
+      <w:pPr>
+        <w:rPr>
+          <w:lang w:val="en-IN"/>
+        </w:rPr>
+      </w:pPr>
+      <w:r>
+        <w:rPr>
+          <w:lang w:val="en-IN"/>
+        </w:rPr>
+        <w:t>5-Course Specialization dealing with batteries, battery management systems</w:t>
+      </w:r>
+      <w:r>
+        <w:rPr>
+          <w:lang w:val="en-IN"/>
+        </w:rPr>
+        <w:t xml:space="preserve"> (BMS)</w:t>
+      </w:r>
+      <w:r>
+        <w:rPr>
+          <w:lang w:val="en-IN"/>
+        </w:rPr>
+        <w:t xml:space="preserve"> and algorithms for </w:t>
+      </w:r>
+      <w:r>
+        <w:rPr>
+          <w:lang w:val="en-IN"/>
+        </w:rPr>
+        <w:t>BMS</w:t>
+      </w:r>
+    </w:p>
+    <w:p>
+      <w:pPr>
+        <w:pStyle w:val="Heading2"/>
+      </w:pPr>
+      <w:r>
+        <w:t>Constant Current Load</w:t>
+      </w:r>
+      <w:r>
+        <w:t xml:space="preserve"> PCB</w:t>
+      </w:r>
+      <w:r>
+        <w:t>: 2018</w:t>
+      </w:r>
+      <w:r>
+        <w:t xml:space="preserve"> </w:t>
+      </w:r>
+      <w:r>
+        <w:rPr>
+          <w:noProof/>
+          <w:lang w:val="en-IN" w:eastAsia="en-IN"/>
+        </w:rPr>
+        <w:drawing>
+          <wp:inline distT="0" distB="0" distL="0" distR="0" wp14:anchorId="334A0F7E" wp14:editId="3B413189">
+            <wp:extent cx="114300" cy="114300"/>
+            <wp:effectExtent l="0" t="0" r="0" b="0"/>
+            <wp:docPr id="5" name="Picture 5" descr="20100525161651!Icon_External_Link">
+              <a:hlinkClick xmlns:a="http://schemas.openxmlformats.org/drawingml/2006/main" r:id="rId22"/>
             </wp:docPr>
             <wp:cNvGraphicFramePr/>
             <a:graphic xmlns:a="http://schemas.openxmlformats.org/drawingml/2006/main">
@@ -2173,102 +2344,63 @@
           </wp:inline>
         </w:drawing>
       </w:r>
+      <w:r>
+        <w:t xml:space="preserve"> </w:t>
+      </w:r>
     </w:p>
     <w:p>
       <w:pPr>
         <w:spacing w:after="80"/>
       </w:pPr>
       <w:r>
-        <w:t>7 weeks residential internship</w:t>
-      </w:r>
-      <w:r>
-        <w:t xml:space="preserve"> at the Embedded and Real-Time Systems Lab advised by </w:t>
-      </w:r>
-      <w:r>
-        <w:rPr>
-          <w:b/>
-          <w:bCs/>
-        </w:rPr>
-        <w:t>Dr Kavi Arya, IIT Bombay</w:t>
-      </w:r>
-      <w:r>
-        <w:t xml:space="preserve"> under the e</w:t>
-      </w:r>
-      <w:r>
-        <w:t>-</w:t>
-      </w:r>
-      <w:r>
-        <w:t xml:space="preserve">Yantra Summer Internship 2017 </w:t>
-      </w:r>
-      <w:r>
-        <w:t>program</w:t>
+        <w:t xml:space="preserve">A </w:t>
+      </w:r>
+      <w:r>
+        <w:t>microcontroller-based</w:t>
+      </w:r>
+      <w:r>
+        <w:t xml:space="preserve"> load which draws a programmable constant value of current to test power sources.</w:t>
       </w:r>
     </w:p>
     <w:p>
       <w:pPr>
-        <w:pStyle w:val="ListParagraph"/>
-        <w:numPr>
-          <w:ilvl w:val="0"/>
-          <w:numId w:val="26"/>
-        </w:numPr>
-      </w:pPr>
-      <w:r>
-        <w:t>Developed algorithms to control groups of robots and make different swarm formations</w:t>
-      </w:r>
-    </w:p>
-    <w:p>
-      <w:pPr>
-        <w:pStyle w:val="ListParagraph"/>
-        <w:numPr>
-          <w:ilvl w:val="0"/>
-          <w:numId w:val="26"/>
-        </w:numPr>
-      </w:pPr>
-      <w:r>
-        <w:t>Developed the embedded-C program for the swarm robots (ATmega-16)</w:t>
-      </w:r>
-    </w:p>
-    <w:p>
-      <w:pPr>
-        <w:pStyle w:val="Heading1"/>
-      </w:pPr>
-      <w:r>
-        <w:t>Projects</w:t>
-      </w:r>
-      <w:r>
-        <w:t>/</w:t>
-      </w:r>
-      <w:r>
-        <w:t>Achievements</w:t>
+        <w:pStyle w:val="Heading2"/>
+      </w:pPr>
+      <w:r>
+        <w:t>e-Yantra Robotics</w:t>
+      </w:r>
+      <w:r>
+        <w:t xml:space="preserve"> C</w:t>
+      </w:r>
+      <w:r>
+        <w:t>ompetition</w:t>
       </w:r>
       <w:r>
         <w:t xml:space="preserve"> </w:t>
       </w:r>
-    </w:p>
-    <w:p>
-      <w:pPr>
-        <w:pStyle w:val="Heading2"/>
+      <w:r>
+        <w:t>IIT Bombay</w:t>
+      </w:r>
+      <w:r>
+        <w:t xml:space="preserve"> 2016</w:t>
+      </w:r>
+      <w:r>
+        <w:t>: 1</w:t>
+      </w:r>
+      <w:r>
         <w:rPr>
-          <w:lang w:val="en-IN"/>
+          <w:vertAlign w:val="superscript"/>
         </w:rPr>
-      </w:pPr>
-      <w:r>
-        <w:rPr>
-          <w:lang w:val="en-IN"/>
-        </w:rPr>
-        <w:t xml:space="preserve">Coursera: </w:t>
-      </w:r>
-      <w:r>
-        <w:rPr>
-          <w:lang w:val="en-IN"/>
-        </w:rPr>
-        <w:t>Algorithms for Battery Management Systems Specialization</w:t>
-      </w:r>
-      <w:r>
-        <w:rPr>
-          <w:lang w:val="en-IN"/>
-        </w:rPr>
-        <w:t xml:space="preserve">: Oct 2020 </w:t>
+        <w:t>st</w:t>
+      </w:r>
+      <w:r>
+        <w:t xml:space="preserve"> Place</w:t>
+      </w:r>
+      <w:r>
+        <w:t xml:space="preserve"> (Out of 167 teams)</w:t>
+      </w:r>
+      <w:r>
+        <w:t xml:space="preserve"> </w:t>
       </w:r>
       <w:r>
         <w:rPr>
@@ -2276,118 +2408,10 @@
           <w:lang w:val="en-IN" w:eastAsia="en-IN"/>
         </w:rPr>
         <w:drawing>
-          <wp:inline distT="0" distB="0" distL="0" distR="0" wp14:anchorId="43CAF323" wp14:editId="635B4CB3">
+          <wp:inline distT="0" distB="0" distL="0" distR="0" wp14:anchorId="3EAF735C" wp14:editId="6BE974AC">
             <wp:extent cx="114300" cy="114300"/>
             <wp:effectExtent l="0" t="0" r="0" b="0"/>
-            <wp:docPr id="1835630726" name="Picture 1835630726" descr="20100525161651!Icon_External_Link">
-              <a:hlinkClick xmlns:a="http://schemas.openxmlformats.org/drawingml/2006/main" r:id="rId22"/>
-            </wp:docPr>
-            <wp:cNvGraphicFramePr/>
-            <a:graphic xmlns:a="http://schemas.openxmlformats.org/drawingml/2006/main">
-              <a:graphicData uri="http://schemas.openxmlformats.org/drawingml/2006/picture">
-                <pic:pic xmlns:pic="http://schemas.openxmlformats.org/drawingml/2006/picture">
-                  <pic:nvPicPr>
-                    <pic:cNvPr id="1835630726" name="Picture 1835630726" descr="20100525161651!Icon_External_Link">
-                      <a:hlinkClick r:id="rId22"/>
-                    </pic:cNvPr>
-                    <pic:cNvPicPr/>
-                  </pic:nvPicPr>
-                  <pic:blipFill>
-                    <a:blip r:embed="rId13">
-                      <a:extLst>
-                        <a:ext uri="{28A0092B-C50C-407E-A947-70E740481C1C}">
-                          <a14:useLocalDpi xmlns:a14="http://schemas.microsoft.com/office/drawing/2010/main" val="0"/>
-                        </a:ext>
-                      </a:extLst>
-                    </a:blip>
-                    <a:srcRect/>
-                    <a:stretch>
-                      <a:fillRect/>
-                    </a:stretch>
-                  </pic:blipFill>
-                  <pic:spPr bwMode="auto">
-                    <a:xfrm>
-                      <a:off x="0" y="0"/>
-                      <a:ext cx="114300" cy="114300"/>
-                    </a:xfrm>
-                    <a:prstGeom prst="rect">
-                      <a:avLst/>
-                    </a:prstGeom>
-                    <a:noFill/>
-                    <a:ln>
-                      <a:noFill/>
-                    </a:ln>
-                  </pic:spPr>
-                </pic:pic>
-              </a:graphicData>
-            </a:graphic>
-          </wp:inline>
-        </w:drawing>
-      </w:r>
-      <w:r>
-        <w:rPr>
-          <w:lang w:val="en-IN"/>
-        </w:rPr>
-        <w:t xml:space="preserve"> </w:t>
-      </w:r>
-    </w:p>
-    <w:p>
-      <w:pPr>
-        <w:rPr>
-          <w:lang w:val="en-IN"/>
-        </w:rPr>
-      </w:pPr>
-      <w:r>
-        <w:rPr>
-          <w:lang w:val="en-IN"/>
-        </w:rPr>
-        <w:t>5-Course Specialization dealing with batteries, battery management systems</w:t>
-      </w:r>
-      <w:r>
-        <w:rPr>
-          <w:lang w:val="en-IN"/>
-        </w:rPr>
-        <w:t xml:space="preserve"> (BMS)</w:t>
-      </w:r>
-      <w:r>
-        <w:rPr>
-          <w:lang w:val="en-IN"/>
-        </w:rPr>
-        <w:t xml:space="preserve"> and algorithms for </w:t>
-      </w:r>
-      <w:r>
-        <w:rPr>
-          <w:lang w:val="en-IN"/>
-        </w:rPr>
-        <w:t>BMS</w:t>
-      </w:r>
-    </w:p>
-    <w:p>
-      <w:pPr>
-        <w:pStyle w:val="Heading2"/>
-      </w:pPr>
-      <w:r>
-        <w:t>Constant Current Load</w:t>
-      </w:r>
-      <w:r>
-        <w:t xml:space="preserve"> PCB</w:t>
-      </w:r>
-      <w:r>
-        <w:t>: 2018</w:t>
-      </w:r>
-      <w:r>
-        <w:t xml:space="preserve"> </w:t>
-      </w:r>
-      <w:r>
-        <w:rPr>
-          <w:noProof/>
-          <w:lang w:val="en-IN" w:eastAsia="en-IN"/>
-        </w:rPr>
-        <w:drawing>
-          <wp:inline distT="0" distB="0" distL="0" distR="0" wp14:anchorId="334A0F7E" wp14:editId="3B413189">
-            <wp:extent cx="114300" cy="114300"/>
-            <wp:effectExtent l="0" t="0" r="0" b="0"/>
-            <wp:docPr id="5" name="Picture 5" descr="20100525161651!Icon_External_Link">
+            <wp:docPr id="4" name="Picture 4" descr="20100525161651!Icon_External_Link">
               <a:hlinkClick xmlns:a="http://schemas.openxmlformats.org/drawingml/2006/main" r:id="rId23"/>
             </wp:docPr>
             <wp:cNvGraphicFramePr/>
@@ -2430,116 +2454,6 @@
           </wp:inline>
         </w:drawing>
       </w:r>
-      <w:r>
-        <w:t xml:space="preserve"> </w:t>
-      </w:r>
-    </w:p>
-    <w:p>
-      <w:pPr>
-        <w:spacing w:after="80"/>
-      </w:pPr>
-      <w:r>
-        <w:t xml:space="preserve">A </w:t>
-      </w:r>
-      <w:r>
-        <w:t>microcontroller-based</w:t>
-      </w:r>
-      <w:r>
-        <w:t xml:space="preserve"> load which draws a programmable constant value of current to test power sources. This gave me an end-to-end system development experience</w:t>
-      </w:r>
-    </w:p>
-    <w:p>
-      <w:pPr>
-        <w:pStyle w:val="Heading2"/>
-      </w:pPr>
-      <w:r>
-        <w:t>e-Yantra Robotics</w:t>
-      </w:r>
-      <w:r>
-        <w:t xml:space="preserve"> C</w:t>
-      </w:r>
-      <w:r>
-        <w:t>ompetition</w:t>
-      </w:r>
-      <w:r>
-        <w:t xml:space="preserve"> </w:t>
-      </w:r>
-      <w:r>
-        <w:t>IIT Bombay</w:t>
-      </w:r>
-      <w:r>
-        <w:t xml:space="preserve"> 2016</w:t>
-      </w:r>
-      <w:r>
-        <w:t>: 1</w:t>
-      </w:r>
-      <w:r>
-        <w:rPr>
-          <w:vertAlign w:val="superscript"/>
-        </w:rPr>
-        <w:t>st</w:t>
-      </w:r>
-      <w:r>
-        <w:t xml:space="preserve"> Place</w:t>
-      </w:r>
-      <w:r>
-        <w:t xml:space="preserve"> (Out of 167 teams)</w:t>
-      </w:r>
-      <w:r>
-        <w:t xml:space="preserve"> </w:t>
-      </w:r>
-      <w:r>
-        <w:rPr>
-          <w:noProof/>
-          <w:lang w:val="en-IN" w:eastAsia="en-IN"/>
-        </w:rPr>
-        <w:drawing>
-          <wp:inline distT="0" distB="0" distL="0" distR="0" wp14:anchorId="3EAF735C" wp14:editId="6BE974AC">
-            <wp:extent cx="114300" cy="114300"/>
-            <wp:effectExtent l="0" t="0" r="0" b="0"/>
-            <wp:docPr id="4" name="Picture 4" descr="20100525161651!Icon_External_Link">
-              <a:hlinkClick xmlns:a="http://schemas.openxmlformats.org/drawingml/2006/main" r:id="rId24"/>
-            </wp:docPr>
-            <wp:cNvGraphicFramePr/>
-            <a:graphic xmlns:a="http://schemas.openxmlformats.org/drawingml/2006/main">
-              <a:graphicData uri="http://schemas.openxmlformats.org/drawingml/2006/picture">
-                <pic:pic xmlns:pic="http://schemas.openxmlformats.org/drawingml/2006/picture">
-                  <pic:nvPicPr>
-                    <pic:cNvPr id="1" name="Picture 1" descr="20100525161651!Icon_External_Link"/>
-                    <pic:cNvPicPr/>
-                  </pic:nvPicPr>
-                  <pic:blipFill>
-                    <a:blip r:embed="rId13">
-                      <a:extLst>
-                        <a:ext uri="{28A0092B-C50C-407E-A947-70E740481C1C}">
-                          <a14:useLocalDpi xmlns:a14="http://schemas.microsoft.com/office/drawing/2010/main" val="0"/>
-                        </a:ext>
-                      </a:extLst>
-                    </a:blip>
-                    <a:srcRect/>
-                    <a:stretch>
-                      <a:fillRect/>
-                    </a:stretch>
-                  </pic:blipFill>
-                  <pic:spPr bwMode="auto">
-                    <a:xfrm>
-                      <a:off x="0" y="0"/>
-                      <a:ext cx="114300" cy="114300"/>
-                    </a:xfrm>
-                    <a:prstGeom prst="rect">
-                      <a:avLst/>
-                    </a:prstGeom>
-                    <a:noFill/>
-                    <a:ln>
-                      <a:noFill/>
-                    </a:ln>
-                  </pic:spPr>
-                </pic:pic>
-              </a:graphicData>
-            </a:graphic>
-          </wp:inline>
-        </w:drawing>
-      </w:r>
     </w:p>
     <w:p>
       <w:r>
@@ -2605,25 +2519,6 @@
             </w:r>
             <w:r>
               <w:t>development</w:t>
-            </w:r>
-          </w:p>
-          <w:p>
-            <w:pPr>
-              <w:pStyle w:val="ListParagraph"/>
-              <w:numPr>
-                <w:ilvl w:val="0"/>
-                <w:numId w:val="20"/>
-              </w:numPr>
-              <w:ind w:left="176" w:hanging="284"/>
-            </w:pPr>
-            <w:r>
-              <w:t xml:space="preserve">Prototype to </w:t>
-            </w:r>
-            <w:r>
-              <w:t>m</w:t>
-            </w:r>
-            <w:r>
-              <w:t>inimum viable product</w:t>
             </w:r>
           </w:p>
           <w:p>
@@ -2696,19 +2591,6 @@
             </w:r>
             <w:r>
               <w:t xml:space="preserve"> (AVR, STM32)</w:t>
-            </w:r>
-          </w:p>
-          <w:p>
-            <w:pPr>
-              <w:pStyle w:val="ListParagraph"/>
-              <w:numPr>
-                <w:ilvl w:val="0"/>
-                <w:numId w:val="20"/>
-              </w:numPr>
-              <w:ind w:left="176" w:hanging="284"/>
-            </w:pPr>
-            <w:r>
-              <w:t>Peripherals such as SD Card, RTC, Displays</w:t>
             </w:r>
           </w:p>
           <w:p>
@@ -2799,38 +2681,6 @@
             </w:r>
             <w:r>
               <w:t>)</w:t>
-            </w:r>
-          </w:p>
-          <w:p>
-            <w:pPr>
-              <w:pStyle w:val="ListParagraph"/>
-              <w:numPr>
-                <w:ilvl w:val="0"/>
-                <w:numId w:val="20"/>
-              </w:numPr>
-              <w:ind w:left="177" w:hanging="177"/>
-            </w:pPr>
-            <w:r>
-              <w:t>Lab equipment (Oscilloscopes, Electronic Loads, DMMs)</w:t>
-            </w:r>
-          </w:p>
-          <w:p>
-            <w:pPr>
-              <w:pStyle w:val="ListParagraph"/>
-              <w:numPr>
-                <w:ilvl w:val="0"/>
-                <w:numId w:val="20"/>
-              </w:numPr>
-              <w:ind w:left="177" w:hanging="177"/>
-            </w:pPr>
-            <w:r>
-              <w:t>Electrical systems development</w:t>
-            </w:r>
-            <w:r>
-              <w:t xml:space="preserve"> and t</w:t>
-            </w:r>
-            <w:r>
-              <w:t>roubleshooting</w:t>
             </w:r>
           </w:p>
           <w:p>
@@ -3057,44 +2907,6 @@
         <w:pStyle w:val="Heading1"/>
       </w:pPr>
       <w:r>
-        <w:t>Co-curricular activities</w:t>
-      </w:r>
-    </w:p>
-    <w:p>
-      <w:pPr>
-        <w:pStyle w:val="ListParagraph"/>
-        <w:numPr>
-          <w:ilvl w:val="0"/>
-          <w:numId w:val="26"/>
-        </w:numPr>
-      </w:pPr>
-      <w:r>
-        <w:t>Conducted electronics troubleshooting competition for 75 students</w:t>
-      </w:r>
-    </w:p>
-    <w:p>
-      <w:pPr>
-        <w:pStyle w:val="ListParagraph"/>
-        <w:numPr>
-          <w:ilvl w:val="0"/>
-          <w:numId w:val="26"/>
-        </w:numPr>
-      </w:pPr>
-      <w:r>
-        <w:t xml:space="preserve">Conducted multiple hands-on </w:t>
-      </w:r>
-      <w:r>
-        <w:t>workshops</w:t>
-      </w:r>
-      <w:r>
-        <w:t xml:space="preserve"> on PCB design, microcontrollers and embedded-C programming</w:t>
-      </w:r>
-    </w:p>
-    <w:p>
-      <w:pPr>
-        <w:pStyle w:val="Heading1"/>
-      </w:pPr>
-      <w:r>
         <w:t>Other Interests</w:t>
       </w:r>
     </w:p>
@@ -3180,7 +2992,7 @@
     </w:tbl>
     <w:p/>
     <w:sectPr>
-      <w:footerReference w:type="default" r:id="rId25"/>
+      <w:footerReference w:type="default" r:id="rId24"/>
       <w:pgSz w:w="11907" w:h="16839" w:code="9"/>
       <w:pgMar w:top="720" w:right="720" w:bottom="720" w:left="720" w:header="720" w:footer="720" w:gutter="0"/>
       <w:cols w:space="720"/>
@@ -5109,6 +4921,119 @@
     </w:lvl>
   </w:abstractNum>
   <w:abstractNum w:abstractNumId="16" w15:restartNumberingAfterBreak="0">
+    <w:nsid w:val="61194492"/>
+    <w:multiLevelType w:val="hybridMultilevel"/>
+    <w:tmpl w:val="BF162468"/>
+    <w:lvl w:ilvl="0" w:tplc="40090001">
+      <w:start w:val="1"/>
+      <w:numFmt w:val="bullet"/>
+      <w:lvlText w:val=""/>
+      <w:lvlJc w:val="left"/>
+      <w:pPr>
+        <w:ind w:left="720" w:hanging="360"/>
+      </w:pPr>
+      <w:rPr>
+        <w:rFonts w:ascii="Symbol" w:hAnsi="Symbol" w:hint="default"/>
+      </w:rPr>
+    </w:lvl>
+    <w:lvl w:ilvl="1" w:tplc="40090003" w:tentative="1">
+      <w:start w:val="1"/>
+      <w:numFmt w:val="bullet"/>
+      <w:lvlText w:val="o"/>
+      <w:lvlJc w:val="left"/>
+      <w:pPr>
+        <w:ind w:left="1440" w:hanging="360"/>
+      </w:pPr>
+      <w:rPr>
+        <w:rFonts w:ascii="Courier New" w:hAnsi="Courier New" w:cs="Courier New" w:hint="default"/>
+      </w:rPr>
+    </w:lvl>
+    <w:lvl w:ilvl="2" w:tplc="40090005" w:tentative="1">
+      <w:start w:val="1"/>
+      <w:numFmt w:val="bullet"/>
+      <w:lvlText w:val=""/>
+      <w:lvlJc w:val="left"/>
+      <w:pPr>
+        <w:ind w:left="2160" w:hanging="360"/>
+      </w:pPr>
+      <w:rPr>
+        <w:rFonts w:ascii="Wingdings" w:hAnsi="Wingdings" w:hint="default"/>
+      </w:rPr>
+    </w:lvl>
+    <w:lvl w:ilvl="3" w:tplc="40090001" w:tentative="1">
+      <w:start w:val="1"/>
+      <w:numFmt w:val="bullet"/>
+      <w:lvlText w:val=""/>
+      <w:lvlJc w:val="left"/>
+      <w:pPr>
+        <w:ind w:left="2880" w:hanging="360"/>
+      </w:pPr>
+      <w:rPr>
+        <w:rFonts w:ascii="Symbol" w:hAnsi="Symbol" w:hint="default"/>
+      </w:rPr>
+    </w:lvl>
+    <w:lvl w:ilvl="4" w:tplc="40090003" w:tentative="1">
+      <w:start w:val="1"/>
+      <w:numFmt w:val="bullet"/>
+      <w:lvlText w:val="o"/>
+      <w:lvlJc w:val="left"/>
+      <w:pPr>
+        <w:ind w:left="3600" w:hanging="360"/>
+      </w:pPr>
+      <w:rPr>
+        <w:rFonts w:ascii="Courier New" w:hAnsi="Courier New" w:cs="Courier New" w:hint="default"/>
+      </w:rPr>
+    </w:lvl>
+    <w:lvl w:ilvl="5" w:tplc="40090005" w:tentative="1">
+      <w:start w:val="1"/>
+      <w:numFmt w:val="bullet"/>
+      <w:lvlText w:val=""/>
+      <w:lvlJc w:val="left"/>
+      <w:pPr>
+        <w:ind w:left="4320" w:hanging="360"/>
+      </w:pPr>
+      <w:rPr>
+        <w:rFonts w:ascii="Wingdings" w:hAnsi="Wingdings" w:hint="default"/>
+      </w:rPr>
+    </w:lvl>
+    <w:lvl w:ilvl="6" w:tplc="40090001" w:tentative="1">
+      <w:start w:val="1"/>
+      <w:numFmt w:val="bullet"/>
+      <w:lvlText w:val=""/>
+      <w:lvlJc w:val="left"/>
+      <w:pPr>
+        <w:ind w:left="5040" w:hanging="360"/>
+      </w:pPr>
+      <w:rPr>
+        <w:rFonts w:ascii="Symbol" w:hAnsi="Symbol" w:hint="default"/>
+      </w:rPr>
+    </w:lvl>
+    <w:lvl w:ilvl="7" w:tplc="40090003" w:tentative="1">
+      <w:start w:val="1"/>
+      <w:numFmt w:val="bullet"/>
+      <w:lvlText w:val="o"/>
+      <w:lvlJc w:val="left"/>
+      <w:pPr>
+        <w:ind w:left="5760" w:hanging="360"/>
+      </w:pPr>
+      <w:rPr>
+        <w:rFonts w:ascii="Courier New" w:hAnsi="Courier New" w:cs="Courier New" w:hint="default"/>
+      </w:rPr>
+    </w:lvl>
+    <w:lvl w:ilvl="8" w:tplc="40090005" w:tentative="1">
+      <w:start w:val="1"/>
+      <w:numFmt w:val="bullet"/>
+      <w:lvlText w:val=""/>
+      <w:lvlJc w:val="left"/>
+      <w:pPr>
+        <w:ind w:left="6480" w:hanging="360"/>
+      </w:pPr>
+      <w:rPr>
+        <w:rFonts w:ascii="Wingdings" w:hAnsi="Wingdings" w:hint="default"/>
+      </w:rPr>
+    </w:lvl>
+  </w:abstractNum>
+  <w:abstractNum w:abstractNumId="17" w15:restartNumberingAfterBreak="0">
     <w:nsid w:val="627B64A3"/>
     <w:multiLevelType w:val="hybridMultilevel"/>
     <w:tmpl w:val="F8AEB832"/>
@@ -5221,7 +5146,7 @@
       </w:rPr>
     </w:lvl>
   </w:abstractNum>
-  <w:abstractNum w:abstractNumId="17" w15:restartNumberingAfterBreak="0">
+  <w:abstractNum w:abstractNumId="18" w15:restartNumberingAfterBreak="0">
     <w:nsid w:val="63FB65C2"/>
     <w:multiLevelType w:val="hybridMultilevel"/>
     <w:tmpl w:val="1F6A751E"/>
@@ -5334,7 +5259,7 @@
       </w:rPr>
     </w:lvl>
   </w:abstractNum>
-  <w:abstractNum w:abstractNumId="18" w15:restartNumberingAfterBreak="0">
+  <w:abstractNum w:abstractNumId="19" w15:restartNumberingAfterBreak="0">
     <w:nsid w:val="68E84D18"/>
     <w:multiLevelType w:val="hybridMultilevel"/>
     <w:tmpl w:val="8F808D78"/>
@@ -5447,7 +5372,7 @@
       </w:rPr>
     </w:lvl>
   </w:abstractNum>
-  <w:abstractNum w:abstractNumId="19" w15:restartNumberingAfterBreak="0">
+  <w:abstractNum w:abstractNumId="20" w15:restartNumberingAfterBreak="0">
     <w:nsid w:val="6C4D23BF"/>
     <w:multiLevelType w:val="hybridMultilevel"/>
     <w:tmpl w:val="249AAD5A"/>
@@ -5560,7 +5485,7 @@
       </w:rPr>
     </w:lvl>
   </w:abstractNum>
-  <w:abstractNum w:abstractNumId="20" w15:restartNumberingAfterBreak="0">
+  <w:abstractNum w:abstractNumId="21" w15:restartNumberingAfterBreak="0">
     <w:nsid w:val="6E266F20"/>
     <w:multiLevelType w:val="hybridMultilevel"/>
     <w:tmpl w:val="0158D37C"/>
@@ -5673,7 +5598,7 @@
       </w:rPr>
     </w:lvl>
   </w:abstractNum>
-  <w:abstractNum w:abstractNumId="21" w15:restartNumberingAfterBreak="0">
+  <w:abstractNum w:abstractNumId="22" w15:restartNumberingAfterBreak="0">
     <w:nsid w:val="6E5F09BD"/>
     <w:multiLevelType w:val="hybridMultilevel"/>
     <w:tmpl w:val="5A607028"/>
@@ -5786,7 +5711,7 @@
       </w:rPr>
     </w:lvl>
   </w:abstractNum>
-  <w:abstractNum w:abstractNumId="22" w15:restartNumberingAfterBreak="0">
+  <w:abstractNum w:abstractNumId="23" w15:restartNumberingAfterBreak="0">
     <w:nsid w:val="6EA57DD5"/>
     <w:multiLevelType w:val="hybridMultilevel"/>
     <w:tmpl w:val="4EFC8A16"/>
@@ -5899,7 +5824,7 @@
       </w:rPr>
     </w:lvl>
   </w:abstractNum>
-  <w:abstractNum w:abstractNumId="23" w15:restartNumberingAfterBreak="0">
+  <w:abstractNum w:abstractNumId="24" w15:restartNumberingAfterBreak="0">
     <w:nsid w:val="767409B7"/>
     <w:multiLevelType w:val="hybridMultilevel"/>
     <w:tmpl w:val="A9361438"/>
@@ -6012,7 +5937,7 @@
       </w:rPr>
     </w:lvl>
   </w:abstractNum>
-  <w:abstractNum w:abstractNumId="24" w15:restartNumberingAfterBreak="0">
+  <w:abstractNum w:abstractNumId="25" w15:restartNumberingAfterBreak="0">
     <w:nsid w:val="768B09F2"/>
     <w:multiLevelType w:val="hybridMultilevel"/>
     <w:tmpl w:val="5932438E"/>
@@ -6125,7 +6050,120 @@
       </w:rPr>
     </w:lvl>
   </w:abstractNum>
-  <w:abstractNum w:abstractNumId="25" w15:restartNumberingAfterBreak="0">
+  <w:abstractNum w:abstractNumId="26" w15:restartNumberingAfterBreak="0">
+    <w:nsid w:val="778219BF"/>
+    <w:multiLevelType w:val="hybridMultilevel"/>
+    <w:tmpl w:val="DFEC08BC"/>
+    <w:lvl w:ilvl="0" w:tplc="40090001">
+      <w:start w:val="1"/>
+      <w:numFmt w:val="bullet"/>
+      <w:lvlText w:val=""/>
+      <w:lvlJc w:val="left"/>
+      <w:pPr>
+        <w:ind w:left="720" w:hanging="360"/>
+      </w:pPr>
+      <w:rPr>
+        <w:rFonts w:ascii="Symbol" w:hAnsi="Symbol" w:hint="default"/>
+      </w:rPr>
+    </w:lvl>
+    <w:lvl w:ilvl="1" w:tplc="40090003" w:tentative="1">
+      <w:start w:val="1"/>
+      <w:numFmt w:val="bullet"/>
+      <w:lvlText w:val="o"/>
+      <w:lvlJc w:val="left"/>
+      <w:pPr>
+        <w:ind w:left="1440" w:hanging="360"/>
+      </w:pPr>
+      <w:rPr>
+        <w:rFonts w:ascii="Courier New" w:hAnsi="Courier New" w:cs="Courier New" w:hint="default"/>
+      </w:rPr>
+    </w:lvl>
+    <w:lvl w:ilvl="2" w:tplc="40090005" w:tentative="1">
+      <w:start w:val="1"/>
+      <w:numFmt w:val="bullet"/>
+      <w:lvlText w:val=""/>
+      <w:lvlJc w:val="left"/>
+      <w:pPr>
+        <w:ind w:left="2160" w:hanging="360"/>
+      </w:pPr>
+      <w:rPr>
+        <w:rFonts w:ascii="Wingdings" w:hAnsi="Wingdings" w:hint="default"/>
+      </w:rPr>
+    </w:lvl>
+    <w:lvl w:ilvl="3" w:tplc="40090001" w:tentative="1">
+      <w:start w:val="1"/>
+      <w:numFmt w:val="bullet"/>
+      <w:lvlText w:val=""/>
+      <w:lvlJc w:val="left"/>
+      <w:pPr>
+        <w:ind w:left="2880" w:hanging="360"/>
+      </w:pPr>
+      <w:rPr>
+        <w:rFonts w:ascii="Symbol" w:hAnsi="Symbol" w:hint="default"/>
+      </w:rPr>
+    </w:lvl>
+    <w:lvl w:ilvl="4" w:tplc="40090003" w:tentative="1">
+      <w:start w:val="1"/>
+      <w:numFmt w:val="bullet"/>
+      <w:lvlText w:val="o"/>
+      <w:lvlJc w:val="left"/>
+      <w:pPr>
+        <w:ind w:left="3600" w:hanging="360"/>
+      </w:pPr>
+      <w:rPr>
+        <w:rFonts w:ascii="Courier New" w:hAnsi="Courier New" w:cs="Courier New" w:hint="default"/>
+      </w:rPr>
+    </w:lvl>
+    <w:lvl w:ilvl="5" w:tplc="40090005" w:tentative="1">
+      <w:start w:val="1"/>
+      <w:numFmt w:val="bullet"/>
+      <w:lvlText w:val=""/>
+      <w:lvlJc w:val="left"/>
+      <w:pPr>
+        <w:ind w:left="4320" w:hanging="360"/>
+      </w:pPr>
+      <w:rPr>
+        <w:rFonts w:ascii="Wingdings" w:hAnsi="Wingdings" w:hint="default"/>
+      </w:rPr>
+    </w:lvl>
+    <w:lvl w:ilvl="6" w:tplc="40090001" w:tentative="1">
+      <w:start w:val="1"/>
+      <w:numFmt w:val="bullet"/>
+      <w:lvlText w:val=""/>
+      <w:lvlJc w:val="left"/>
+      <w:pPr>
+        <w:ind w:left="5040" w:hanging="360"/>
+      </w:pPr>
+      <w:rPr>
+        <w:rFonts w:ascii="Symbol" w:hAnsi="Symbol" w:hint="default"/>
+      </w:rPr>
+    </w:lvl>
+    <w:lvl w:ilvl="7" w:tplc="40090003" w:tentative="1">
+      <w:start w:val="1"/>
+      <w:numFmt w:val="bullet"/>
+      <w:lvlText w:val="o"/>
+      <w:lvlJc w:val="left"/>
+      <w:pPr>
+        <w:ind w:left="5760" w:hanging="360"/>
+      </w:pPr>
+      <w:rPr>
+        <w:rFonts w:ascii="Courier New" w:hAnsi="Courier New" w:cs="Courier New" w:hint="default"/>
+      </w:rPr>
+    </w:lvl>
+    <w:lvl w:ilvl="8" w:tplc="40090005" w:tentative="1">
+      <w:start w:val="1"/>
+      <w:numFmt w:val="bullet"/>
+      <w:lvlText w:val=""/>
+      <w:lvlJc w:val="left"/>
+      <w:pPr>
+        <w:ind w:left="6480" w:hanging="360"/>
+      </w:pPr>
+      <w:rPr>
+        <w:rFonts w:ascii="Wingdings" w:hAnsi="Wingdings" w:hint="default"/>
+      </w:rPr>
+    </w:lvl>
+  </w:abstractNum>
+  <w:abstractNum w:abstractNumId="27" w15:restartNumberingAfterBreak="0">
     <w:nsid w:val="79296DDF"/>
     <w:multiLevelType w:val="hybridMultilevel"/>
     <w:tmpl w:val="AE381664"/>
@@ -6238,7 +6276,7 @@
       </w:rPr>
     </w:lvl>
   </w:abstractNum>
-  <w:abstractNum w:abstractNumId="26" w15:restartNumberingAfterBreak="0">
+  <w:abstractNum w:abstractNumId="28" w15:restartNumberingAfterBreak="0">
     <w:nsid w:val="79E762D3"/>
     <w:multiLevelType w:val="hybridMultilevel"/>
     <w:tmpl w:val="003AF7AA"/>
@@ -6328,7 +6366,7 @@
     </w:lvl>
   </w:abstractNum>
   <w:num w:numId="1" w16cid:durableId="1004016865">
-    <w:abstractNumId w:val="19"/>
+    <w:abstractNumId w:val="20"/>
   </w:num>
   <w:num w:numId="2" w16cid:durableId="94985921">
     <w:abstractNumId w:val="0"/>
@@ -6337,25 +6375,25 @@
     <w:abstractNumId w:val="4"/>
   </w:num>
   <w:num w:numId="4" w16cid:durableId="1040276269">
-    <w:abstractNumId w:val="16"/>
+    <w:abstractNumId w:val="17"/>
   </w:num>
   <w:num w:numId="5" w16cid:durableId="751974139">
     <w:abstractNumId w:val="13"/>
   </w:num>
   <w:num w:numId="6" w16cid:durableId="151801860">
-    <w:abstractNumId w:val="20"/>
+    <w:abstractNumId w:val="21"/>
   </w:num>
   <w:num w:numId="7" w16cid:durableId="1372412322">
-    <w:abstractNumId w:val="23"/>
+    <w:abstractNumId w:val="24"/>
   </w:num>
   <w:num w:numId="8" w16cid:durableId="2072996584">
-    <w:abstractNumId w:val="17"/>
+    <w:abstractNumId w:val="18"/>
   </w:num>
   <w:num w:numId="9" w16cid:durableId="1999386336">
     <w:abstractNumId w:val="8"/>
   </w:num>
   <w:num w:numId="10" w16cid:durableId="720324519">
-    <w:abstractNumId w:val="18"/>
+    <w:abstractNumId w:val="19"/>
   </w:num>
   <w:num w:numId="11" w16cid:durableId="1974627713">
     <w:abstractNumId w:val="1"/>
@@ -6364,7 +6402,7 @@
     <w:abstractNumId w:val="11"/>
   </w:num>
   <w:num w:numId="13" w16cid:durableId="1997149431">
-    <w:abstractNumId w:val="24"/>
+    <w:abstractNumId w:val="25"/>
   </w:num>
   <w:num w:numId="14" w16cid:durableId="1267157448">
     <w:abstractNumId w:val="15"/>
@@ -6376,10 +6414,10 @@
     <w:abstractNumId w:val="5"/>
   </w:num>
   <w:num w:numId="17" w16cid:durableId="519928164">
-    <w:abstractNumId w:val="25"/>
+    <w:abstractNumId w:val="27"/>
   </w:num>
   <w:num w:numId="18" w16cid:durableId="646326008">
-    <w:abstractNumId w:val="21"/>
+    <w:abstractNumId w:val="22"/>
   </w:num>
   <w:num w:numId="19" w16cid:durableId="1872378560">
     <w:abstractNumId w:val="3"/>
@@ -6397,7 +6435,7 @@
     <w:abstractNumId w:val="12"/>
   </w:num>
   <w:num w:numId="24" w16cid:durableId="53042605">
-    <w:abstractNumId w:val="26"/>
+    <w:abstractNumId w:val="28"/>
   </w:num>
   <w:num w:numId="25" w16cid:durableId="1021471270">
     <w:abstractNumId w:val="2"/>
@@ -6406,7 +6444,13 @@
     <w:abstractNumId w:val="10"/>
   </w:num>
   <w:num w:numId="27" w16cid:durableId="1622372075">
-    <w:abstractNumId w:val="22"/>
+    <w:abstractNumId w:val="23"/>
+  </w:num>
+  <w:num w:numId="28" w16cid:durableId="2044476288">
+    <w:abstractNumId w:val="16"/>
+  </w:num>
+  <w:num w:numId="29" w16cid:durableId="1673490312">
+    <w:abstractNumId w:val="26"/>
   </w:num>
 </w:numbering>
 </file>
@@ -6884,7 +6928,6 @@
   <w:style w:type="character" w:default="1" w:styleId="DefaultParagraphFont">
     <w:name w:val="Default Paragraph Font"/>
     <w:uiPriority w:val="1"/>
-    <w:semiHidden/>
     <w:unhideWhenUsed/>
   </w:style>
   <w:style w:type="table" w:default="1" w:styleId="TableNormal">

--- a/Chirag_Resume/Chirag_Resume.docx
+++ b/Chirag_Resume/Chirag_Resume.docx
@@ -303,19 +303,44 @@
       <w:r>
         <w:t xml:space="preserve">Electronics engineer with a track record of building and delivering technology from the ground up. </w:t>
       </w:r>
-      <w:r>
-        <w:br/>
+    </w:p>
+    <w:p>
+      <w:pPr>
+        <w:spacing w:after="80"/>
+      </w:pPr>
+      <w:r>
         <w:t xml:space="preserve">Developed </w:t>
       </w:r>
       <w:r>
-        <w:t>India's first patented Drone-in-a-Box solution, led the development of a 720 kWh BESS project, and owned full-stack electronics development across multiple deep-tech startups. Currently developing drone electronics at Aereo.</w:t>
-      </w:r>
-      <w:r>
-        <w:br/>
-        <w:t>Co-inventor on 6 patents filed at Log9 Materials across fuel c</w:t>
-      </w:r>
-      <w:r>
-        <w:t>ell management, power management, and system design. Named inventor on the SkyDock patent, granted across the US, European Patent Office, Australia, Denmark, and Finland (US-11772819-B2).</w:t>
+        <w:t xml:space="preserve">India's first patented Drone-in-a-Box solution, led the development of a </w:t>
+      </w:r>
+      <w:r>
+        <w:t>720-kWh</w:t>
+      </w:r>
+      <w:r>
+        <w:t xml:space="preserve"> BESS project, and owned full-stack electronics development across multiple deep-tech startups. Currently developing </w:t>
+      </w:r>
+      <w:r>
+        <w:t xml:space="preserve">UAV avionics </w:t>
+      </w:r>
+      <w:r>
+        <w:t>at Aereo.</w:t>
+      </w:r>
+    </w:p>
+    <w:p>
+      <w:pPr>
+        <w:spacing w:after="80"/>
+      </w:pPr>
+      <w:r>
+        <w:t xml:space="preserve">Co-inventor on 6 patents filed at Log9 Materials across fuel cell management, power management, and system design. Named inventor on the </w:t>
+      </w:r>
+      <w:proofErr w:type="spellStart"/>
+      <w:r>
+        <w:t>SkyDock</w:t>
+      </w:r>
+      <w:proofErr w:type="spellEnd"/>
+      <w:r>
+        <w:t xml:space="preserve"> patent, granted across the US, European Patent Office, Australia, Denmark, and Finland (US-11772819-B2).</w:t>
       </w:r>
     </w:p>
     <w:p>
@@ -400,7 +425,21 @@
           <w:b/>
           <w:bCs/>
         </w:rPr>
-        <w:t xml:space="preserve"> where I have collated all my work.</w:t>
+        <w:t xml:space="preserve"> </w:t>
+      </w:r>
+      <w:r>
+        <w:rPr>
+          <w:b/>
+          <w:bCs/>
+        </w:rPr>
+        <w:t>for my portfolio</w:t>
+      </w:r>
+      <w:r>
+        <w:rPr>
+          <w:b/>
+          <w:bCs/>
+        </w:rPr>
+        <w:t>.</w:t>
       </w:r>
     </w:p>
     <w:p>
@@ -438,6 +477,67 @@
       </w:r>
       <w:r>
         <w:t>)</w:t>
+      </w:r>
+      <w:r>
+        <w:rPr>
+          <w:noProof/>
+          <w:lang w:val="en-IN" w:eastAsia="en-IN"/>
+        </w:rPr>
+        <w:t xml:space="preserve"> </w:t>
+      </w:r>
+      <w:r>
+        <w:rPr>
+          <w:noProof/>
+          <w:lang w:val="en-IN" w:eastAsia="en-IN"/>
+        </w:rPr>
+        <w:drawing>
+          <wp:inline distT="0" distB="0" distL="0" distR="0" wp14:anchorId="2291344F" wp14:editId="5BB11BBC">
+            <wp:extent cx="114300" cy="114300"/>
+            <wp:effectExtent l="0" t="0" r="0" b="0"/>
+            <wp:docPr id="1765236016" name="Picture 1765236016" descr="20100525161651!Icon_External_Link">
+              <a:hlinkClick xmlns:a="http://schemas.openxmlformats.org/drawingml/2006/main" r:id="rId17"/>
+            </wp:docPr>
+            <wp:cNvGraphicFramePr/>
+            <a:graphic xmlns:a="http://schemas.openxmlformats.org/drawingml/2006/main">
+              <a:graphicData uri="http://schemas.openxmlformats.org/drawingml/2006/picture">
+                <pic:pic xmlns:pic="http://schemas.openxmlformats.org/drawingml/2006/picture">
+                  <pic:nvPicPr>
+                    <pic:cNvPr id="1765236016" name="Picture 1765236016" descr="20100525161651!Icon_External_Link">
+                      <a:hlinkClick r:id="rId17"/>
+                    </pic:cNvPr>
+                    <pic:cNvPicPr/>
+                  </pic:nvPicPr>
+                  <pic:blipFill>
+                    <a:blip r:embed="rId13">
+                      <a:extLst>
+                        <a:ext uri="{28A0092B-C50C-407E-A947-70E740481C1C}">
+                          <a14:useLocalDpi xmlns:a14="http://schemas.microsoft.com/office/drawing/2010/main" val="0"/>
+                        </a:ext>
+                      </a:extLst>
+                    </a:blip>
+                    <a:srcRect/>
+                    <a:stretch>
+                      <a:fillRect/>
+                    </a:stretch>
+                  </pic:blipFill>
+                  <pic:spPr bwMode="auto">
+                    <a:xfrm>
+                      <a:off x="0" y="0"/>
+                      <a:ext cx="114300" cy="114300"/>
+                    </a:xfrm>
+                    <a:prstGeom prst="rect">
+                      <a:avLst/>
+                    </a:prstGeom>
+                    <a:noFill/>
+                    <a:ln>
+                      <a:noFill/>
+                    </a:ln>
+                  </pic:spPr>
+                </pic:pic>
+              </a:graphicData>
+            </a:graphic>
+          </wp:inline>
+        </w:drawing>
       </w:r>
     </w:p>
     <w:p>
@@ -449,28 +549,19 @@
         </w:numPr>
       </w:pPr>
       <w:r>
-        <w:t>Drove development of DC-DC converters, battery management systems</w:t>
+        <w:t xml:space="preserve">Owned full-cycle </w:t>
+      </w:r>
+      <w:r>
+        <w:t>development of battery management systems (BMS),</w:t>
       </w:r>
       <w:r>
         <w:t xml:space="preserve"> </w:t>
       </w:r>
       <w:r>
-        <w:t>(BMS)</w:t>
-      </w:r>
-      <w:r>
-        <w:t>,</w:t>
-      </w:r>
-      <w:r>
-        <w:t xml:space="preserve"> </w:t>
-      </w:r>
-      <w:r>
-        <w:t>power distribution boards</w:t>
-      </w:r>
-      <w:r>
-        <w:t xml:space="preserve"> and </w:t>
-      </w:r>
-      <w:r>
-        <w:t>autopilot boards</w:t>
+        <w:t xml:space="preserve">DC-DC converters, </w:t>
+      </w:r>
+      <w:r>
+        <w:t>power distribution and autopilot boards</w:t>
       </w:r>
     </w:p>
     <w:p>
@@ -482,16 +573,22 @@
         </w:numPr>
       </w:pPr>
       <w:r>
-        <w:t>Led end-to-end design assurance</w:t>
-      </w:r>
-      <w:r>
-        <w:t xml:space="preserve">, </w:t>
-      </w:r>
-      <w:r>
-        <w:t xml:space="preserve">reviewing and validating schematics, PCB layouts, and system architectures across all major hardware blocks prior to </w:t>
-      </w:r>
-      <w:r>
-        <w:t>assembly</w:t>
+        <w:t xml:space="preserve">Led end-to-end </w:t>
+      </w:r>
+      <w:r>
+        <w:t xml:space="preserve">architecture </w:t>
+      </w:r>
+      <w:r>
+        <w:t xml:space="preserve">design, </w:t>
+      </w:r>
+      <w:r>
+        <w:t xml:space="preserve">driving </w:t>
+      </w:r>
+      <w:r>
+        <w:t>PCB design and</w:t>
+      </w:r>
+      <w:r>
+        <w:t xml:space="preserve"> review across all systems</w:t>
       </w:r>
     </w:p>
     <w:p>
@@ -503,13 +600,10 @@
         </w:numPr>
       </w:pPr>
       <w:r>
-        <w:t xml:space="preserve">Prevented multiple hardware failures by identifying critical design flaws in </w:t>
-      </w:r>
-      <w:r>
-        <w:t>schematic design</w:t>
-      </w:r>
-      <w:r>
-        <w:t xml:space="preserve"> during pre-production reviews</w:t>
+        <w:t xml:space="preserve">Averted </w:t>
+      </w:r>
+      <w:r>
+        <w:t>multiple hardware failures by identifying critical design flaws in schematic design during reviews</w:t>
       </w:r>
     </w:p>
     <w:p>
@@ -558,6 +652,9 @@
       <w:r>
         <w:t>)</w:t>
       </w:r>
+      <w:r>
+        <w:t xml:space="preserve"> </w:t>
+      </w:r>
     </w:p>
     <w:p>
       <w:pPr>
@@ -596,1173 +693,24 @@
         </w:rPr>
         <w:t>)</w:t>
       </w:r>
-    </w:p>
-    <w:p>
-      <w:pPr>
-        <w:pStyle w:val="Heading3"/>
-        <w:ind w:left="284"/>
+      <w:r>
         <w:rPr>
           <w:b/>
           <w:bCs/>
         </w:rPr>
-      </w:pPr>
-      <w:r>
-        <w:t>Log9 was acquired by Jupite</w:t>
-      </w:r>
-      <w:r>
-        <w:t>r</w:t>
-      </w:r>
-      <w:r>
-        <w:t xml:space="preserve"> Electric Mobility</w:t>
-      </w:r>
-      <w:r>
-        <w:t xml:space="preserve"> (JEM)</w:t>
-      </w:r>
-      <w:r>
-        <w:t>.</w:t>
-      </w:r>
-      <w:r>
-        <w:rPr>
-          <w:b/>
-          <w:bCs/>
-        </w:rPr>
         <w:t xml:space="preserve"> </w:t>
       </w:r>
       <w:r>
-        <w:t xml:space="preserve">JEM designs and manufactures </w:t>
-      </w:r>
-      <w:r>
-        <w:t>b</w:t>
-      </w:r>
-      <w:r>
-        <w:t xml:space="preserve">attery </w:t>
-      </w:r>
-      <w:r>
-        <w:t>e</w:t>
-      </w:r>
-      <w:r>
-        <w:t xml:space="preserve">nergy </w:t>
-      </w:r>
-      <w:r>
-        <w:t>s</w:t>
-      </w:r>
-      <w:r>
-        <w:t xml:space="preserve">torage </w:t>
-      </w:r>
-      <w:r>
-        <w:t>s</w:t>
-      </w:r>
-      <w:r>
-        <w:t>ystem</w:t>
-      </w:r>
-      <w:r>
-        <w:t xml:space="preserve"> </w:t>
-      </w:r>
-      <w:r>
-        <w:t>(</w:t>
-      </w:r>
-      <w:r>
-        <w:t>BESS</w:t>
-      </w:r>
-      <w:r>
-        <w:t>)</w:t>
-      </w:r>
-      <w:r>
-        <w:t xml:space="preserve">, </w:t>
-      </w:r>
-      <w:r>
-        <w:t>commercial 4W EVs</w:t>
-      </w:r>
-      <w:r>
-        <w:t xml:space="preserve"> and</w:t>
-      </w:r>
-      <w:r>
-        <w:t xml:space="preserve"> battery packs for railway applications</w:t>
-      </w:r>
-      <w:r>
-        <w:t>.</w:t>
-      </w:r>
-    </w:p>
-    <w:p>
-      <w:pPr>
-        <w:pStyle w:val="ListParagraph"/>
-        <w:numPr>
-          <w:ilvl w:val="0"/>
-          <w:numId w:val="22"/>
-        </w:numPr>
-      </w:pPr>
-      <w:r>
-        <w:t xml:space="preserve">Managing </w:t>
-      </w:r>
-      <w:r>
-        <w:t>the technical specifications and complete electrical systems integration (BMS, EMS, HVAC, Switchgear) for a</w:t>
-      </w:r>
-      <w:r>
-        <w:t xml:space="preserve"> 720kWh BESS project</w:t>
-      </w:r>
-    </w:p>
-    <w:p>
-      <w:pPr>
-        <w:pStyle w:val="ListParagraph"/>
-        <w:numPr>
-          <w:ilvl w:val="0"/>
-          <w:numId w:val="22"/>
-        </w:numPr>
-      </w:pPr>
-      <w:r>
-        <w:t>Collaborat</w:t>
-      </w:r>
-      <w:r>
-        <w:t>ing with</w:t>
-      </w:r>
-      <w:r>
-        <w:t xml:space="preserve"> vendors (BMS, EMS, PCS, switchgear) and </w:t>
-      </w:r>
-      <w:r>
-        <w:t>led</w:t>
-      </w:r>
-      <w:r>
-        <w:t xml:space="preserve"> the</w:t>
-      </w:r>
-      <w:r>
-        <w:t xml:space="preserve"> </w:t>
-      </w:r>
-      <w:r>
-        <w:t>BESS</w:t>
-      </w:r>
-      <w:r>
-        <w:t xml:space="preserve"> integration/testing</w:t>
-      </w:r>
-    </w:p>
-    <w:p>
-      <w:pPr>
-        <w:pStyle w:val="ListParagraph"/>
-        <w:numPr>
-          <w:ilvl w:val="0"/>
-          <w:numId w:val="22"/>
-        </w:numPr>
-      </w:pPr>
-      <w:r>
-        <w:t>Research</w:t>
-      </w:r>
-      <w:r>
-        <w:t>ed</w:t>
-      </w:r>
-      <w:r>
-        <w:t xml:space="preserve"> Energy Management Systems (EMS) </w:t>
-      </w:r>
-      <w:r>
-        <w:t>&amp;</w:t>
-      </w:r>
-      <w:r>
-        <w:t xml:space="preserve"> </w:t>
-      </w:r>
-      <w:r>
-        <w:t>BESS</w:t>
-      </w:r>
-      <w:r>
-        <w:t xml:space="preserve"> topologies </w:t>
-      </w:r>
-      <w:r>
-        <w:t>for different use cases and tender specifications</w:t>
-      </w:r>
-    </w:p>
-    <w:p>
-      <w:pPr>
-        <w:pStyle w:val="ListParagraph"/>
-        <w:numPr>
-          <w:ilvl w:val="0"/>
-          <w:numId w:val="22"/>
-        </w:numPr>
-      </w:pPr>
-      <w:r>
-        <w:t>L</w:t>
-      </w:r>
-      <w:r>
-        <w:t>e</w:t>
-      </w:r>
-      <w:r>
-        <w:t>d</w:t>
-      </w:r>
-      <w:r>
-        <w:t xml:space="preserve"> integration</w:t>
-      </w:r>
-      <w:r>
-        <w:t xml:space="preserve"> for a</w:t>
-      </w:r>
-      <w:r>
-        <w:t xml:space="preserve"> 20kWh</w:t>
-      </w:r>
-      <w:r>
-        <w:t xml:space="preserve"> BESS system for Indian Railways</w:t>
-      </w:r>
-    </w:p>
-    <w:p>
-      <w:pPr>
-        <w:pStyle w:val="Heading2"/>
-        <w:ind w:left="284"/>
-      </w:pPr>
-      <w:r>
-        <w:rPr>
-          <w:rFonts w:cs="Arial"/>
-          <w:bCs/>
-          <w:sz w:val="20"/>
-          <w:szCs w:val="20"/>
-        </w:rPr>
-        <w:t>Associate</w:t>
-      </w:r>
-      <w:r>
-        <w:t xml:space="preserve"> </w:t>
-      </w:r>
-      <w:r>
-        <w:t xml:space="preserve">Electronics </w:t>
-      </w:r>
-      <w:r>
-        <w:t xml:space="preserve">Engineer </w:t>
-      </w:r>
-      <w:r>
-        <w:t>-</w:t>
-      </w:r>
-      <w:r>
-        <w:t xml:space="preserve"> L</w:t>
-      </w:r>
-      <w:r>
-        <w:t>og</w:t>
-      </w:r>
-      <w:r>
-        <w:t xml:space="preserve">9 </w:t>
-      </w:r>
-      <w:r>
-        <w:t>Materials</w:t>
-      </w:r>
-      <w:r>
-        <w:t xml:space="preserve"> </w:t>
-      </w:r>
-      <w:r>
-        <w:t>(</w:t>
-      </w:r>
-      <w:r>
-        <w:t>Aug</w:t>
-      </w:r>
-      <w:r>
-        <w:t>/</w:t>
-      </w:r>
-      <w:r>
-        <w:t>22</w:t>
-      </w:r>
-      <w:r>
-        <w:t xml:space="preserve"> – </w:t>
-      </w:r>
-      <w:r>
-        <w:t>Oct/24</w:t>
-      </w:r>
-      <w:r>
-        <w:t>)</w:t>
-      </w:r>
-    </w:p>
-    <w:p>
-      <w:pPr>
-        <w:ind w:left="284"/>
-      </w:pPr>
-      <w:r>
-        <w:t xml:space="preserve">Log9 </w:t>
-      </w:r>
-      <w:r>
-        <w:t>wa</w:t>
-      </w:r>
-      <w:r>
-        <w:t xml:space="preserve">s </w:t>
-      </w:r>
-      <w:r>
-        <w:t>a</w:t>
-      </w:r>
-      <w:r>
-        <w:t xml:space="preserve"> nanotechnology company pioneering </w:t>
-      </w:r>
-      <w:r>
-        <w:t xml:space="preserve">li-ion </w:t>
-      </w:r>
-      <w:r>
-        <w:t>chemistry</w:t>
-      </w:r>
-      <w:r>
-        <w:t xml:space="preserve"> and battery pack manufacturing</w:t>
-      </w:r>
-      <w:r>
-        <w:t>.</w:t>
-      </w:r>
-      <w:r>
-        <w:br/>
-      </w:r>
-      <w:r>
-        <w:t xml:space="preserve">I </w:t>
-      </w:r>
-      <w:r>
-        <w:t>was</w:t>
-      </w:r>
-      <w:r>
-        <w:t xml:space="preserve"> a core </w:t>
-      </w:r>
-      <w:r>
-        <w:t>R</w:t>
-      </w:r>
-      <w:r>
-        <w:t>&amp;</w:t>
-      </w:r>
-      <w:r>
-        <w:t xml:space="preserve">D </w:t>
-      </w:r>
-      <w:r>
-        <w:t xml:space="preserve">team member in </w:t>
-      </w:r>
-      <w:r>
-        <w:t>the</w:t>
-      </w:r>
-      <w:r>
-        <w:t xml:space="preserve"> </w:t>
-      </w:r>
-      <w:r>
-        <w:rPr>
-          <w:b/>
-          <w:bCs/>
-        </w:rPr>
-        <w:t>Aluminum Fuel Cell</w:t>
-      </w:r>
-      <w:r>
-        <w:rPr>
-          <w:b/>
-          <w:bCs/>
-        </w:rPr>
-        <w:t xml:space="preserve"> (AFC)</w:t>
-      </w:r>
-      <w:r>
-        <w:t xml:space="preserve"> </w:t>
-      </w:r>
-      <w:r>
-        <w:t xml:space="preserve">and </w:t>
-      </w:r>
-      <w:r>
-        <w:rPr>
-          <w:b/>
-          <w:bCs/>
-        </w:rPr>
-        <w:t>Battery Management System</w:t>
-      </w:r>
-      <w:r>
-        <w:t xml:space="preserve"> </w:t>
-      </w:r>
-      <w:r>
-        <w:rPr>
-          <w:b/>
-          <w:bCs/>
-        </w:rPr>
-        <w:t>(BMS)</w:t>
-      </w:r>
-      <w:r>
-        <w:t xml:space="preserve"> </w:t>
-      </w:r>
-      <w:r>
-        <w:t>team</w:t>
-      </w:r>
-      <w:r>
-        <w:t>s</w:t>
-      </w:r>
-      <w:r>
-        <w:t>.</w:t>
-      </w:r>
-    </w:p>
-    <w:p>
-      <w:pPr>
-        <w:pStyle w:val="Heading3"/>
-        <w:ind w:left="284"/>
-      </w:pPr>
-      <w:r>
-        <w:rPr>
-          <w:b/>
-          <w:bCs/>
-        </w:rPr>
-        <w:t>BMS</w:t>
-      </w:r>
-      <w:r>
-        <w:rPr>
-          <w:b/>
-          <w:bCs/>
-        </w:rPr>
-        <w:t xml:space="preserve"> </w:t>
-      </w:r>
-      <w:r>
-        <w:rPr>
-          <w:b/>
-          <w:bCs/>
-        </w:rPr>
-        <w:t>team:</w:t>
-      </w:r>
-      <w:r>
-        <w:t xml:space="preserve"> </w:t>
-      </w:r>
-      <w:r>
-        <w:t>Firmware Development</w:t>
-      </w:r>
-      <w:r>
-        <w:t xml:space="preserve"> </w:t>
-      </w:r>
-      <w:r>
-        <w:t>(</w:t>
-      </w:r>
-      <w:r>
-        <w:t>Jan/24-Oct/24</w:t>
-      </w:r>
-      <w:r>
-        <w:t>)</w:t>
-      </w:r>
-    </w:p>
-    <w:p>
-      <w:pPr>
-        <w:pStyle w:val="ListParagraph"/>
-        <w:numPr>
-          <w:ilvl w:val="0"/>
-          <w:numId w:val="24"/>
-        </w:numPr>
-      </w:pPr>
-      <w:r>
-        <w:t>S</w:t>
-      </w:r>
-      <w:r>
-        <w:t>upport</w:t>
-      </w:r>
-      <w:r>
-        <w:t>ed</w:t>
-      </w:r>
-      <w:r>
-        <w:t xml:space="preserve"> BMS deployment for two 3W-OEM</w:t>
-      </w:r>
-      <w:r>
-        <w:t>s</w:t>
-      </w:r>
-    </w:p>
-    <w:p>
-      <w:pPr>
-        <w:pStyle w:val="ListParagraph"/>
-        <w:numPr>
-          <w:ilvl w:val="0"/>
-          <w:numId w:val="24"/>
-        </w:numPr>
-      </w:pPr>
-      <w:r>
-        <w:t>F</w:t>
-      </w:r>
-      <w:r>
-        <w:t>irmware development</w:t>
-      </w:r>
-      <w:r>
-        <w:t xml:space="preserve"> for new features</w:t>
-      </w:r>
-      <w:r>
-        <w:t xml:space="preserve"> and troubleshooting</w:t>
-      </w:r>
-    </w:p>
-    <w:p>
-      <w:pPr>
-        <w:pStyle w:val="ListParagraph"/>
-        <w:numPr>
-          <w:ilvl w:val="0"/>
-          <w:numId w:val="24"/>
-        </w:numPr>
-      </w:pPr>
-      <w:r>
-        <w:t>Integration and testing the BMS</w:t>
-      </w:r>
-      <w:r>
-        <w:t xml:space="preserve"> and </w:t>
-      </w:r>
-      <w:r>
-        <w:t>battery pack</w:t>
-      </w:r>
-      <w:r>
-        <w:t xml:space="preserve"> for </w:t>
-      </w:r>
-      <w:r>
-        <w:t>two</w:t>
-      </w:r>
-      <w:r>
-        <w:t xml:space="preserve"> 3W-OEMs</w:t>
-      </w:r>
-    </w:p>
-    <w:p>
-      <w:pPr>
-        <w:pStyle w:val="ListParagraph"/>
-        <w:numPr>
-          <w:ilvl w:val="0"/>
-          <w:numId w:val="24"/>
-        </w:numPr>
-        <w:spacing w:after="80"/>
-      </w:pPr>
-      <w:r>
-        <w:t>Thermal management system prototype</w:t>
-      </w:r>
-    </w:p>
-    <w:p>
-      <w:pPr>
-        <w:pStyle w:val="Heading3"/>
-        <w:ind w:left="284"/>
-      </w:pPr>
-      <w:r>
-        <w:rPr>
-          <w:b/>
-          <w:bCs/>
-        </w:rPr>
-        <w:t>AFC</w:t>
-      </w:r>
-      <w:r>
-        <w:rPr>
-          <w:b/>
-          <w:bCs/>
-        </w:rPr>
-        <w:t xml:space="preserve"> team</w:t>
-      </w:r>
-      <w:r>
-        <w:rPr>
-          <w:b/>
-          <w:bCs/>
-        </w:rPr>
-        <w:t>:</w:t>
-      </w:r>
-      <w:r>
-        <w:t xml:space="preserve"> </w:t>
-      </w:r>
-      <w:r>
-        <w:t xml:space="preserve">Electronics </w:t>
-      </w:r>
-      <w:r>
-        <w:t xml:space="preserve">System Development </w:t>
-      </w:r>
-      <w:r>
-        <w:t>(</w:t>
-      </w:r>
-      <w:r>
-        <w:t>Aug</w:t>
-      </w:r>
-      <w:r>
-        <w:t>/</w:t>
-      </w:r>
-      <w:r>
-        <w:t>22</w:t>
-      </w:r>
-      <w:r>
-        <w:t xml:space="preserve"> – </w:t>
-      </w:r>
-      <w:r>
-        <w:t>Dec/23</w:t>
-      </w:r>
-      <w:r>
-        <w:t>)</w:t>
-      </w:r>
-    </w:p>
-    <w:p>
-      <w:pPr>
-        <w:pStyle w:val="ListParagraph"/>
-        <w:numPr>
-          <w:ilvl w:val="0"/>
-          <w:numId w:val="21"/>
-        </w:numPr>
-        <w:spacing w:after="80"/>
-      </w:pPr>
-      <w:r>
-        <w:t>Led</w:t>
-      </w:r>
-      <w:r>
-        <w:t xml:space="preserve"> electronics system development with a team of 3 engineers</w:t>
-      </w:r>
-    </w:p>
-    <w:p>
-      <w:pPr>
-        <w:pStyle w:val="ListParagraph"/>
-        <w:numPr>
-          <w:ilvl w:val="0"/>
-          <w:numId w:val="21"/>
-        </w:numPr>
-        <w:spacing w:after="80"/>
-      </w:pPr>
-      <w:r>
-        <w:t xml:space="preserve">Specification definition and </w:t>
-      </w:r>
-      <w:r>
-        <w:t>PCB design reviews</w:t>
-      </w:r>
-      <w:r>
-        <w:t xml:space="preserve"> for</w:t>
-      </w:r>
-      <w:r>
-        <w:t xml:space="preserve"> </w:t>
-      </w:r>
-      <w:r>
-        <w:t>fuel cell management system</w:t>
-      </w:r>
-      <w:r>
-        <w:t xml:space="preserve"> (FMS)</w:t>
-      </w:r>
-      <w:r>
-        <w:t xml:space="preserve">, </w:t>
-      </w:r>
-      <w:r>
-        <w:t>power management system</w:t>
-      </w:r>
-      <w:r>
-        <w:t xml:space="preserve"> (PMS)</w:t>
-      </w:r>
-      <w:r>
-        <w:t xml:space="preserve"> and</w:t>
-      </w:r>
-      <w:r>
-        <w:t xml:space="preserve"> slave </w:t>
-      </w:r>
-      <w:r>
-        <w:t>FMS</w:t>
-      </w:r>
-    </w:p>
-    <w:p>
-      <w:pPr>
-        <w:pStyle w:val="ListParagraph"/>
-        <w:numPr>
-          <w:ilvl w:val="0"/>
-          <w:numId w:val="21"/>
-        </w:numPr>
-        <w:spacing w:after="80"/>
-      </w:pPr>
-      <w:r>
-        <w:t>Firmware development on STM32</w:t>
-      </w:r>
-      <w:r>
-        <w:t xml:space="preserve"> for the FMS, PMS, slave </w:t>
-      </w:r>
-      <w:r>
-        <w:t>FMS</w:t>
-      </w:r>
-    </w:p>
-    <w:p>
-      <w:pPr>
-        <w:pStyle w:val="ListParagraph"/>
-        <w:numPr>
-          <w:ilvl w:val="0"/>
-          <w:numId w:val="21"/>
-        </w:numPr>
-        <w:spacing w:after="80"/>
-      </w:pPr>
-      <w:r>
-        <w:t>Electronics and power electronics integration and testing</w:t>
-      </w:r>
-    </w:p>
-    <w:p>
-      <w:pPr>
-        <w:pStyle w:val="ListParagraph"/>
-        <w:numPr>
-          <w:ilvl w:val="0"/>
-          <w:numId w:val="21"/>
-        </w:numPr>
-      </w:pPr>
-      <w:r>
-        <w:t xml:space="preserve">Filed </w:t>
-      </w:r>
-      <w:r>
-        <w:rPr>
-          <w:b/>
-          <w:bCs/>
-        </w:rPr>
-        <w:t>six patents</w:t>
-      </w:r>
-      <w:r>
-        <w:t xml:space="preserve"> in the areas of fuel-cell management, power management and fuel-cell system design</w:t>
-      </w:r>
-    </w:p>
-    <w:p>
-      <w:pPr>
-        <w:rPr>
-          <w:rFonts w:eastAsiaTheme="majorEastAsia" w:cstheme="majorBidi"/>
-          <w:b/>
+        <w:rPr>
+          <w:noProof/>
           <w:sz w:val="22"/>
-          <w:szCs w:val="26"/>
-        </w:rPr>
-      </w:pPr>
-      <w:r>
-        <w:br w:type="page"/>
-      </w:r>
-    </w:p>
-    <w:p>
-      <w:pPr>
-        <w:pStyle w:val="Heading2"/>
-      </w:pPr>
-      <w:r>
-        <w:lastRenderedPageBreak/>
-        <w:t xml:space="preserve">Embedded Design Engineer - </w:t>
-      </w:r>
-      <w:r>
-        <w:t xml:space="preserve">Sagar Defense Engineering </w:t>
-      </w:r>
-      <w:r>
-        <w:t>(</w:t>
-      </w:r>
-      <w:r>
-        <w:t>May</w:t>
-      </w:r>
-      <w:r>
-        <w:t>/1</w:t>
-      </w:r>
-      <w:r>
-        <w:t>9</w:t>
-      </w:r>
-      <w:r>
-        <w:t xml:space="preserve"> – </w:t>
-      </w:r>
-      <w:r>
-        <w:t>Jul/22</w:t>
-      </w:r>
-      <w:r>
-        <w:t>)</w:t>
-      </w:r>
-      <w:r>
-        <w:t xml:space="preserve"> </w:t>
-      </w:r>
-      <w:r>
-        <w:t>–</w:t>
-      </w:r>
-      <w:r>
-        <w:t xml:space="preserve"> Pune</w:t>
-      </w:r>
-    </w:p>
-    <w:p>
-      <w:pPr>
-        <w:pStyle w:val="Heading3"/>
-      </w:pPr>
-      <w:r>
-        <w:rPr>
-          <w:b/>
-          <w:bCs/>
-        </w:rPr>
-        <w:t>Sky</w:t>
-      </w:r>
-      <w:r>
-        <w:rPr>
-          <w:b/>
-          <w:bCs/>
-        </w:rPr>
-        <w:t>D</w:t>
-      </w:r>
-      <w:r>
-        <w:rPr>
-          <w:b/>
-          <w:bCs/>
-        </w:rPr>
-        <w:t>ock</w:t>
-      </w:r>
-      <w:r>
-        <w:rPr>
-          <w:b/>
-          <w:bCs/>
-        </w:rPr>
-        <w:t>:</w:t>
-      </w:r>
-      <w:r>
-        <w:t xml:space="preserve"> Electronics and System Development (</w:t>
-      </w:r>
-      <w:r>
-        <w:t>May/19 –</w:t>
-      </w:r>
-      <w:r>
-        <w:t xml:space="preserve"> </w:t>
-      </w:r>
-      <w:r>
-        <w:t>Jun</w:t>
-      </w:r>
-      <w:r>
-        <w:t>/21</w:t>
-      </w:r>
-      <w:r>
-        <w:t>)</w:t>
-      </w:r>
-    </w:p>
-    <w:p>
-      <w:pPr>
-        <w:spacing w:after="80"/>
-      </w:pPr>
-      <w:r>
-        <w:t>SkyDock is a</w:t>
-      </w:r>
-      <w:r>
-        <w:t xml:space="preserve"> </w:t>
-      </w:r>
-      <w:r>
-        <w:t xml:space="preserve">launching and charging station which keeps the UAV in </w:t>
-      </w:r>
-      <w:r>
-        <w:t>ready-to-fly</w:t>
-      </w:r>
-      <w:r>
-        <w:t xml:space="preserve"> condition 24/7. After landing it automatically starts charging the UAV.</w:t>
-      </w:r>
-      <w:r>
-        <w:t xml:space="preserve"> </w:t>
-      </w:r>
-      <w:r>
-        <w:t>Our work was</w:t>
-      </w:r>
-      <w:r>
-        <w:rPr>
-          <w:b/>
-          <w:bCs/>
-        </w:rPr>
-        <w:t xml:space="preserve"> granted a patent </w:t>
-      </w:r>
-      <w:r>
-        <w:t xml:space="preserve">by </w:t>
-      </w:r>
-      <w:r>
-        <w:t xml:space="preserve">US, Denmark, European Patent Office, Australia and Finland </w:t>
-      </w:r>
-      <w:r>
-        <w:t>(</w:t>
-      </w:r>
-      <w:hyperlink r:id="rId17" w:history="1">
-        <w:r>
-          <w:rPr>
-            <w:rStyle w:val="Hyperlink"/>
-          </w:rPr>
-          <w:t>US-11772819-B2</w:t>
-        </w:r>
-      </w:hyperlink>
-      <w:r>
-        <w:t>)</w:t>
-      </w:r>
-      <w:r>
-        <w:rPr>
-          <w:b/>
-          <w:bCs/>
-        </w:rPr>
-        <w:t xml:space="preserve"> </w:t>
-      </w:r>
-    </w:p>
-    <w:p>
-      <w:pPr>
-        <w:spacing w:after="80"/>
-      </w:pPr>
-      <w:r>
-        <w:t xml:space="preserve">My responsibilities </w:t>
-      </w:r>
-      <w:r>
-        <w:t>as a core R</w:t>
-      </w:r>
-      <w:r>
-        <w:t>&amp;</w:t>
-      </w:r>
-      <w:r>
-        <w:t>D team member included</w:t>
-      </w:r>
-    </w:p>
-    <w:p>
-      <w:pPr>
-        <w:pStyle w:val="ListParagraph"/>
-        <w:numPr>
-          <w:ilvl w:val="0"/>
-          <w:numId w:val="21"/>
-        </w:numPr>
-        <w:spacing w:after="80"/>
-      </w:pPr>
-      <w:r>
-        <w:t>Conceptualiz</w:t>
-      </w:r>
-      <w:r>
-        <w:t xml:space="preserve">ed </w:t>
-      </w:r>
-      <w:r>
-        <w:t xml:space="preserve">the prototype, </w:t>
-      </w:r>
-      <w:r>
-        <w:t>design</w:t>
-      </w:r>
-      <w:r>
-        <w:t>ed</w:t>
-      </w:r>
-      <w:r>
-        <w:t>,</w:t>
-      </w:r>
-      <w:r>
-        <w:t xml:space="preserve"> and </w:t>
-      </w:r>
-      <w:r>
-        <w:t xml:space="preserve">built </w:t>
-      </w:r>
-      <w:r>
-        <w:t>hardware</w:t>
-      </w:r>
-      <w:r>
-        <w:t>/</w:t>
-      </w:r>
-      <w:r>
-        <w:t>firmware</w:t>
-      </w:r>
-      <w:r>
-        <w:t xml:space="preserve"> for </w:t>
-      </w:r>
-      <w:r>
-        <w:t>all electrical</w:t>
-      </w:r>
-      <w:r>
-        <w:t>/</w:t>
-      </w:r>
-      <w:r>
-        <w:t xml:space="preserve">electronic </w:t>
-      </w:r>
-      <w:r>
-        <w:t>systems</w:t>
-      </w:r>
-    </w:p>
-    <w:p>
-      <w:pPr>
-        <w:pStyle w:val="ListParagraph"/>
-        <w:numPr>
-          <w:ilvl w:val="0"/>
-          <w:numId w:val="21"/>
-        </w:numPr>
-        <w:spacing w:after="80"/>
-      </w:pPr>
-      <w:r>
-        <w:t>Designed</w:t>
-      </w:r>
-      <w:r>
-        <w:t xml:space="preserve"> the </w:t>
-      </w:r>
-      <w:r>
-        <w:t>complete</w:t>
-      </w:r>
-      <w:r>
-        <w:t xml:space="preserve"> PCB set</w:t>
-      </w:r>
-      <w:r>
-        <w:t xml:space="preserve"> </w:t>
-      </w:r>
-      <w:r>
-        <w:t>(</w:t>
-      </w:r>
-      <w:r>
-        <w:t xml:space="preserve">switching </w:t>
-      </w:r>
-      <w:r>
-        <w:t xml:space="preserve">DC-DC converter, battery management system, </w:t>
-      </w:r>
-      <w:r>
-        <w:t>charging management system etc)</w:t>
-      </w:r>
-    </w:p>
-    <w:p>
-      <w:pPr>
-        <w:pStyle w:val="ListParagraph"/>
-        <w:numPr>
-          <w:ilvl w:val="0"/>
-          <w:numId w:val="21"/>
-        </w:numPr>
-        <w:spacing w:after="80"/>
-      </w:pPr>
-      <w:r>
-        <w:t xml:space="preserve">End-to-end </w:t>
-      </w:r>
-      <w:r>
-        <w:t>assembly</w:t>
-      </w:r>
-      <w:r>
-        <w:t xml:space="preserve"> of the PCBs, BOM generation, vendor negotiations for procurement</w:t>
-      </w:r>
-    </w:p>
-    <w:p>
-      <w:pPr>
-        <w:pStyle w:val="ListParagraph"/>
-        <w:numPr>
-          <w:ilvl w:val="0"/>
-          <w:numId w:val="21"/>
-        </w:numPr>
-        <w:spacing w:after="80"/>
-      </w:pPr>
-      <w:r>
-        <w:t xml:space="preserve">Led a team of 3-4 people </w:t>
-      </w:r>
-      <w:r>
-        <w:t>to produce</w:t>
-      </w:r>
-      <w:r>
-        <w:t xml:space="preserve"> SkyDock</w:t>
-      </w:r>
-    </w:p>
-    <w:p>
-      <w:pPr>
-        <w:pStyle w:val="Heading3"/>
-      </w:pPr>
-      <w:r>
-        <w:rPr>
-          <w:b/>
-          <w:bCs/>
-        </w:rPr>
-        <w:t>Other Projects</w:t>
-      </w:r>
-      <w:r>
-        <w:rPr>
-          <w:b/>
-          <w:bCs/>
-        </w:rPr>
-        <w:t>:</w:t>
-      </w:r>
-      <w:r>
-        <w:t xml:space="preserve"> Assembly &amp; PCB Design</w:t>
-      </w:r>
-      <w:r>
-        <w:t xml:space="preserve"> </w:t>
-      </w:r>
-    </w:p>
-    <w:p>
-      <w:pPr>
-        <w:pStyle w:val="ListParagraph"/>
-        <w:numPr>
-          <w:ilvl w:val="0"/>
-          <w:numId w:val="25"/>
-        </w:numPr>
-      </w:pPr>
-      <w:r>
-        <w:t>Set up the SMT assembly process –</w:t>
-      </w:r>
-      <w:r>
-        <w:t xml:space="preserve"> </w:t>
-      </w:r>
-      <w:r>
-        <w:t>pick and place machine</w:t>
-      </w:r>
-      <w:r>
-        <w:t xml:space="preserve"> programming</w:t>
-      </w:r>
-      <w:r>
-        <w:t>, solder paste handling and printing, reflow</w:t>
-      </w:r>
-      <w:r>
-        <w:t xml:space="preserve"> profiling</w:t>
-      </w:r>
-      <w:r>
-        <w:t>, cleaning</w:t>
-      </w:r>
-      <w:r>
-        <w:t xml:space="preserve"> and </w:t>
-      </w:r>
-      <w:r>
-        <w:t>inspection</w:t>
-      </w:r>
-    </w:p>
-    <w:p>
-      <w:pPr>
-        <w:pStyle w:val="ListParagraph"/>
-        <w:numPr>
-          <w:ilvl w:val="0"/>
-          <w:numId w:val="25"/>
-        </w:numPr>
-      </w:pPr>
-      <w:r>
-        <w:t>Assembled PCBs for UAV subsystems such as flight controllers, power distribution, gimbal control</w:t>
-      </w:r>
-      <w:r>
-        <w:t xml:space="preserve"> etc</w:t>
-      </w:r>
-    </w:p>
-    <w:p>
-      <w:pPr>
-        <w:pStyle w:val="ListParagraph"/>
-        <w:numPr>
-          <w:ilvl w:val="0"/>
-          <w:numId w:val="25"/>
-        </w:numPr>
-      </w:pPr>
-      <w:r>
-        <w:t xml:space="preserve">Designed and </w:t>
-      </w:r>
-      <w:r>
-        <w:t>assembled</w:t>
-      </w:r>
-      <w:r>
-        <w:t xml:space="preserve"> various PCBs for power conversion, communication interfaces, and control modules</w:t>
-      </w:r>
-    </w:p>
-    <w:p>
-      <w:pPr>
-        <w:pStyle w:val="Heading1"/>
-      </w:pPr>
-      <w:r>
-        <w:t>Internships</w:t>
-      </w:r>
-      <w:r>
-        <w:t xml:space="preserve"> –</w:t>
-      </w:r>
-      <w:r>
-        <w:t xml:space="preserve"> </w:t>
-      </w:r>
-      <w:r>
-        <w:t>(2015 – 2019)</w:t>
-      </w:r>
-    </w:p>
-    <w:p>
-      <w:pPr>
-        <w:pStyle w:val="Heading2"/>
-      </w:pPr>
-      <w:r>
-        <w:t>ideaForge:</w:t>
-      </w:r>
-      <w:r>
-        <w:t xml:space="preserve"> </w:t>
-      </w:r>
-      <w:r>
-        <w:t xml:space="preserve">Design </w:t>
-      </w:r>
-      <w:r>
-        <w:t>&amp;</w:t>
-      </w:r>
-      <w:r>
-        <w:t xml:space="preserve"> B</w:t>
-      </w:r>
-      <w:r>
-        <w:t>uild of Engineering Validation Prototype (</w:t>
-      </w:r>
-      <w:r>
-        <w:t>10/</w:t>
-      </w:r>
-      <w:r>
-        <w:t>De</w:t>
-      </w:r>
-      <w:r>
-        <w:t>c/20</w:t>
-      </w:r>
-      <w:r>
-        <w:t xml:space="preserve">18 – </w:t>
-      </w:r>
-      <w:r>
-        <w:t>18/</w:t>
-      </w:r>
-      <w:r>
-        <w:t>Ja</w:t>
-      </w:r>
-      <w:r>
-        <w:t>n</w:t>
-      </w:r>
-      <w:r>
-        <w:t>/20</w:t>
-      </w:r>
-      <w:r>
-        <w:t>19)</w:t>
-      </w:r>
-      <w:r>
-        <w:t xml:space="preserve"> </w:t>
-      </w:r>
-      <w:r>
-        <w:rPr>
-          <w:noProof/>
           <w:lang w:val="en-IN" w:eastAsia="en-IN"/>
         </w:rPr>
         <w:drawing>
-          <wp:inline distT="0" distB="0" distL="0" distR="0" wp14:anchorId="4D86A181" wp14:editId="79C39244">
+          <wp:inline distT="0" distB="0" distL="0" distR="0" wp14:anchorId="713519CC" wp14:editId="1D2B976E">
             <wp:extent cx="114300" cy="114300"/>
             <wp:effectExtent l="0" t="0" r="0" b="0"/>
-            <wp:docPr id="9" name="Picture 9" descr="20100525161651!Icon_External_Link">
+            <wp:docPr id="1231822821" name="Picture 1231822821" descr="20100525161651!Icon_External_Link">
               <a:hlinkClick xmlns:a="http://schemas.openxmlformats.org/drawingml/2006/main" r:id="rId18"/>
             </wp:docPr>
             <wp:cNvGraphicFramePr/>
@@ -1770,7 +718,7 @@
               <a:graphicData uri="http://schemas.openxmlformats.org/drawingml/2006/picture">
                 <pic:pic xmlns:pic="http://schemas.openxmlformats.org/drawingml/2006/picture">
                   <pic:nvPicPr>
-                    <pic:cNvPr id="9" name="Picture 9" descr="20100525161651!Icon_External_Link">
+                    <pic:cNvPr id="1231822821" name="Picture 1231822821" descr="20100525161651!Icon_External_Link">
                       <a:hlinkClick r:id="rId18"/>
                     </pic:cNvPr>
                     <pic:cNvPicPr/>
@@ -1810,6 +758,1542 @@
     </w:p>
     <w:p>
       <w:pPr>
+        <w:pStyle w:val="Heading3"/>
+        <w:ind w:left="284"/>
+        <w:rPr>
+          <w:b/>
+          <w:bCs/>
+        </w:rPr>
+      </w:pPr>
+      <w:r>
+        <w:t>Log9 was acquired by Jupite</w:t>
+      </w:r>
+      <w:r>
+        <w:t>r</w:t>
+      </w:r>
+      <w:r>
+        <w:t xml:space="preserve"> Electric Mobility</w:t>
+      </w:r>
+      <w:r>
+        <w:t xml:space="preserve"> (JEM)</w:t>
+      </w:r>
+      <w:r>
+        <w:t>.</w:t>
+      </w:r>
+      <w:r>
+        <w:rPr>
+          <w:b/>
+          <w:bCs/>
+        </w:rPr>
+        <w:t xml:space="preserve"> </w:t>
+      </w:r>
+      <w:r>
+        <w:t xml:space="preserve">JEM designs and manufactures </w:t>
+      </w:r>
+      <w:r>
+        <w:t>b</w:t>
+      </w:r>
+      <w:r>
+        <w:t xml:space="preserve">attery </w:t>
+      </w:r>
+      <w:r>
+        <w:t>e</w:t>
+      </w:r>
+      <w:r>
+        <w:t xml:space="preserve">nergy </w:t>
+      </w:r>
+      <w:r>
+        <w:t>s</w:t>
+      </w:r>
+      <w:r>
+        <w:t xml:space="preserve">torage </w:t>
+      </w:r>
+      <w:r>
+        <w:t>s</w:t>
+      </w:r>
+      <w:r>
+        <w:t>ystem</w:t>
+      </w:r>
+      <w:r>
+        <w:t xml:space="preserve"> </w:t>
+      </w:r>
+      <w:r>
+        <w:t>(</w:t>
+      </w:r>
+      <w:r>
+        <w:t>BESS</w:t>
+      </w:r>
+      <w:r>
+        <w:t>)</w:t>
+      </w:r>
+      <w:r>
+        <w:t>, commercial 4W EVs and battery packs for railway applications.</w:t>
+      </w:r>
+    </w:p>
+    <w:p>
+      <w:pPr>
+        <w:pStyle w:val="ListParagraph"/>
+        <w:numPr>
+          <w:ilvl w:val="0"/>
+          <w:numId w:val="22"/>
+        </w:numPr>
+      </w:pPr>
+      <w:r>
+        <w:t>Drove</w:t>
+      </w:r>
+      <w:r>
+        <w:t xml:space="preserve"> </w:t>
+      </w:r>
+      <w:r>
+        <w:t>specification</w:t>
+      </w:r>
+      <w:r>
+        <w:t>, architecture definition</w:t>
+      </w:r>
+      <w:r>
+        <w:t xml:space="preserve"> and complete systems integration (BMS, EMS, HVAC, Switchgear) for a</w:t>
+      </w:r>
+      <w:r>
+        <w:t xml:space="preserve"> 720kWh BESS project</w:t>
+      </w:r>
+    </w:p>
+    <w:p>
+      <w:pPr>
+        <w:pStyle w:val="ListParagraph"/>
+        <w:numPr>
+          <w:ilvl w:val="0"/>
+          <w:numId w:val="22"/>
+        </w:numPr>
+      </w:pPr>
+      <w:r>
+        <w:t>Managed cross-functional vendor coordination and integration testing across</w:t>
+      </w:r>
+      <w:r>
+        <w:t xml:space="preserve"> BMS, EMS, PCS,</w:t>
+      </w:r>
+      <w:r>
+        <w:t xml:space="preserve"> and</w:t>
+      </w:r>
+      <w:r>
+        <w:t xml:space="preserve"> switchgear</w:t>
+      </w:r>
+    </w:p>
+    <w:p>
+      <w:pPr>
+        <w:pStyle w:val="ListParagraph"/>
+        <w:numPr>
+          <w:ilvl w:val="0"/>
+          <w:numId w:val="22"/>
+        </w:numPr>
+      </w:pPr>
+      <w:r>
+        <w:t xml:space="preserve">Evaluated </w:t>
+      </w:r>
+      <w:r>
+        <w:t xml:space="preserve">Energy Management Systems (EMS) </w:t>
+      </w:r>
+      <w:r>
+        <w:t>&amp;</w:t>
+      </w:r>
+      <w:r>
+        <w:t xml:space="preserve"> </w:t>
+      </w:r>
+      <w:r>
+        <w:t>BESS</w:t>
+      </w:r>
+      <w:r>
+        <w:t xml:space="preserve"> topologies </w:t>
+      </w:r>
+      <w:r>
+        <w:t xml:space="preserve">across </w:t>
+      </w:r>
+      <w:r>
+        <w:t>multiple</w:t>
+      </w:r>
+      <w:r>
+        <w:t xml:space="preserve"> use cases and tender specifications</w:t>
+      </w:r>
+    </w:p>
+    <w:p>
+      <w:pPr>
+        <w:pStyle w:val="ListParagraph"/>
+        <w:numPr>
+          <w:ilvl w:val="0"/>
+          <w:numId w:val="22"/>
+        </w:numPr>
+      </w:pPr>
+      <w:r>
+        <w:t>L</w:t>
+      </w:r>
+      <w:r>
+        <w:t>e</w:t>
+      </w:r>
+      <w:r>
+        <w:t>d</w:t>
+      </w:r>
+      <w:r>
+        <w:t xml:space="preserve"> </w:t>
+      </w:r>
+      <w:r>
+        <w:t xml:space="preserve">development and </w:t>
+      </w:r>
+      <w:r>
+        <w:t>integration</w:t>
+      </w:r>
+      <w:r>
+        <w:t xml:space="preserve"> for a</w:t>
+      </w:r>
+      <w:r>
+        <w:t xml:space="preserve"> 20kWh</w:t>
+      </w:r>
+      <w:r>
+        <w:t xml:space="preserve"> BESS system for Indian Railways</w:t>
+      </w:r>
+    </w:p>
+    <w:p>
+      <w:pPr>
+        <w:pStyle w:val="Heading2"/>
+        <w:ind w:left="284"/>
+      </w:pPr>
+      <w:r>
+        <w:rPr>
+          <w:rFonts w:cs="Arial"/>
+          <w:bCs/>
+          <w:sz w:val="20"/>
+          <w:szCs w:val="20"/>
+        </w:rPr>
+        <w:t>Associate</w:t>
+      </w:r>
+      <w:r>
+        <w:rPr>
+          <w:rFonts w:cs="Arial"/>
+          <w:bCs/>
+          <w:sz w:val="20"/>
+          <w:szCs w:val="20"/>
+        </w:rPr>
+        <w:t xml:space="preserve"> </w:t>
+      </w:r>
+      <w:r>
+        <w:rPr>
+          <w:rFonts w:cs="Arial"/>
+          <w:bCs/>
+          <w:sz w:val="20"/>
+          <w:szCs w:val="20"/>
+        </w:rPr>
+        <w:t xml:space="preserve">Electronics </w:t>
+      </w:r>
+      <w:r>
+        <w:rPr>
+          <w:rFonts w:cs="Arial"/>
+          <w:bCs/>
+          <w:sz w:val="20"/>
+          <w:szCs w:val="20"/>
+        </w:rPr>
+        <w:t xml:space="preserve">Engineer </w:t>
+      </w:r>
+      <w:r>
+        <w:rPr>
+          <w:rFonts w:cs="Arial"/>
+          <w:bCs/>
+          <w:sz w:val="20"/>
+          <w:szCs w:val="20"/>
+        </w:rPr>
+        <w:t>-</w:t>
+      </w:r>
+      <w:r>
+        <w:rPr>
+          <w:rFonts w:cs="Arial"/>
+          <w:bCs/>
+          <w:sz w:val="20"/>
+          <w:szCs w:val="20"/>
+        </w:rPr>
+        <w:t xml:space="preserve"> L</w:t>
+      </w:r>
+      <w:r>
+        <w:rPr>
+          <w:rFonts w:cs="Arial"/>
+          <w:bCs/>
+          <w:sz w:val="20"/>
+          <w:szCs w:val="20"/>
+        </w:rPr>
+        <w:t>og</w:t>
+      </w:r>
+      <w:r>
+        <w:rPr>
+          <w:rFonts w:cs="Arial"/>
+          <w:bCs/>
+          <w:sz w:val="20"/>
+          <w:szCs w:val="20"/>
+        </w:rPr>
+        <w:t xml:space="preserve">9 </w:t>
+      </w:r>
+      <w:r>
+        <w:rPr>
+          <w:rFonts w:cs="Arial"/>
+          <w:bCs/>
+          <w:sz w:val="20"/>
+          <w:szCs w:val="20"/>
+        </w:rPr>
+        <w:t>Materials</w:t>
+      </w:r>
+      <w:r>
+        <w:rPr>
+          <w:rFonts w:cs="Arial"/>
+          <w:bCs/>
+          <w:sz w:val="20"/>
+          <w:szCs w:val="20"/>
+        </w:rPr>
+        <w:t xml:space="preserve"> </w:t>
+      </w:r>
+      <w:r>
+        <w:rPr>
+          <w:rFonts w:cs="Arial"/>
+          <w:bCs/>
+          <w:sz w:val="20"/>
+          <w:szCs w:val="20"/>
+        </w:rPr>
+        <w:t>(</w:t>
+      </w:r>
+      <w:r>
+        <w:rPr>
+          <w:rFonts w:cs="Arial"/>
+          <w:bCs/>
+          <w:sz w:val="20"/>
+          <w:szCs w:val="20"/>
+        </w:rPr>
+        <w:t>Aug</w:t>
+      </w:r>
+      <w:r>
+        <w:rPr>
+          <w:rFonts w:cs="Arial"/>
+          <w:bCs/>
+          <w:sz w:val="20"/>
+          <w:szCs w:val="20"/>
+        </w:rPr>
+        <w:t>/</w:t>
+      </w:r>
+      <w:r>
+        <w:rPr>
+          <w:rFonts w:cs="Arial"/>
+          <w:bCs/>
+          <w:sz w:val="20"/>
+          <w:szCs w:val="20"/>
+        </w:rPr>
+        <w:t>22</w:t>
+      </w:r>
+      <w:r>
+        <w:rPr>
+          <w:rFonts w:cs="Arial"/>
+          <w:bCs/>
+          <w:sz w:val="20"/>
+          <w:szCs w:val="20"/>
+        </w:rPr>
+        <w:t xml:space="preserve"> – </w:t>
+      </w:r>
+      <w:r>
+        <w:rPr>
+          <w:rFonts w:cs="Arial"/>
+          <w:bCs/>
+          <w:sz w:val="20"/>
+          <w:szCs w:val="20"/>
+        </w:rPr>
+        <w:t>Oct/24</w:t>
+      </w:r>
+      <w:r>
+        <w:rPr>
+          <w:rFonts w:cs="Arial"/>
+          <w:bCs/>
+          <w:sz w:val="20"/>
+          <w:szCs w:val="20"/>
+        </w:rPr>
+        <w:t>)</w:t>
+      </w:r>
+      <w:r>
+        <w:t xml:space="preserve"> </w:t>
+      </w:r>
+      <w:r>
+        <w:rPr>
+          <w:noProof/>
+          <w:lang w:val="en-IN" w:eastAsia="en-IN"/>
+        </w:rPr>
+        <w:drawing>
+          <wp:inline distT="0" distB="0" distL="0" distR="0" wp14:anchorId="570D949D" wp14:editId="718A10C5">
+            <wp:extent cx="114300" cy="114300"/>
+            <wp:effectExtent l="0" t="0" r="0" b="0"/>
+            <wp:docPr id="2107383728" name="Picture 2107383728" descr="20100525161651!Icon_External_Link">
+              <a:hlinkClick xmlns:a="http://schemas.openxmlformats.org/drawingml/2006/main" r:id="rId19"/>
+            </wp:docPr>
+            <wp:cNvGraphicFramePr/>
+            <a:graphic xmlns:a="http://schemas.openxmlformats.org/drawingml/2006/main">
+              <a:graphicData uri="http://schemas.openxmlformats.org/drawingml/2006/picture">
+                <pic:pic xmlns:pic="http://schemas.openxmlformats.org/drawingml/2006/picture">
+                  <pic:nvPicPr>
+                    <pic:cNvPr id="2107383728" name="Picture 2107383728" descr="20100525161651!Icon_External_Link">
+                      <a:hlinkClick r:id="rId19"/>
+                    </pic:cNvPr>
+                    <pic:cNvPicPr/>
+                  </pic:nvPicPr>
+                  <pic:blipFill>
+                    <a:blip r:embed="rId13">
+                      <a:extLst>
+                        <a:ext uri="{28A0092B-C50C-407E-A947-70E740481C1C}">
+                          <a14:useLocalDpi xmlns:a14="http://schemas.microsoft.com/office/drawing/2010/main" val="0"/>
+                        </a:ext>
+                      </a:extLst>
+                    </a:blip>
+                    <a:srcRect/>
+                    <a:stretch>
+                      <a:fillRect/>
+                    </a:stretch>
+                  </pic:blipFill>
+                  <pic:spPr bwMode="auto">
+                    <a:xfrm>
+                      <a:off x="0" y="0"/>
+                      <a:ext cx="114300" cy="114300"/>
+                    </a:xfrm>
+                    <a:prstGeom prst="rect">
+                      <a:avLst/>
+                    </a:prstGeom>
+                    <a:noFill/>
+                    <a:ln>
+                      <a:noFill/>
+                    </a:ln>
+                  </pic:spPr>
+                </pic:pic>
+              </a:graphicData>
+            </a:graphic>
+          </wp:inline>
+        </w:drawing>
+      </w:r>
+    </w:p>
+    <w:p>
+      <w:pPr>
+        <w:ind w:left="284"/>
+      </w:pPr>
+      <w:r>
+        <w:t xml:space="preserve">Log9 </w:t>
+      </w:r>
+      <w:r>
+        <w:t>wa</w:t>
+      </w:r>
+      <w:r>
+        <w:t xml:space="preserve">s </w:t>
+      </w:r>
+      <w:r>
+        <w:t>a</w:t>
+      </w:r>
+      <w:r>
+        <w:t xml:space="preserve"> nanotechnology company pioneering </w:t>
+      </w:r>
+      <w:r>
+        <w:t xml:space="preserve">li-ion </w:t>
+      </w:r>
+      <w:r>
+        <w:t>chemistry</w:t>
+      </w:r>
+      <w:r>
+        <w:t xml:space="preserve"> and battery pack manufacturing</w:t>
+      </w:r>
+      <w:r>
+        <w:t>.</w:t>
+      </w:r>
+      <w:r>
+        <w:br/>
+      </w:r>
+      <w:r>
+        <w:t>R</w:t>
+      </w:r>
+      <w:r>
+        <w:t>&amp;</w:t>
+      </w:r>
+      <w:r>
+        <w:t xml:space="preserve">D </w:t>
+      </w:r>
+      <w:r>
+        <w:t xml:space="preserve">member in </w:t>
+      </w:r>
+      <w:r>
+        <w:t>the</w:t>
+      </w:r>
+      <w:r>
+        <w:t xml:space="preserve"> </w:t>
+      </w:r>
+      <w:r>
+        <w:rPr>
+          <w:b/>
+          <w:bCs/>
+        </w:rPr>
+        <w:t>Aluminum Fuel Cell</w:t>
+      </w:r>
+      <w:r>
+        <w:rPr>
+          <w:b/>
+          <w:bCs/>
+        </w:rPr>
+        <w:t xml:space="preserve"> (AFC)</w:t>
+      </w:r>
+      <w:r>
+        <w:t xml:space="preserve"> </w:t>
+      </w:r>
+      <w:r>
+        <w:t xml:space="preserve">and </w:t>
+      </w:r>
+      <w:r>
+        <w:rPr>
+          <w:b/>
+          <w:bCs/>
+        </w:rPr>
+        <w:t>Battery Management System</w:t>
+      </w:r>
+      <w:r>
+        <w:t xml:space="preserve"> </w:t>
+      </w:r>
+      <w:r>
+        <w:rPr>
+          <w:b/>
+          <w:bCs/>
+        </w:rPr>
+        <w:t>(BMS)</w:t>
+      </w:r>
+      <w:r>
+        <w:rPr>
+          <w:b/>
+          <w:bCs/>
+        </w:rPr>
+        <w:t xml:space="preserve"> </w:t>
+      </w:r>
+      <w:r>
+        <w:t>teams</w:t>
+      </w:r>
+      <w:r>
+        <w:t>.</w:t>
+      </w:r>
+    </w:p>
+    <w:p>
+      <w:pPr>
+        <w:pStyle w:val="Heading3"/>
+        <w:ind w:left="284"/>
+      </w:pPr>
+      <w:r>
+        <w:rPr>
+          <w:b/>
+          <w:bCs/>
+        </w:rPr>
+        <w:t>BMS</w:t>
+      </w:r>
+      <w:r>
+        <w:rPr>
+          <w:b/>
+          <w:bCs/>
+        </w:rPr>
+        <w:t xml:space="preserve"> </w:t>
+      </w:r>
+      <w:r>
+        <w:rPr>
+          <w:b/>
+          <w:bCs/>
+        </w:rPr>
+        <w:t>team:</w:t>
+      </w:r>
+      <w:r>
+        <w:t xml:space="preserve"> </w:t>
+      </w:r>
+      <w:r>
+        <w:t>Firmware Development</w:t>
+      </w:r>
+      <w:r>
+        <w:t xml:space="preserve"> </w:t>
+      </w:r>
+      <w:r>
+        <w:t>(</w:t>
+      </w:r>
+      <w:r>
+        <w:t>Jan/24-Oct/24</w:t>
+      </w:r>
+      <w:r>
+        <w:t>)</w:t>
+      </w:r>
+      <w:r>
+        <w:t xml:space="preserve"> </w:t>
+      </w:r>
+      <w:r>
+        <w:rPr>
+          <w:noProof/>
+          <w:sz w:val="22"/>
+          <w:lang w:val="en-IN" w:eastAsia="en-IN"/>
+        </w:rPr>
+        <w:drawing>
+          <wp:inline distT="0" distB="0" distL="0" distR="0" wp14:anchorId="25995EB8" wp14:editId="5BAC0BA8">
+            <wp:extent cx="114300" cy="114300"/>
+            <wp:effectExtent l="0" t="0" r="0" b="0"/>
+            <wp:docPr id="1429596593" name="Picture 1429596593" descr="20100525161651!Icon_External_Link">
+              <a:hlinkClick xmlns:a="http://schemas.openxmlformats.org/drawingml/2006/main" r:id="rId20"/>
+            </wp:docPr>
+            <wp:cNvGraphicFramePr/>
+            <a:graphic xmlns:a="http://schemas.openxmlformats.org/drawingml/2006/main">
+              <a:graphicData uri="http://schemas.openxmlformats.org/drawingml/2006/picture">
+                <pic:pic xmlns:pic="http://schemas.openxmlformats.org/drawingml/2006/picture">
+                  <pic:nvPicPr>
+                    <pic:cNvPr id="1429596593" name="Picture 1429596593" descr="20100525161651!Icon_External_Link">
+                      <a:hlinkClick r:id="rId20"/>
+                    </pic:cNvPr>
+                    <pic:cNvPicPr/>
+                  </pic:nvPicPr>
+                  <pic:blipFill>
+                    <a:blip r:embed="rId13">
+                      <a:extLst>
+                        <a:ext uri="{28A0092B-C50C-407E-A947-70E740481C1C}">
+                          <a14:useLocalDpi xmlns:a14="http://schemas.microsoft.com/office/drawing/2010/main" val="0"/>
+                        </a:ext>
+                      </a:extLst>
+                    </a:blip>
+                    <a:srcRect/>
+                    <a:stretch>
+                      <a:fillRect/>
+                    </a:stretch>
+                  </pic:blipFill>
+                  <pic:spPr bwMode="auto">
+                    <a:xfrm>
+                      <a:off x="0" y="0"/>
+                      <a:ext cx="114300" cy="114300"/>
+                    </a:xfrm>
+                    <a:prstGeom prst="rect">
+                      <a:avLst/>
+                    </a:prstGeom>
+                    <a:noFill/>
+                    <a:ln>
+                      <a:noFill/>
+                    </a:ln>
+                  </pic:spPr>
+                </pic:pic>
+              </a:graphicData>
+            </a:graphic>
+          </wp:inline>
+        </w:drawing>
+      </w:r>
+    </w:p>
+    <w:p>
+      <w:pPr>
+        <w:pStyle w:val="ListParagraph"/>
+        <w:numPr>
+          <w:ilvl w:val="0"/>
+          <w:numId w:val="24"/>
+        </w:numPr>
+      </w:pPr>
+      <w:r>
+        <w:t>BMS deployment for two 3W-OEM</w:t>
+      </w:r>
+      <w:r>
+        <w:t>s</w:t>
+      </w:r>
+    </w:p>
+    <w:p>
+      <w:pPr>
+        <w:pStyle w:val="ListParagraph"/>
+        <w:numPr>
+          <w:ilvl w:val="0"/>
+          <w:numId w:val="24"/>
+        </w:numPr>
+      </w:pPr>
+      <w:r>
+        <w:t>F</w:t>
+      </w:r>
+      <w:r>
+        <w:t>irmware development</w:t>
+      </w:r>
+      <w:r>
+        <w:t xml:space="preserve"> for new features</w:t>
+      </w:r>
+    </w:p>
+    <w:p>
+      <w:pPr>
+        <w:pStyle w:val="ListParagraph"/>
+        <w:numPr>
+          <w:ilvl w:val="0"/>
+          <w:numId w:val="24"/>
+        </w:numPr>
+      </w:pPr>
+      <w:r>
+        <w:t>Integration and testing the BMS</w:t>
+      </w:r>
+      <w:r>
+        <w:t xml:space="preserve"> and </w:t>
+      </w:r>
+      <w:r>
+        <w:t>battery pack</w:t>
+      </w:r>
+      <w:r>
+        <w:t xml:space="preserve"> for </w:t>
+      </w:r>
+      <w:r>
+        <w:t>two</w:t>
+      </w:r>
+      <w:r>
+        <w:t xml:space="preserve"> 3W-OEMs</w:t>
+      </w:r>
+    </w:p>
+    <w:p>
+      <w:pPr>
+        <w:pStyle w:val="ListParagraph"/>
+        <w:numPr>
+          <w:ilvl w:val="0"/>
+          <w:numId w:val="24"/>
+        </w:numPr>
+        <w:spacing w:after="80"/>
+      </w:pPr>
+      <w:r>
+        <w:t>Thermal management system prototype</w:t>
+      </w:r>
+    </w:p>
+    <w:p>
+      <w:pPr>
+        <w:pStyle w:val="Heading3"/>
+        <w:ind w:left="284"/>
+      </w:pPr>
+      <w:r>
+        <w:rPr>
+          <w:b/>
+          <w:bCs/>
+        </w:rPr>
+        <w:t>AFC</w:t>
+      </w:r>
+      <w:r>
+        <w:rPr>
+          <w:b/>
+          <w:bCs/>
+        </w:rPr>
+        <w:t xml:space="preserve"> team</w:t>
+      </w:r>
+      <w:r>
+        <w:rPr>
+          <w:b/>
+          <w:bCs/>
+        </w:rPr>
+        <w:t>:</w:t>
+      </w:r>
+      <w:r>
+        <w:t xml:space="preserve"> </w:t>
+      </w:r>
+      <w:r>
+        <w:t xml:space="preserve">Electronics </w:t>
+      </w:r>
+      <w:r>
+        <w:t xml:space="preserve">System Development </w:t>
+      </w:r>
+      <w:r>
+        <w:t>(</w:t>
+      </w:r>
+      <w:r>
+        <w:t>Aug</w:t>
+      </w:r>
+      <w:r>
+        <w:t>/</w:t>
+      </w:r>
+      <w:r>
+        <w:t>22</w:t>
+      </w:r>
+      <w:r>
+        <w:t xml:space="preserve"> – </w:t>
+      </w:r>
+      <w:r>
+        <w:t>Dec/23</w:t>
+      </w:r>
+      <w:r>
+        <w:t>)</w:t>
+      </w:r>
+      <w:r>
+        <w:t xml:space="preserve"> </w:t>
+      </w:r>
+      <w:r>
+        <w:rPr>
+          <w:noProof/>
+          <w:sz w:val="22"/>
+          <w:lang w:val="en-IN" w:eastAsia="en-IN"/>
+        </w:rPr>
+        <w:drawing>
+          <wp:inline distT="0" distB="0" distL="0" distR="0" wp14:anchorId="1165860C" wp14:editId="614BB335">
+            <wp:extent cx="114300" cy="114300"/>
+            <wp:effectExtent l="0" t="0" r="0" b="0"/>
+            <wp:docPr id="2044648134" name="Picture 2044648134" descr="20100525161651!Icon_External_Link">
+              <a:hlinkClick xmlns:a="http://schemas.openxmlformats.org/drawingml/2006/main" r:id="rId19"/>
+            </wp:docPr>
+            <wp:cNvGraphicFramePr/>
+            <a:graphic xmlns:a="http://schemas.openxmlformats.org/drawingml/2006/main">
+              <a:graphicData uri="http://schemas.openxmlformats.org/drawingml/2006/picture">
+                <pic:pic xmlns:pic="http://schemas.openxmlformats.org/drawingml/2006/picture">
+                  <pic:nvPicPr>
+                    <pic:cNvPr id="2044648134" name="Picture 2044648134" descr="20100525161651!Icon_External_Link">
+                      <a:hlinkClick r:id="rId19"/>
+                    </pic:cNvPr>
+                    <pic:cNvPicPr/>
+                  </pic:nvPicPr>
+                  <pic:blipFill>
+                    <a:blip r:embed="rId13">
+                      <a:extLst>
+                        <a:ext uri="{28A0092B-C50C-407E-A947-70E740481C1C}">
+                          <a14:useLocalDpi xmlns:a14="http://schemas.microsoft.com/office/drawing/2010/main" val="0"/>
+                        </a:ext>
+                      </a:extLst>
+                    </a:blip>
+                    <a:srcRect/>
+                    <a:stretch>
+                      <a:fillRect/>
+                    </a:stretch>
+                  </pic:blipFill>
+                  <pic:spPr bwMode="auto">
+                    <a:xfrm>
+                      <a:off x="0" y="0"/>
+                      <a:ext cx="114300" cy="114300"/>
+                    </a:xfrm>
+                    <a:prstGeom prst="rect">
+                      <a:avLst/>
+                    </a:prstGeom>
+                    <a:noFill/>
+                    <a:ln>
+                      <a:noFill/>
+                    </a:ln>
+                  </pic:spPr>
+                </pic:pic>
+              </a:graphicData>
+            </a:graphic>
+          </wp:inline>
+        </w:drawing>
+      </w:r>
+    </w:p>
+    <w:p>
+      <w:pPr>
+        <w:pStyle w:val="ListParagraph"/>
+        <w:numPr>
+          <w:ilvl w:val="0"/>
+          <w:numId w:val="21"/>
+        </w:numPr>
+        <w:spacing w:after="80"/>
+      </w:pPr>
+      <w:r>
+        <w:t>Led</w:t>
+      </w:r>
+      <w:r>
+        <w:t xml:space="preserve"> electronics system development with a team of 3 engineers</w:t>
+      </w:r>
+    </w:p>
+    <w:p>
+      <w:pPr>
+        <w:pStyle w:val="ListParagraph"/>
+        <w:numPr>
+          <w:ilvl w:val="0"/>
+          <w:numId w:val="21"/>
+        </w:numPr>
+        <w:spacing w:after="80"/>
+      </w:pPr>
+      <w:r>
+        <w:t xml:space="preserve">Specification definition and </w:t>
+      </w:r>
+      <w:r>
+        <w:t>PCB design reviews</w:t>
+      </w:r>
+      <w:r>
+        <w:t xml:space="preserve"> for</w:t>
+      </w:r>
+      <w:r>
+        <w:t xml:space="preserve"> </w:t>
+      </w:r>
+      <w:r>
+        <w:t>fuel cell management system</w:t>
+      </w:r>
+      <w:r>
+        <w:t xml:space="preserve"> (FMS)</w:t>
+      </w:r>
+      <w:r>
+        <w:t xml:space="preserve">, </w:t>
+      </w:r>
+      <w:r>
+        <w:t>power management system</w:t>
+      </w:r>
+      <w:r>
+        <w:t xml:space="preserve"> (PMS)</w:t>
+      </w:r>
+      <w:r>
+        <w:t xml:space="preserve"> and</w:t>
+      </w:r>
+      <w:r>
+        <w:t xml:space="preserve"> slave </w:t>
+      </w:r>
+      <w:r>
+        <w:t>FMS</w:t>
+      </w:r>
+    </w:p>
+    <w:p>
+      <w:pPr>
+        <w:pStyle w:val="ListParagraph"/>
+        <w:numPr>
+          <w:ilvl w:val="0"/>
+          <w:numId w:val="21"/>
+        </w:numPr>
+        <w:spacing w:after="80"/>
+      </w:pPr>
+      <w:r>
+        <w:t>Firmware development on STM32</w:t>
+      </w:r>
+      <w:r>
+        <w:t xml:space="preserve"> for the FMS, PMS, slave </w:t>
+      </w:r>
+      <w:r>
+        <w:t>FMS</w:t>
+      </w:r>
+    </w:p>
+    <w:p>
+      <w:pPr>
+        <w:pStyle w:val="ListParagraph"/>
+        <w:numPr>
+          <w:ilvl w:val="0"/>
+          <w:numId w:val="21"/>
+        </w:numPr>
+        <w:spacing w:after="80"/>
+      </w:pPr>
+      <w:r>
+        <w:t>Electronics and power electronics integration and testing</w:t>
+      </w:r>
+    </w:p>
+    <w:p>
+      <w:pPr>
+        <w:pStyle w:val="ListParagraph"/>
+        <w:numPr>
+          <w:ilvl w:val="0"/>
+          <w:numId w:val="21"/>
+        </w:numPr>
+      </w:pPr>
+      <w:r>
+        <w:t xml:space="preserve">Filed </w:t>
+      </w:r>
+      <w:r>
+        <w:rPr>
+          <w:b/>
+          <w:bCs/>
+        </w:rPr>
+        <w:t>six patents</w:t>
+      </w:r>
+      <w:r>
+        <w:t xml:space="preserve"> in the areas of fuel-cell management, power management and fuel-cell system design</w:t>
+      </w:r>
+    </w:p>
+    <w:p>
+      <w:pPr>
+        <w:rPr>
+          <w:rFonts w:eastAsiaTheme="majorEastAsia" w:cstheme="majorBidi"/>
+          <w:b/>
+          <w:sz w:val="22"/>
+          <w:szCs w:val="26"/>
+        </w:rPr>
+      </w:pPr>
+      <w:r>
+        <w:br w:type="page"/>
+      </w:r>
+    </w:p>
+    <w:p>
+      <w:pPr>
+        <w:pStyle w:val="Heading2"/>
+      </w:pPr>
+      <w:r>
+        <w:lastRenderedPageBreak/>
+        <w:t xml:space="preserve">Embedded Design Engineer - </w:t>
+      </w:r>
+      <w:r>
+        <w:t xml:space="preserve">Sagar Defense Engineering </w:t>
+      </w:r>
+      <w:r>
+        <w:t>(</w:t>
+      </w:r>
+      <w:r>
+        <w:t>May</w:t>
+      </w:r>
+      <w:r>
+        <w:t>/1</w:t>
+      </w:r>
+      <w:r>
+        <w:t>9</w:t>
+      </w:r>
+      <w:r>
+        <w:t xml:space="preserve"> – </w:t>
+      </w:r>
+      <w:r>
+        <w:t>Jul/22</w:t>
+      </w:r>
+      <w:r>
+        <w:t>)</w:t>
+      </w:r>
+      <w:r>
+        <w:t xml:space="preserve"> </w:t>
+      </w:r>
+      <w:r>
+        <w:t>–</w:t>
+      </w:r>
+      <w:r>
+        <w:t xml:space="preserve"> Pune</w:t>
+      </w:r>
+      <w:r>
+        <w:t xml:space="preserve"> </w:t>
+      </w:r>
+      <w:r>
+        <w:rPr>
+          <w:noProof/>
+          <w:lang w:val="en-IN" w:eastAsia="en-IN"/>
+        </w:rPr>
+        <w:drawing>
+          <wp:inline distT="0" distB="0" distL="0" distR="0" wp14:anchorId="4EBAE525" wp14:editId="1CDB6DA1">
+            <wp:extent cx="114300" cy="114300"/>
+            <wp:effectExtent l="0" t="0" r="0" b="0"/>
+            <wp:docPr id="1742986763" name="Picture 1742986763" descr="20100525161651!Icon_External_Link">
+              <a:hlinkClick xmlns:a="http://schemas.openxmlformats.org/drawingml/2006/main" r:id="rId21"/>
+            </wp:docPr>
+            <wp:cNvGraphicFramePr/>
+            <a:graphic xmlns:a="http://schemas.openxmlformats.org/drawingml/2006/main">
+              <a:graphicData uri="http://schemas.openxmlformats.org/drawingml/2006/picture">
+                <pic:pic xmlns:pic="http://schemas.openxmlformats.org/drawingml/2006/picture">
+                  <pic:nvPicPr>
+                    <pic:cNvPr id="1742986763" name="Picture 1742986763" descr="20100525161651!Icon_External_Link">
+                      <a:hlinkClick r:id="rId21"/>
+                    </pic:cNvPr>
+                    <pic:cNvPicPr/>
+                  </pic:nvPicPr>
+                  <pic:blipFill>
+                    <a:blip r:embed="rId13">
+                      <a:extLst>
+                        <a:ext uri="{28A0092B-C50C-407E-A947-70E740481C1C}">
+                          <a14:useLocalDpi xmlns:a14="http://schemas.microsoft.com/office/drawing/2010/main" val="0"/>
+                        </a:ext>
+                      </a:extLst>
+                    </a:blip>
+                    <a:srcRect/>
+                    <a:stretch>
+                      <a:fillRect/>
+                    </a:stretch>
+                  </pic:blipFill>
+                  <pic:spPr bwMode="auto">
+                    <a:xfrm>
+                      <a:off x="0" y="0"/>
+                      <a:ext cx="114300" cy="114300"/>
+                    </a:xfrm>
+                    <a:prstGeom prst="rect">
+                      <a:avLst/>
+                    </a:prstGeom>
+                    <a:noFill/>
+                    <a:ln>
+                      <a:noFill/>
+                    </a:ln>
+                  </pic:spPr>
+                </pic:pic>
+              </a:graphicData>
+            </a:graphic>
+          </wp:inline>
+        </w:drawing>
+      </w:r>
+    </w:p>
+    <w:p>
+      <w:pPr>
+        <w:pStyle w:val="Heading3"/>
+      </w:pPr>
+      <w:proofErr w:type="spellStart"/>
+      <w:r>
+        <w:rPr>
+          <w:b/>
+          <w:bCs/>
+        </w:rPr>
+        <w:t>Sky</w:t>
+      </w:r>
+      <w:r>
+        <w:rPr>
+          <w:b/>
+          <w:bCs/>
+        </w:rPr>
+        <w:t>D</w:t>
+      </w:r>
+      <w:r>
+        <w:rPr>
+          <w:b/>
+          <w:bCs/>
+        </w:rPr>
+        <w:t>ock</w:t>
+      </w:r>
+      <w:proofErr w:type="spellEnd"/>
+      <w:r>
+        <w:rPr>
+          <w:b/>
+          <w:bCs/>
+        </w:rPr>
+        <w:t>:</w:t>
+      </w:r>
+      <w:r>
+        <w:t xml:space="preserve"> Electronics and System Development (</w:t>
+      </w:r>
+      <w:r>
+        <w:t>May/19 –</w:t>
+      </w:r>
+      <w:r>
+        <w:t xml:space="preserve"> </w:t>
+      </w:r>
+      <w:r>
+        <w:t>Jun</w:t>
+      </w:r>
+      <w:r>
+        <w:t>/21</w:t>
+      </w:r>
+      <w:r>
+        <w:t>)</w:t>
+      </w:r>
+    </w:p>
+    <w:p>
+      <w:pPr>
+        <w:spacing w:after="80"/>
+      </w:pPr>
+      <w:proofErr w:type="spellStart"/>
+      <w:r>
+        <w:t>SkyDock</w:t>
+      </w:r>
+      <w:proofErr w:type="spellEnd"/>
+      <w:r>
+        <w:t xml:space="preserve"> is a</w:t>
+      </w:r>
+      <w:r>
+        <w:t xml:space="preserve"> </w:t>
+      </w:r>
+      <w:r>
+        <w:t xml:space="preserve">launching and charging station which keeps the UAV in </w:t>
+      </w:r>
+      <w:r>
+        <w:t>ready-to-fly</w:t>
+      </w:r>
+      <w:r>
+        <w:t xml:space="preserve"> condition 24/7. After landing it automatically starts charging the UAV.</w:t>
+      </w:r>
+      <w:r>
+        <w:t xml:space="preserve"> </w:t>
+      </w:r>
+      <w:r>
+        <w:t>Our work was</w:t>
+      </w:r>
+      <w:r>
+        <w:rPr>
+          <w:b/>
+          <w:bCs/>
+        </w:rPr>
+        <w:t xml:space="preserve"> granted a patent </w:t>
+      </w:r>
+      <w:r>
+        <w:t xml:space="preserve">by </w:t>
+      </w:r>
+      <w:r>
+        <w:t xml:space="preserve">US, Denmark, European Patent Office, Australia and Finland </w:t>
+      </w:r>
+      <w:r>
+        <w:t>(</w:t>
+      </w:r>
+      <w:hyperlink r:id="rId22" w:history="1">
+        <w:r>
+          <w:rPr>
+            <w:rStyle w:val="Hyperlink"/>
+          </w:rPr>
+          <w:t>US-11772819-B2</w:t>
+        </w:r>
+      </w:hyperlink>
+      <w:r>
+        <w:t>)</w:t>
+      </w:r>
+      <w:r>
+        <w:rPr>
+          <w:b/>
+          <w:bCs/>
+        </w:rPr>
+        <w:t xml:space="preserve"> </w:t>
+      </w:r>
+    </w:p>
+    <w:p>
+      <w:pPr>
+        <w:spacing w:after="80"/>
+      </w:pPr>
+      <w:r>
+        <w:t xml:space="preserve">My responsibilities </w:t>
+      </w:r>
+      <w:r>
+        <w:t>as a core R</w:t>
+      </w:r>
+      <w:r>
+        <w:t>&amp;</w:t>
+      </w:r>
+      <w:r>
+        <w:t>D team member included</w:t>
+      </w:r>
+    </w:p>
+    <w:p>
+      <w:pPr>
+        <w:pStyle w:val="ListParagraph"/>
+        <w:numPr>
+          <w:ilvl w:val="0"/>
+          <w:numId w:val="21"/>
+        </w:numPr>
+        <w:spacing w:after="80"/>
+      </w:pPr>
+      <w:r>
+        <w:t>Conceptualiz</w:t>
+      </w:r>
+      <w:r>
+        <w:t xml:space="preserve">ed </w:t>
+      </w:r>
+      <w:r>
+        <w:t xml:space="preserve">the prototype, </w:t>
+      </w:r>
+      <w:r>
+        <w:t>design</w:t>
+      </w:r>
+      <w:r>
+        <w:t>ed</w:t>
+      </w:r>
+      <w:r>
+        <w:t>,</w:t>
+      </w:r>
+      <w:r>
+        <w:t xml:space="preserve"> and </w:t>
+      </w:r>
+      <w:r>
+        <w:t xml:space="preserve">built </w:t>
+      </w:r>
+      <w:r>
+        <w:t>hardware</w:t>
+      </w:r>
+      <w:r>
+        <w:t>/</w:t>
+      </w:r>
+      <w:r>
+        <w:t>firmware</w:t>
+      </w:r>
+      <w:r>
+        <w:t xml:space="preserve"> for </w:t>
+      </w:r>
+      <w:r>
+        <w:t>all electrical</w:t>
+      </w:r>
+      <w:r>
+        <w:t>/</w:t>
+      </w:r>
+      <w:r>
+        <w:t xml:space="preserve">electronic </w:t>
+      </w:r>
+      <w:r>
+        <w:t>systems</w:t>
+      </w:r>
+    </w:p>
+    <w:p>
+      <w:pPr>
+        <w:pStyle w:val="ListParagraph"/>
+        <w:numPr>
+          <w:ilvl w:val="0"/>
+          <w:numId w:val="21"/>
+        </w:numPr>
+        <w:spacing w:after="80"/>
+      </w:pPr>
+      <w:r>
+        <w:t>Designed</w:t>
+      </w:r>
+      <w:r>
+        <w:t xml:space="preserve"> the </w:t>
+      </w:r>
+      <w:r>
+        <w:t>complete</w:t>
+      </w:r>
+      <w:r>
+        <w:t xml:space="preserve"> PCB set</w:t>
+      </w:r>
+      <w:r>
+        <w:t xml:space="preserve"> </w:t>
+      </w:r>
+      <w:r>
+        <w:t>(</w:t>
+      </w:r>
+      <w:r>
+        <w:t xml:space="preserve">switching </w:t>
+      </w:r>
+      <w:r>
+        <w:t xml:space="preserve">DC-DC converter, battery management system, </w:t>
+      </w:r>
+      <w:r>
+        <w:t xml:space="preserve">charging management system </w:t>
+      </w:r>
+      <w:proofErr w:type="spellStart"/>
+      <w:r>
+        <w:t>etc</w:t>
+      </w:r>
+      <w:proofErr w:type="spellEnd"/>
+      <w:r>
+        <w:t>)</w:t>
+      </w:r>
+    </w:p>
+    <w:p>
+      <w:pPr>
+        <w:pStyle w:val="ListParagraph"/>
+        <w:numPr>
+          <w:ilvl w:val="0"/>
+          <w:numId w:val="21"/>
+        </w:numPr>
+        <w:spacing w:after="80"/>
+      </w:pPr>
+      <w:r>
+        <w:t xml:space="preserve">End-to-end </w:t>
+      </w:r>
+      <w:r>
+        <w:t>assembly</w:t>
+      </w:r>
+      <w:r>
+        <w:t xml:space="preserve"> of the PCBs, BOM generation, vendor negotiations for procurement</w:t>
+      </w:r>
+    </w:p>
+    <w:p>
+      <w:pPr>
+        <w:pStyle w:val="ListParagraph"/>
+        <w:numPr>
+          <w:ilvl w:val="0"/>
+          <w:numId w:val="21"/>
+        </w:numPr>
+        <w:spacing w:after="80"/>
+      </w:pPr>
+      <w:r>
+        <w:t xml:space="preserve">Led a team of 4 people </w:t>
+      </w:r>
+      <w:r>
+        <w:t>to produce</w:t>
+      </w:r>
+      <w:r>
+        <w:t xml:space="preserve"> </w:t>
+      </w:r>
+      <w:proofErr w:type="spellStart"/>
+      <w:r>
+        <w:t>SkyDock</w:t>
+      </w:r>
+      <w:proofErr w:type="spellEnd"/>
+    </w:p>
+    <w:p>
+      <w:pPr>
+        <w:pStyle w:val="Heading3"/>
+      </w:pPr>
+      <w:r>
+        <w:rPr>
+          <w:b/>
+          <w:bCs/>
+        </w:rPr>
+        <w:t>Other Projects</w:t>
+      </w:r>
+      <w:r>
+        <w:rPr>
+          <w:b/>
+          <w:bCs/>
+        </w:rPr>
+        <w:t>:</w:t>
+      </w:r>
+      <w:r>
+        <w:t xml:space="preserve"> Assembly &amp; PCB Design</w:t>
+      </w:r>
+      <w:r>
+        <w:t xml:space="preserve"> </w:t>
+      </w:r>
+    </w:p>
+    <w:p>
+      <w:pPr>
+        <w:pStyle w:val="ListParagraph"/>
+        <w:numPr>
+          <w:ilvl w:val="0"/>
+          <w:numId w:val="25"/>
+        </w:numPr>
+      </w:pPr>
+      <w:r>
+        <w:t>Set up the SMT assembly process –</w:t>
+      </w:r>
+      <w:r>
+        <w:t xml:space="preserve"> </w:t>
+      </w:r>
+      <w:r>
+        <w:t>pick and place machine</w:t>
+      </w:r>
+      <w:r>
+        <w:t xml:space="preserve"> programming</w:t>
+      </w:r>
+      <w:r>
+        <w:t>, solder paste handling and printing, reflow</w:t>
+      </w:r>
+      <w:r>
+        <w:t xml:space="preserve"> profiling</w:t>
+      </w:r>
+      <w:r>
+        <w:t>, cleaning</w:t>
+      </w:r>
+      <w:r>
+        <w:t xml:space="preserve"> and </w:t>
+      </w:r>
+      <w:r>
+        <w:t>inspection</w:t>
+      </w:r>
+    </w:p>
+    <w:p>
+      <w:pPr>
+        <w:pStyle w:val="ListParagraph"/>
+        <w:numPr>
+          <w:ilvl w:val="0"/>
+          <w:numId w:val="25"/>
+        </w:numPr>
+      </w:pPr>
+      <w:r>
+        <w:t>Assembled PCBs for UAV subsystems such as flight controllers, power distribution, gimbal control</w:t>
+      </w:r>
+      <w:r>
+        <w:t xml:space="preserve"> </w:t>
+      </w:r>
+      <w:proofErr w:type="spellStart"/>
+      <w:r>
+        <w:t>etc</w:t>
+      </w:r>
+      <w:proofErr w:type="spellEnd"/>
+    </w:p>
+    <w:p>
+      <w:pPr>
+        <w:pStyle w:val="ListParagraph"/>
+        <w:numPr>
+          <w:ilvl w:val="0"/>
+          <w:numId w:val="25"/>
+        </w:numPr>
+      </w:pPr>
+      <w:r>
+        <w:t xml:space="preserve">Designed and </w:t>
+      </w:r>
+      <w:r>
+        <w:t>assembled</w:t>
+      </w:r>
+      <w:r>
+        <w:t xml:space="preserve"> various PCBs for power conversion, communication interfaces, and control modules</w:t>
+      </w:r>
+    </w:p>
+    <w:p>
+      <w:pPr>
+        <w:pStyle w:val="Heading1"/>
+      </w:pPr>
+      <w:r>
+        <w:t>Internships</w:t>
+      </w:r>
+      <w:r>
+        <w:t xml:space="preserve"> –</w:t>
+      </w:r>
+      <w:r>
+        <w:t xml:space="preserve"> </w:t>
+      </w:r>
+      <w:r>
+        <w:t>(2015 – 2019)</w:t>
+      </w:r>
+    </w:p>
+    <w:p>
+      <w:pPr>
+        <w:pStyle w:val="Heading2"/>
+      </w:pPr>
+      <w:r>
+        <w:t>ideaForge:</w:t>
+      </w:r>
+      <w:r>
+        <w:t xml:space="preserve"> </w:t>
+      </w:r>
+      <w:r>
+        <w:t xml:space="preserve">Design </w:t>
+      </w:r>
+      <w:r>
+        <w:t>&amp;</w:t>
+      </w:r>
+      <w:r>
+        <w:t xml:space="preserve"> B</w:t>
+      </w:r>
+      <w:r>
+        <w:t>uild of Engineering Validation Prototype (</w:t>
+      </w:r>
+      <w:r>
+        <w:t>10/</w:t>
+      </w:r>
+      <w:r>
+        <w:t>De</w:t>
+      </w:r>
+      <w:r>
+        <w:t>c/20</w:t>
+      </w:r>
+      <w:r>
+        <w:t xml:space="preserve">18 – </w:t>
+      </w:r>
+      <w:r>
+        <w:t>18/</w:t>
+      </w:r>
+      <w:r>
+        <w:t>Ja</w:t>
+      </w:r>
+      <w:r>
+        <w:t>n</w:t>
+      </w:r>
+      <w:r>
+        <w:t>/20</w:t>
+      </w:r>
+      <w:r>
+        <w:t>19)</w:t>
+      </w:r>
+      <w:r>
+        <w:t xml:space="preserve"> </w:t>
+      </w:r>
+      <w:r>
+        <w:rPr>
+          <w:noProof/>
+          <w:lang w:val="en-IN" w:eastAsia="en-IN"/>
+        </w:rPr>
+        <w:drawing>
+          <wp:inline distT="0" distB="0" distL="0" distR="0" wp14:anchorId="4D86A181" wp14:editId="79C39244">
+            <wp:extent cx="114300" cy="114300"/>
+            <wp:effectExtent l="0" t="0" r="0" b="0"/>
+            <wp:docPr id="9" name="Picture 9" descr="20100525161651!Icon_External_Link">
+              <a:hlinkClick xmlns:a="http://schemas.openxmlformats.org/drawingml/2006/main" r:id="rId23"/>
+            </wp:docPr>
+            <wp:cNvGraphicFramePr/>
+            <a:graphic xmlns:a="http://schemas.openxmlformats.org/drawingml/2006/main">
+              <a:graphicData uri="http://schemas.openxmlformats.org/drawingml/2006/picture">
+                <pic:pic xmlns:pic="http://schemas.openxmlformats.org/drawingml/2006/picture">
+                  <pic:nvPicPr>
+                    <pic:cNvPr id="9" name="Picture 9" descr="20100525161651!Icon_External_Link">
+                      <a:hlinkClick r:id="rId23"/>
+                    </pic:cNvPr>
+                    <pic:cNvPicPr/>
+                  </pic:nvPicPr>
+                  <pic:blipFill>
+                    <a:blip r:embed="rId13">
+                      <a:extLst>
+                        <a:ext uri="{28A0092B-C50C-407E-A947-70E740481C1C}">
+                          <a14:useLocalDpi xmlns:a14="http://schemas.microsoft.com/office/drawing/2010/main" val="0"/>
+                        </a:ext>
+                      </a:extLst>
+                    </a:blip>
+                    <a:srcRect/>
+                    <a:stretch>
+                      <a:fillRect/>
+                    </a:stretch>
+                  </pic:blipFill>
+                  <pic:spPr bwMode="auto">
+                    <a:xfrm>
+                      <a:off x="0" y="0"/>
+                      <a:ext cx="114300" cy="114300"/>
+                    </a:xfrm>
+                    <a:prstGeom prst="rect">
+                      <a:avLst/>
+                    </a:prstGeom>
+                    <a:noFill/>
+                    <a:ln>
+                      <a:noFill/>
+                    </a:ln>
+                  </pic:spPr>
+                </pic:pic>
+              </a:graphicData>
+            </a:graphic>
+          </wp:inline>
+        </w:drawing>
+      </w:r>
+    </w:p>
+    <w:p>
+      <w:pPr>
         <w:pStyle w:val="ListParagraph"/>
         <w:numPr>
           <w:ilvl w:val="0"/>
@@ -1869,7 +2353,7 @@
             <wp:extent cx="114300" cy="114300"/>
             <wp:effectExtent l="0" t="0" r="0" b="0"/>
             <wp:docPr id="2" name="Picture 2" descr="20100525161651!Icon_External_Link">
-              <a:hlinkClick xmlns:a="http://schemas.openxmlformats.org/drawingml/2006/main" r:id="rId19"/>
+              <a:hlinkClick xmlns:a="http://schemas.openxmlformats.org/drawingml/2006/main" r:id="rId24"/>
             </wp:docPr>
             <wp:cNvGraphicFramePr/>
             <a:graphic xmlns:a="http://schemas.openxmlformats.org/drawingml/2006/main">
@@ -2034,7 +2518,7 @@
             <wp:extent cx="114300" cy="114300"/>
             <wp:effectExtent l="0" t="0" r="0" b="0"/>
             <wp:docPr id="3" name="Picture 3" descr="20100525161651!Icon_External_Link">
-              <a:hlinkClick xmlns:a="http://schemas.openxmlformats.org/drawingml/2006/main" r:id="rId20"/>
+              <a:hlinkClick xmlns:a="http://schemas.openxmlformats.org/drawingml/2006/main" r:id="rId25"/>
             </wp:docPr>
             <wp:cNvGraphicFramePr/>
             <a:graphic xmlns:a="http://schemas.openxmlformats.org/drawingml/2006/main">
@@ -2194,7 +2678,7 @@
             <wp:extent cx="114300" cy="114300"/>
             <wp:effectExtent l="0" t="0" r="0" b="0"/>
             <wp:docPr id="1835630726" name="Picture 1835630726" descr="20100525161651!Icon_External_Link">
-              <a:hlinkClick xmlns:a="http://schemas.openxmlformats.org/drawingml/2006/main" r:id="rId21"/>
+              <a:hlinkClick xmlns:a="http://schemas.openxmlformats.org/drawingml/2006/main" r:id="rId26"/>
             </wp:docPr>
             <wp:cNvGraphicFramePr/>
             <a:graphic xmlns:a="http://schemas.openxmlformats.org/drawingml/2006/main">
@@ -2202,7 +2686,7 @@
                 <pic:pic xmlns:pic="http://schemas.openxmlformats.org/drawingml/2006/picture">
                   <pic:nvPicPr>
                     <pic:cNvPr id="1835630726" name="Picture 1835630726" descr="20100525161651!Icon_External_Link">
-                      <a:hlinkClick r:id="rId21"/>
+                      <a:hlinkClick r:id="rId26"/>
                     </pic:cNvPr>
                     <pic:cNvPicPr/>
                   </pic:nvPicPr>
@@ -2302,7 +2786,7 @@
             <wp:extent cx="114300" cy="114300"/>
             <wp:effectExtent l="0" t="0" r="0" b="0"/>
             <wp:docPr id="5" name="Picture 5" descr="20100525161651!Icon_External_Link">
-              <a:hlinkClick xmlns:a="http://schemas.openxmlformats.org/drawingml/2006/main" r:id="rId22"/>
+              <a:hlinkClick xmlns:a="http://schemas.openxmlformats.org/drawingml/2006/main" r:id="rId27"/>
             </wp:docPr>
             <wp:cNvGraphicFramePr/>
             <a:graphic xmlns:a="http://schemas.openxmlformats.org/drawingml/2006/main">
@@ -2412,7 +2896,7 @@
             <wp:extent cx="114300" cy="114300"/>
             <wp:effectExtent l="0" t="0" r="0" b="0"/>
             <wp:docPr id="4" name="Picture 4" descr="20100525161651!Icon_External_Link">
-              <a:hlinkClick xmlns:a="http://schemas.openxmlformats.org/drawingml/2006/main" r:id="rId23"/>
+              <a:hlinkClick xmlns:a="http://schemas.openxmlformats.org/drawingml/2006/main" r:id="rId28"/>
             </wp:docPr>
             <wp:cNvGraphicFramePr/>
             <a:graphic xmlns:a="http://schemas.openxmlformats.org/drawingml/2006/main">
@@ -2992,7 +3476,7 @@
     </w:tbl>
     <w:p/>
     <w:sectPr>
-      <w:footerReference w:type="default" r:id="rId24"/>
+      <w:footerReference w:type="default" r:id="rId29"/>
       <w:pgSz w:w="11907" w:h="16839" w:code="9"/>
       <w:pgMar w:top="720" w:right="720" w:bottom="720" w:left="720" w:header="720" w:footer="720" w:gutter="0"/>
       <w:cols w:space="720"/>
@@ -7414,12 +7898,7 @@
 </file>
 
 <file path=customXml/item2.xml><?xml version="1.0" encoding="utf-8"?>
-<?mso-contentType ?>
-<FormTemplates xmlns="http://schemas.microsoft.com/sharepoint/v3/contenttype/forms">
-  <Display>DocumentLibraryForm</Display>
-  <Edit>DocumentLibraryForm</Edit>
-  <New>DocumentLibraryForm</New>
-</FormTemplates>
+<b:Sources xmlns:b="http://schemas.openxmlformats.org/officeDocument/2006/bibliography" xmlns="http://schemas.openxmlformats.org/officeDocument/2006/bibliography" SelectedStyle="\APASixthEditionOfficeOnline.xsl" StyleName="APA" Version="6"/>
 </file>
 
 <file path=customXml/item3.xml><?xml version="1.0" encoding="utf-8"?>
@@ -7676,7 +8155,12 @@
 </file>
 
 <file path=customXml/item4.xml><?xml version="1.0" encoding="utf-8"?>
-<b:Sources xmlns:b="http://schemas.openxmlformats.org/officeDocument/2006/bibliography" xmlns="http://schemas.openxmlformats.org/officeDocument/2006/bibliography" SelectedStyle="\APASixthEditionOfficeOnline.xsl" StyleName="APA" Version="6"/>
+<?mso-contentType ?>
+<FormTemplates xmlns="http://schemas.microsoft.com/sharepoint/v3/contenttype/forms">
+  <Display>DocumentLibraryForm</Display>
+  <Edit>DocumentLibraryForm</Edit>
+  <New>DocumentLibraryForm</New>
+</FormTemplates>
 </file>
 
 <file path=customXml/itemProps1.xml><?xml version="1.0" encoding="utf-8"?>
@@ -7690,9 +8174,9 @@
 </file>
 
 <file path=customXml/itemProps2.xml><?xml version="1.0" encoding="utf-8"?>
-<ds:datastoreItem xmlns:ds="http://schemas.openxmlformats.org/officeDocument/2006/customXml" ds:itemID="{A7E7E2E9-8D61-4912-BB40-EB8BD922288D}">
+<ds:datastoreItem xmlns:ds="http://schemas.openxmlformats.org/officeDocument/2006/customXml" ds:itemID="{F314DCFC-B5E8-40AD-AC6C-B92F3FFC53B2}">
   <ds:schemaRefs>
-    <ds:schemaRef ds:uri="http://schemas.microsoft.com/sharepoint/v3/contenttype/forms"/>
+    <ds:schemaRef ds:uri="http://schemas.openxmlformats.org/officeDocument/2006/bibliography"/>
   </ds:schemaRefs>
 </ds:datastoreItem>
 </file>
@@ -7717,9 +8201,9 @@
 </file>
 
 <file path=customXml/itemProps4.xml><?xml version="1.0" encoding="utf-8"?>
-<ds:datastoreItem xmlns:ds="http://schemas.openxmlformats.org/officeDocument/2006/customXml" ds:itemID="{F314DCFC-B5E8-40AD-AC6C-B92F3FFC53B2}">
+<ds:datastoreItem xmlns:ds="http://schemas.openxmlformats.org/officeDocument/2006/customXml" ds:itemID="{A7E7E2E9-8D61-4912-BB40-EB8BD922288D}">
   <ds:schemaRefs>
-    <ds:schemaRef ds:uri="http://schemas.openxmlformats.org/officeDocument/2006/bibliography"/>
+    <ds:schemaRef ds:uri="http://schemas.microsoft.com/sharepoint/v3/contenttype/forms"/>
   </ds:schemaRefs>
 </ds:datastoreItem>
 </file>
--- a/Chirag_Resume/Chirag_Resume.docx
+++ b/Chirag_Resume/Chirag_Resume.docx
@@ -332,15 +332,48 @@
         <w:spacing w:after="80"/>
       </w:pPr>
       <w:r>
-        <w:t xml:space="preserve">Co-inventor on 6 patents filed at Log9 Materials across fuel cell management, power management, and system design. Named inventor on the </w:t>
-      </w:r>
-      <w:proofErr w:type="spellStart"/>
-      <w:r>
-        <w:t>SkyDock</w:t>
-      </w:r>
-      <w:proofErr w:type="spellEnd"/>
-      <w:r>
-        <w:t xml:space="preserve"> patent, granted across the US, European Patent Office, Australia, Denmark, and Finland (US-11772819-B2).</w:t>
+        <w:rPr>
+          <w:b/>
+          <w:bCs/>
+        </w:rPr>
+        <w:t>Co-inventor on 6 patents filed at Log9 Materials</w:t>
+      </w:r>
+      <w:r>
+        <w:t xml:space="preserve"> across fuel cell management, power management, and system design. </w:t>
+      </w:r>
+      <w:r>
+        <w:rPr>
+          <w:b/>
+          <w:bCs/>
+        </w:rPr>
+        <w:t>Named inventor on the SkyDock patent, granted across the US, European Patent Office, Australia, Denmark, and Finland (</w:t>
+      </w:r>
+      <w:hyperlink r:id="rId16" w:history="1">
+        <w:r>
+          <w:rPr>
+            <w:rStyle w:val="Hyperlink"/>
+          </w:rPr>
+          <w:t>US-1177281</w:t>
+        </w:r>
+        <w:r>
+          <w:rPr>
+            <w:rStyle w:val="Hyperlink"/>
+          </w:rPr>
+          <w:t>9</w:t>
+        </w:r>
+        <w:r>
+          <w:rPr>
+            <w:rStyle w:val="Hyperlink"/>
+          </w:rPr>
+          <w:t>-B2</w:t>
+        </w:r>
+      </w:hyperlink>
+      <w:r>
+        <w:rPr>
+          <w:b/>
+          <w:bCs/>
+        </w:rPr>
+        <w:t>).</w:t>
       </w:r>
     </w:p>
     <w:p>
@@ -376,7 +409,7 @@
             <wp:extent cx="114300" cy="114300"/>
             <wp:effectExtent l="0" t="0" r="0" b="0"/>
             <wp:docPr id="732736242" name="Picture 732736242" descr="20100525161651!Icon_External_Link">
-              <a:hlinkClick xmlns:a="http://schemas.openxmlformats.org/drawingml/2006/main" r:id="rId16"/>
+              <a:hlinkClick xmlns:a="http://schemas.openxmlformats.org/drawingml/2006/main" r:id="rId17"/>
             </wp:docPr>
             <wp:cNvGraphicFramePr/>
             <a:graphic xmlns:a="http://schemas.openxmlformats.org/drawingml/2006/main">
@@ -384,125 +417,6 @@
                 <pic:pic xmlns:pic="http://schemas.openxmlformats.org/drawingml/2006/picture">
                   <pic:nvPicPr>
                     <pic:cNvPr id="732736242" name="Picture 732736242" descr="20100525161651!Icon_External_Link">
-                      <a:hlinkClick r:id="rId16"/>
-                    </pic:cNvPr>
-                    <pic:cNvPicPr/>
-                  </pic:nvPicPr>
-                  <pic:blipFill>
-                    <a:blip r:embed="rId13">
-                      <a:extLst>
-                        <a:ext uri="{28A0092B-C50C-407E-A947-70E740481C1C}">
-                          <a14:useLocalDpi xmlns:a14="http://schemas.microsoft.com/office/drawing/2010/main" val="0"/>
-                        </a:ext>
-                      </a:extLst>
-                    </a:blip>
-                    <a:srcRect/>
-                    <a:stretch>
-                      <a:fillRect/>
-                    </a:stretch>
-                  </pic:blipFill>
-                  <pic:spPr bwMode="auto">
-                    <a:xfrm>
-                      <a:off x="0" y="0"/>
-                      <a:ext cx="114300" cy="114300"/>
-                    </a:xfrm>
-                    <a:prstGeom prst="rect">
-                      <a:avLst/>
-                    </a:prstGeom>
-                    <a:noFill/>
-                    <a:ln>
-                      <a:noFill/>
-                    </a:ln>
-                  </pic:spPr>
-                </pic:pic>
-              </a:graphicData>
-            </a:graphic>
-          </wp:inline>
-        </w:drawing>
-      </w:r>
-      <w:r>
-        <w:rPr>
-          <w:b/>
-          <w:bCs/>
-        </w:rPr>
-        <w:t xml:space="preserve"> </w:t>
-      </w:r>
-      <w:r>
-        <w:rPr>
-          <w:b/>
-          <w:bCs/>
-        </w:rPr>
-        <w:t>for my portfolio</w:t>
-      </w:r>
-      <w:r>
-        <w:rPr>
-          <w:b/>
-          <w:bCs/>
-        </w:rPr>
-        <w:t>.</w:t>
-      </w:r>
-    </w:p>
-    <w:p>
-      <w:pPr>
-        <w:pStyle w:val="Heading1"/>
-      </w:pPr>
-      <w:r>
-        <w:t>Work Experience</w:t>
-      </w:r>
-    </w:p>
-    <w:p>
-      <w:pPr>
-        <w:pStyle w:val="Heading2"/>
-      </w:pPr>
-      <w:r>
-        <w:t>Hardware Design Engineer - Aereo</w:t>
-      </w:r>
-      <w:r>
-        <w:t xml:space="preserve"> </w:t>
-      </w:r>
-      <w:r>
-        <w:t>(</w:t>
-      </w:r>
-      <w:r>
-        <w:t>Oct/25</w:t>
-      </w:r>
-      <w:r>
-        <w:t xml:space="preserve"> </w:t>
-      </w:r>
-      <w:r>
-        <w:t>–</w:t>
-      </w:r>
-      <w:r>
-        <w:t xml:space="preserve"> Present</w:t>
-      </w:r>
-      <w:r>
-        <w:t>)</w:t>
-      </w:r>
-      <w:r>
-        <w:rPr>
-          <w:noProof/>
-          <w:lang w:val="en-IN" w:eastAsia="en-IN"/>
-        </w:rPr>
-        <w:t xml:space="preserve"> </w:t>
-      </w:r>
-      <w:r>
-        <w:rPr>
-          <w:noProof/>
-          <w:lang w:val="en-IN" w:eastAsia="en-IN"/>
-        </w:rPr>
-        <w:drawing>
-          <wp:inline distT="0" distB="0" distL="0" distR="0" wp14:anchorId="2291344F" wp14:editId="5BB11BBC">
-            <wp:extent cx="114300" cy="114300"/>
-            <wp:effectExtent l="0" t="0" r="0" b="0"/>
-            <wp:docPr id="1765236016" name="Picture 1765236016" descr="20100525161651!Icon_External_Link">
-              <a:hlinkClick xmlns:a="http://schemas.openxmlformats.org/drawingml/2006/main" r:id="rId17"/>
-            </wp:docPr>
-            <wp:cNvGraphicFramePr/>
-            <a:graphic xmlns:a="http://schemas.openxmlformats.org/drawingml/2006/main">
-              <a:graphicData uri="http://schemas.openxmlformats.org/drawingml/2006/picture">
-                <pic:pic xmlns:pic="http://schemas.openxmlformats.org/drawingml/2006/picture">
-                  <pic:nvPicPr>
-                    <pic:cNvPr id="1765236016" name="Picture 1765236016" descr="20100525161651!Icon_External_Link">
                       <a:hlinkClick r:id="rId17"/>
                     </pic:cNvPr>
                     <pic:cNvPicPr/>
@@ -539,91 +453,42 @@
           </wp:inline>
         </w:drawing>
       </w:r>
+      <w:r>
+        <w:rPr>
+          <w:b/>
+          <w:bCs/>
+        </w:rPr>
+        <w:t xml:space="preserve"> </w:t>
+      </w:r>
+      <w:r>
+        <w:rPr>
+          <w:b/>
+          <w:bCs/>
+        </w:rPr>
+        <w:t>for my portfolio</w:t>
+      </w:r>
+      <w:r>
+        <w:rPr>
+          <w:b/>
+          <w:bCs/>
+        </w:rPr>
+        <w:t>.</w:t>
+      </w:r>
     </w:p>
     <w:p>
       <w:pPr>
-        <w:pStyle w:val="ListParagraph"/>
-        <w:numPr>
-          <w:ilvl w:val="0"/>
-          <w:numId w:val="28"/>
-        </w:numPr>
-      </w:pPr>
-      <w:r>
-        <w:t xml:space="preserve">Owned full-cycle </w:t>
-      </w:r>
-      <w:r>
-        <w:t>development of battery management systems (BMS),</w:t>
-      </w:r>
-      <w:r>
-        <w:t xml:space="preserve"> </w:t>
-      </w:r>
-      <w:r>
-        <w:t xml:space="preserve">DC-DC converters, </w:t>
-      </w:r>
-      <w:r>
-        <w:t>power distribution and autopilot boards</w:t>
+        <w:pStyle w:val="Heading1"/>
+      </w:pPr>
+      <w:r>
+        <w:t>Work Experience</w:t>
       </w:r>
     </w:p>
     <w:p>
       <w:pPr>
-        <w:pStyle w:val="ListParagraph"/>
-        <w:numPr>
-          <w:ilvl w:val="0"/>
-          <w:numId w:val="28"/>
-        </w:numPr>
-      </w:pPr>
-      <w:r>
-        <w:t xml:space="preserve">Led end-to-end </w:t>
-      </w:r>
-      <w:r>
-        <w:t xml:space="preserve">architecture </w:t>
-      </w:r>
-      <w:r>
-        <w:t xml:space="preserve">design, </w:t>
-      </w:r>
-      <w:r>
-        <w:t xml:space="preserve">driving </w:t>
-      </w:r>
-      <w:r>
-        <w:t>PCB design and</w:t>
-      </w:r>
-      <w:r>
-        <w:t xml:space="preserve"> review across all systems</w:t>
-      </w:r>
-    </w:p>
-    <w:p>
-      <w:pPr>
-        <w:pStyle w:val="ListParagraph"/>
-        <w:numPr>
-          <w:ilvl w:val="0"/>
-          <w:numId w:val="28"/>
-        </w:numPr>
-      </w:pPr>
-      <w:r>
-        <w:t xml:space="preserve">Averted </w:t>
-      </w:r>
-      <w:r>
-        <w:t>multiple hardware failures by identifying critical design flaws in schematic design during reviews</w:t>
-      </w:r>
-    </w:p>
-    <w:p>
-      <w:pPr>
         <w:pStyle w:val="Heading2"/>
       </w:pPr>
       <w:r>
-        <w:t>Log9 Materials Scientific</w:t>
-      </w:r>
-      <w:r>
-        <w:t>/</w:t>
-      </w:r>
-      <w:r>
-        <w:t xml:space="preserve">Jupiter </w:t>
-      </w:r>
-      <w:r>
-        <w:t xml:space="preserve">Electric </w:t>
-      </w:r>
-      <w:r>
-        <w:t>Mobility</w:t>
+        <w:t>Hardware Design Engineer - Aereo</w:t>
       </w:r>
       <w:r>
         <w:t xml:space="preserve"> </w:t>
@@ -632,13 +497,7 @@
         <w:t>(</w:t>
       </w:r>
       <w:r>
-        <w:t>Aug</w:t>
-      </w:r>
-      <w:r>
-        <w:t>/</w:t>
-      </w:r>
-      <w:r>
-        <w:t>22</w:t>
+        <w:t>Oct/25</w:t>
       </w:r>
       <w:r>
         <w:t xml:space="preserve"> </w:t>
@@ -647,70 +506,28 @@
         <w:t>–</w:t>
       </w:r>
       <w:r>
-        <w:t xml:space="preserve"> Oct/25</w:t>
+        <w:t xml:space="preserve"> Present</w:t>
       </w:r>
       <w:r>
         <w:t>)</w:t>
       </w:r>
       <w:r>
+        <w:rPr>
+          <w:noProof/>
+          <w:lang w:val="en-IN" w:eastAsia="en-IN"/>
+        </w:rPr>
         <w:t xml:space="preserve"> </w:t>
       </w:r>
-    </w:p>
-    <w:p>
-      <w:pPr>
-        <w:pStyle w:val="Heading3"/>
-        <w:ind w:left="284"/>
-        <w:rPr>
-          <w:b/>
-          <w:bCs/>
-        </w:rPr>
-      </w:pPr>
-      <w:r>
-        <w:rPr>
-          <w:b/>
-          <w:bCs/>
-        </w:rPr>
-        <w:t>Deputy Engineer - Jupiter Electric Mobility</w:t>
-      </w:r>
-      <w:r>
-        <w:rPr>
-          <w:b/>
-          <w:bCs/>
-        </w:rPr>
-        <w:t xml:space="preserve"> (Oct/24 – </w:t>
-      </w:r>
-      <w:r>
-        <w:rPr>
-          <w:b/>
-          <w:bCs/>
-        </w:rPr>
-        <w:t>Oct/25</w:t>
-      </w:r>
-      <w:r>
-        <w:rPr>
-          <w:b/>
-          <w:bCs/>
-        </w:rPr>
-        <w:t>)</w:t>
-      </w:r>
-      <w:r>
-        <w:rPr>
-          <w:b/>
-          <w:bCs/>
-        </w:rPr>
-        <w:t xml:space="preserve"> </w:t>
-      </w:r>
       <w:r>
         <w:rPr>
           <w:noProof/>
-          <w:sz w:val="22"/>
           <w:lang w:val="en-IN" w:eastAsia="en-IN"/>
         </w:rPr>
         <w:drawing>
-          <wp:inline distT="0" distB="0" distL="0" distR="0" wp14:anchorId="713519CC" wp14:editId="1D2B976E">
+          <wp:inline distT="0" distB="0" distL="0" distR="0" wp14:anchorId="2291344F" wp14:editId="5BB11BBC">
             <wp:extent cx="114300" cy="114300"/>
             <wp:effectExtent l="0" t="0" r="0" b="0"/>
-            <wp:docPr id="1231822821" name="Picture 1231822821" descr="20100525161651!Icon_External_Link">
+            <wp:docPr id="1765236016" name="Picture 1765236016" descr="20100525161651!Icon_External_Link">
               <a:hlinkClick xmlns:a="http://schemas.openxmlformats.org/drawingml/2006/main" r:id="rId18"/>
             </wp:docPr>
             <wp:cNvGraphicFramePr/>
@@ -718,7 +535,7 @@
               <a:graphicData uri="http://schemas.openxmlformats.org/drawingml/2006/picture">
                 <pic:pic xmlns:pic="http://schemas.openxmlformats.org/drawingml/2006/picture">
                   <pic:nvPicPr>
-                    <pic:cNvPr id="1231822821" name="Picture 1231822821" descr="20100525161651!Icon_External_Link">
+                    <pic:cNvPr id="1765236016" name="Picture 1765236016" descr="20100525161651!Icon_External_Link">
                       <a:hlinkClick r:id="rId18"/>
                     </pic:cNvPr>
                     <pic:cNvPicPr/>
@@ -758,103 +575,26 @@
     </w:p>
     <w:p>
       <w:pPr>
-        <w:pStyle w:val="Heading3"/>
-        <w:ind w:left="284"/>
-        <w:rPr>
-          <w:b/>
-          <w:bCs/>
-        </w:rPr>
-      </w:pPr>
-      <w:r>
-        <w:t>Log9 was acquired by Jupite</w:t>
-      </w:r>
-      <w:r>
-        <w:t>r</w:t>
-      </w:r>
-      <w:r>
-        <w:t xml:space="preserve"> Electric Mobility</w:t>
-      </w:r>
-      <w:r>
-        <w:t xml:space="preserve"> (JEM)</w:t>
-      </w:r>
-      <w:r>
-        <w:t>.</w:t>
-      </w:r>
-      <w:r>
-        <w:rPr>
-          <w:b/>
-          <w:bCs/>
-        </w:rPr>
-        <w:t xml:space="preserve"> </w:t>
-      </w:r>
-      <w:r>
-        <w:t xml:space="preserve">JEM designs and manufactures </w:t>
-      </w:r>
-      <w:r>
-        <w:t>b</w:t>
-      </w:r>
-      <w:r>
-        <w:t xml:space="preserve">attery </w:t>
-      </w:r>
-      <w:r>
-        <w:t>e</w:t>
-      </w:r>
-      <w:r>
-        <w:t xml:space="preserve">nergy </w:t>
-      </w:r>
-      <w:r>
-        <w:t>s</w:t>
-      </w:r>
-      <w:r>
-        <w:t xml:space="preserve">torage </w:t>
-      </w:r>
-      <w:r>
-        <w:t>s</w:t>
-      </w:r>
-      <w:r>
-        <w:t>ystem</w:t>
-      </w:r>
-      <w:r>
-        <w:t xml:space="preserve"> </w:t>
-      </w:r>
-      <w:r>
-        <w:t>(</w:t>
-      </w:r>
-      <w:r>
-        <w:t>BESS</w:t>
-      </w:r>
-      <w:r>
-        <w:t>)</w:t>
-      </w:r>
-      <w:r>
-        <w:t>, commercial 4W EVs and battery packs for railway applications.</w:t>
-      </w:r>
-    </w:p>
-    <w:p>
-      <w:pPr>
         <w:pStyle w:val="ListParagraph"/>
         <w:numPr>
           <w:ilvl w:val="0"/>
-          <w:numId w:val="22"/>
+          <w:numId w:val="28"/>
         </w:numPr>
       </w:pPr>
       <w:r>
-        <w:t>Drove</w:t>
+        <w:t xml:space="preserve">Owned full-cycle </w:t>
+      </w:r>
+      <w:r>
+        <w:t>development of battery management systems (BMS),</w:t>
       </w:r>
       <w:r>
         <w:t xml:space="preserve"> </w:t>
       </w:r>
       <w:r>
-        <w:t>specification</w:t>
-      </w:r>
-      <w:r>
-        <w:t>, architecture definition</w:t>
-      </w:r>
-      <w:r>
-        <w:t xml:space="preserve"> and complete systems integration (BMS, EMS, HVAC, Switchgear) for a</w:t>
-      </w:r>
-      <w:r>
-        <w:t xml:space="preserve"> 720kWh BESS project</w:t>
+        <w:t xml:space="preserve">DC-DC converters, </w:t>
+      </w:r>
+      <w:r>
+        <w:t>power distribution and autopilot boards</w:t>
       </w:r>
     </w:p>
     <w:p>
@@ -862,20 +602,26 @@
         <w:pStyle w:val="ListParagraph"/>
         <w:numPr>
           <w:ilvl w:val="0"/>
-          <w:numId w:val="22"/>
+          <w:numId w:val="28"/>
         </w:numPr>
       </w:pPr>
       <w:r>
-        <w:t>Managed cross-functional vendor coordination and integration testing across</w:t>
-      </w:r>
-      <w:r>
-        <w:t xml:space="preserve"> BMS, EMS, PCS,</w:t>
-      </w:r>
-      <w:r>
-        <w:t xml:space="preserve"> and</w:t>
-      </w:r>
-      <w:r>
-        <w:t xml:space="preserve"> switchgear</w:t>
+        <w:t xml:space="preserve">Led end-to-end </w:t>
+      </w:r>
+      <w:r>
+        <w:t xml:space="preserve">architecture </w:t>
+      </w:r>
+      <w:r>
+        <w:t xml:space="preserve">design, </w:t>
+      </w:r>
+      <w:r>
+        <w:t xml:space="preserve">driving </w:t>
+      </w:r>
+      <w:r>
+        <w:t>PCB design and</w:t>
+      </w:r>
+      <w:r>
+        <w:t xml:space="preserve"> review across all systems</w:t>
       </w:r>
     </w:p>
     <w:p>
@@ -883,244 +629,121 @@
         <w:pStyle w:val="ListParagraph"/>
         <w:numPr>
           <w:ilvl w:val="0"/>
-          <w:numId w:val="22"/>
+          <w:numId w:val="28"/>
         </w:numPr>
       </w:pPr>
       <w:r>
-        <w:t xml:space="preserve">Evaluated </w:t>
-      </w:r>
-      <w:r>
-        <w:t xml:space="preserve">Energy Management Systems (EMS) </w:t>
-      </w:r>
-      <w:r>
-        <w:t>&amp;</w:t>
-      </w:r>
-      <w:r>
-        <w:t xml:space="preserve"> </w:t>
-      </w:r>
-      <w:r>
-        <w:t>BESS</w:t>
-      </w:r>
-      <w:r>
-        <w:t xml:space="preserve"> topologies </w:t>
-      </w:r>
-      <w:r>
-        <w:t xml:space="preserve">across </w:t>
-      </w:r>
-      <w:r>
-        <w:t>multiple</w:t>
-      </w:r>
-      <w:r>
-        <w:t xml:space="preserve"> use cases and tender specifications</w:t>
+        <w:t xml:space="preserve">Averted </w:t>
+      </w:r>
+      <w:r>
+        <w:t>multiple hardware failures by identifying critical design flaws in schematic design during reviews</w:t>
       </w:r>
     </w:p>
     <w:p>
       <w:pPr>
-        <w:pStyle w:val="ListParagraph"/>
-        <w:numPr>
-          <w:ilvl w:val="0"/>
-          <w:numId w:val="22"/>
-        </w:numPr>
-      </w:pPr>
-      <w:r>
-        <w:t>L</w:t>
-      </w:r>
-      <w:r>
-        <w:t>e</w:t>
-      </w:r>
-      <w:r>
-        <w:t>d</w:t>
+        <w:pStyle w:val="Heading2"/>
+      </w:pPr>
+      <w:r>
+        <w:t>Log9 Materials Scientific</w:t>
+      </w:r>
+      <w:r>
+        <w:t>/</w:t>
+      </w:r>
+      <w:r>
+        <w:t xml:space="preserve">Jupiter </w:t>
+      </w:r>
+      <w:r>
+        <w:t xml:space="preserve">Electric </w:t>
+      </w:r>
+      <w:r>
+        <w:t>Mobility</w:t>
       </w:r>
       <w:r>
         <w:t xml:space="preserve"> </w:t>
       </w:r>
       <w:r>
-        <w:t xml:space="preserve">development and </w:t>
-      </w:r>
-      <w:r>
-        <w:t>integration</w:t>
-      </w:r>
-      <w:r>
-        <w:t xml:space="preserve"> for a</w:t>
-      </w:r>
-      <w:r>
-        <w:t xml:space="preserve"> 20kWh</w:t>
-      </w:r>
-      <w:r>
-        <w:t xml:space="preserve"> BESS system for Indian Railways</w:t>
+        <w:t>(</w:t>
+      </w:r>
+      <w:r>
+        <w:t>Aug</w:t>
+      </w:r>
+      <w:r>
+        <w:t>/</w:t>
+      </w:r>
+      <w:r>
+        <w:t>22</w:t>
+      </w:r>
+      <w:r>
+        <w:t xml:space="preserve"> </w:t>
+      </w:r>
+      <w:r>
+        <w:t>–</w:t>
+      </w:r>
+      <w:r>
+        <w:t xml:space="preserve"> Oct/25</w:t>
+      </w:r>
+      <w:r>
+        <w:t>)</w:t>
+      </w:r>
+      <w:r>
+        <w:t xml:space="preserve"> </w:t>
       </w:r>
     </w:p>
     <w:p>
       <w:pPr>
-        <w:pStyle w:val="Heading2"/>
+        <w:pStyle w:val="Heading3"/>
         <w:ind w:left="284"/>
-      </w:pPr>
-      <w:r>
-        <w:rPr>
-          <w:rFonts w:cs="Arial"/>
+        <w:rPr>
+          <w:b/>
           <w:bCs/>
-          <w:sz w:val="20"/>
-          <w:szCs w:val="20"/>
-        </w:rPr>
-        <w:t>Associate</w:t>
-      </w:r>
-      <w:r>
-        <w:rPr>
-          <w:rFonts w:cs="Arial"/>
+        </w:rPr>
+      </w:pPr>
+      <w:r>
+        <w:rPr>
+          <w:b/>
           <w:bCs/>
-          <w:sz w:val="20"/>
-          <w:szCs w:val="20"/>
+        </w:rPr>
+        <w:t>Deputy Engineer - Jupiter Electric Mobility</w:t>
+      </w:r>
+      <w:r>
+        <w:rPr>
+          <w:b/>
+          <w:bCs/>
+        </w:rPr>
+        <w:t xml:space="preserve"> (Oct/24 – </w:t>
+      </w:r>
+      <w:r>
+        <w:rPr>
+          <w:b/>
+          <w:bCs/>
+        </w:rPr>
+        <w:t>Oct/25</w:t>
+      </w:r>
+      <w:r>
+        <w:rPr>
+          <w:b/>
+          <w:bCs/>
+        </w:rPr>
+        <w:t>)</w:t>
+      </w:r>
+      <w:r>
+        <w:rPr>
+          <w:b/>
+          <w:bCs/>
         </w:rPr>
         <w:t xml:space="preserve"> </w:t>
       </w:r>
       <w:r>
         <w:rPr>
-          <w:rFonts w:cs="Arial"/>
-          <w:bCs/>
-          <w:sz w:val="20"/>
-          <w:szCs w:val="20"/>
-        </w:rPr>
-        <w:t xml:space="preserve">Electronics </w:t>
-      </w:r>
-      <w:r>
-        <w:rPr>
-          <w:rFonts w:cs="Arial"/>
-          <w:bCs/>
-          <w:sz w:val="20"/>
-          <w:szCs w:val="20"/>
-        </w:rPr>
-        <w:t xml:space="preserve">Engineer </w:t>
-      </w:r>
-      <w:r>
-        <w:rPr>
-          <w:rFonts w:cs="Arial"/>
-          <w:bCs/>
-          <w:sz w:val="20"/>
-          <w:szCs w:val="20"/>
-        </w:rPr>
-        <w:t>-</w:t>
-      </w:r>
-      <w:r>
-        <w:rPr>
-          <w:rFonts w:cs="Arial"/>
-          <w:bCs/>
-          <w:sz w:val="20"/>
-          <w:szCs w:val="20"/>
-        </w:rPr>
-        <w:t xml:space="preserve"> L</w:t>
-      </w:r>
-      <w:r>
-        <w:rPr>
-          <w:rFonts w:cs="Arial"/>
-          <w:bCs/>
-          <w:sz w:val="20"/>
-          <w:szCs w:val="20"/>
-        </w:rPr>
-        <w:t>og</w:t>
-      </w:r>
-      <w:r>
-        <w:rPr>
-          <w:rFonts w:cs="Arial"/>
-          <w:bCs/>
-          <w:sz w:val="20"/>
-          <w:szCs w:val="20"/>
-        </w:rPr>
-        <w:t xml:space="preserve">9 </w:t>
-      </w:r>
-      <w:r>
-        <w:rPr>
-          <w:rFonts w:cs="Arial"/>
-          <w:bCs/>
-          <w:sz w:val="20"/>
-          <w:szCs w:val="20"/>
-        </w:rPr>
-        <w:t>Materials</w:t>
-      </w:r>
-      <w:r>
-        <w:rPr>
-          <w:rFonts w:cs="Arial"/>
-          <w:bCs/>
-          <w:sz w:val="20"/>
-          <w:szCs w:val="20"/>
-        </w:rPr>
-        <w:t xml:space="preserve"> </w:t>
-      </w:r>
-      <w:r>
-        <w:rPr>
-          <w:rFonts w:cs="Arial"/>
-          <w:bCs/>
-          <w:sz w:val="20"/>
-          <w:szCs w:val="20"/>
-        </w:rPr>
-        <w:t>(</w:t>
-      </w:r>
-      <w:r>
-        <w:rPr>
-          <w:rFonts w:cs="Arial"/>
-          <w:bCs/>
-          <w:sz w:val="20"/>
-          <w:szCs w:val="20"/>
-        </w:rPr>
-        <w:t>Aug</w:t>
-      </w:r>
-      <w:r>
-        <w:rPr>
-          <w:rFonts w:cs="Arial"/>
-          <w:bCs/>
-          <w:sz w:val="20"/>
-          <w:szCs w:val="20"/>
-        </w:rPr>
-        <w:t>/</w:t>
-      </w:r>
-      <w:r>
-        <w:rPr>
-          <w:rFonts w:cs="Arial"/>
-          <w:bCs/>
-          <w:sz w:val="20"/>
-          <w:szCs w:val="20"/>
-        </w:rPr>
-        <w:t>22</w:t>
-      </w:r>
-      <w:r>
-        <w:rPr>
-          <w:rFonts w:cs="Arial"/>
-          <w:bCs/>
-          <w:sz w:val="20"/>
-          <w:szCs w:val="20"/>
-        </w:rPr>
-        <w:t xml:space="preserve"> – </w:t>
-      </w:r>
-      <w:r>
-        <w:rPr>
-          <w:rFonts w:cs="Arial"/>
-          <w:bCs/>
-          <w:sz w:val="20"/>
-          <w:szCs w:val="20"/>
-        </w:rPr>
-        <w:t>Oct/24</w:t>
-      </w:r>
-      <w:r>
-        <w:rPr>
-          <w:rFonts w:cs="Arial"/>
-          <w:bCs/>
-          <w:sz w:val="20"/>
-          <w:szCs w:val="20"/>
-        </w:rPr>
-        <w:t>)</w:t>
-      </w:r>
-      <w:r>
-        <w:t xml:space="preserve"> </w:t>
-      </w:r>
-      <w:r>
-        <w:rPr>
           <w:noProof/>
+          <w:sz w:val="22"/>
           <w:lang w:val="en-IN" w:eastAsia="en-IN"/>
         </w:rPr>
         <w:drawing>
-          <wp:inline distT="0" distB="0" distL="0" distR="0" wp14:anchorId="570D949D" wp14:editId="718A10C5">
+          <wp:inline distT="0" distB="0" distL="0" distR="0" wp14:anchorId="713519CC" wp14:editId="1D2B976E">
             <wp:extent cx="114300" cy="114300"/>
             <wp:effectExtent l="0" t="0" r="0" b="0"/>
-            <wp:docPr id="2107383728" name="Picture 2107383728" descr="20100525161651!Icon_External_Link">
+            <wp:docPr id="1231822821" name="Picture 1231822821" descr="20100525161651!Icon_External_Link">
               <a:hlinkClick xmlns:a="http://schemas.openxmlformats.org/drawingml/2006/main" r:id="rId19"/>
             </wp:docPr>
             <wp:cNvGraphicFramePr/>
@@ -1128,7 +751,7 @@
               <a:graphicData uri="http://schemas.openxmlformats.org/drawingml/2006/picture">
                 <pic:pic xmlns:pic="http://schemas.openxmlformats.org/drawingml/2006/picture">
                   <pic:nvPicPr>
-                    <pic:cNvPr id="2107383728" name="Picture 2107383728" descr="20100525161651!Icon_External_Link">
+                    <pic:cNvPr id="1231822821" name="Picture 1231822821" descr="20100525161651!Icon_External_Link">
                       <a:hlinkClick r:id="rId19"/>
                     </pic:cNvPr>
                     <pic:cNvPicPr/>
@@ -1168,165 +791,369 @@
     </w:p>
     <w:p>
       <w:pPr>
+        <w:pStyle w:val="Heading3"/>
         <w:ind w:left="284"/>
-      </w:pPr>
-      <w:r>
-        <w:t xml:space="preserve">Log9 </w:t>
-      </w:r>
-      <w:r>
-        <w:t>wa</w:t>
-      </w:r>
-      <w:r>
-        <w:t xml:space="preserve">s </w:t>
-      </w:r>
-      <w:r>
-        <w:t>a</w:t>
-      </w:r>
-      <w:r>
-        <w:t xml:space="preserve"> nanotechnology company pioneering </w:t>
-      </w:r>
-      <w:r>
-        <w:t xml:space="preserve">li-ion </w:t>
-      </w:r>
-      <w:r>
-        <w:t>chemistry</w:t>
-      </w:r>
-      <w:r>
-        <w:t xml:space="preserve"> and battery pack manufacturing</w:t>
-      </w:r>
-      <w:r>
-        <w:t>.</w:t>
-      </w:r>
-      <w:r>
-        <w:br/>
-      </w:r>
-      <w:r>
-        <w:t>R</w:t>
-      </w:r>
-      <w:r>
-        <w:t>&amp;</w:t>
-      </w:r>
-      <w:r>
-        <w:t xml:space="preserve">D </w:t>
-      </w:r>
-      <w:r>
-        <w:t xml:space="preserve">member in </w:t>
-      </w:r>
-      <w:r>
-        <w:t>the</w:t>
-      </w:r>
-      <w:r>
-        <w:t xml:space="preserve"> </w:t>
-      </w:r>
-      <w:r>
         <w:rPr>
           <w:b/>
           <w:bCs/>
         </w:rPr>
-        <w:t>Aluminum Fuel Cell</w:t>
+      </w:pPr>
+      <w:r>
+        <w:t>Log9 was acquired by Jupite</w:t>
+      </w:r>
+      <w:r>
+        <w:t>r</w:t>
+      </w:r>
+      <w:r>
+        <w:t xml:space="preserve"> Electric Mobility</w:t>
+      </w:r>
+      <w:r>
+        <w:t xml:space="preserve"> (JEM)</w:t>
+      </w:r>
+      <w:r>
+        <w:t>.</w:t>
       </w:r>
       <w:r>
         <w:rPr>
           <w:b/>
           <w:bCs/>
         </w:rPr>
-        <w:t xml:space="preserve"> (AFC)</w:t>
-      </w:r>
-      <w:r>
         <w:t xml:space="preserve"> </w:t>
       </w:r>
       <w:r>
-        <w:t xml:space="preserve">and </w:t>
-      </w:r>
-      <w:r>
-        <w:rPr>
-          <w:b/>
-          <w:bCs/>
-        </w:rPr>
-        <w:t>Battery Management System</w:t>
+        <w:t xml:space="preserve">JEM designs and manufactures </w:t>
+      </w:r>
+      <w:r>
+        <w:t>b</w:t>
+      </w:r>
+      <w:r>
+        <w:t xml:space="preserve">attery </w:t>
+      </w:r>
+      <w:r>
+        <w:t>e</w:t>
+      </w:r>
+      <w:r>
+        <w:t xml:space="preserve">nergy </w:t>
+      </w:r>
+      <w:r>
+        <w:t>s</w:t>
+      </w:r>
+      <w:r>
+        <w:t xml:space="preserve">torage </w:t>
+      </w:r>
+      <w:r>
+        <w:t>s</w:t>
+      </w:r>
+      <w:r>
+        <w:t>ystem</w:t>
       </w:r>
       <w:r>
         <w:t xml:space="preserve"> </w:t>
       </w:r>
       <w:r>
-        <w:rPr>
-          <w:b/>
-          <w:bCs/>
-        </w:rPr>
-        <w:t>(BMS)</w:t>
-      </w:r>
-      <w:r>
-        <w:rPr>
-          <w:b/>
-          <w:bCs/>
-        </w:rPr>
-        <w:t xml:space="preserve"> </w:t>
-      </w:r>
-      <w:r>
-        <w:t>teams</w:t>
-      </w:r>
-      <w:r>
-        <w:t>.</w:t>
+        <w:t>(</w:t>
+      </w:r>
+      <w:r>
+        <w:t>BESS</w:t>
+      </w:r>
+      <w:r>
+        <w:t>)</w:t>
+      </w:r>
+      <w:r>
+        <w:t>, commercial 4W EVs and battery packs for railway applications.</w:t>
       </w:r>
     </w:p>
     <w:p>
       <w:pPr>
-        <w:pStyle w:val="Heading3"/>
+        <w:pStyle w:val="ListParagraph"/>
+        <w:numPr>
+          <w:ilvl w:val="0"/>
+          <w:numId w:val="22"/>
+        </w:numPr>
+      </w:pPr>
+      <w:r>
+        <w:t>Drove</w:t>
+      </w:r>
+      <w:r>
+        <w:t xml:space="preserve"> </w:t>
+      </w:r>
+      <w:r>
+        <w:t>specification</w:t>
+      </w:r>
+      <w:r>
+        <w:t>, architecture definition</w:t>
+      </w:r>
+      <w:r>
+        <w:t xml:space="preserve"> and complete systems integration (BMS, EMS, HVAC, Switchgear) for a</w:t>
+      </w:r>
+      <w:r>
+        <w:t xml:space="preserve"> 720kWh BESS project</w:t>
+      </w:r>
+    </w:p>
+    <w:p>
+      <w:pPr>
+        <w:pStyle w:val="ListParagraph"/>
+        <w:numPr>
+          <w:ilvl w:val="0"/>
+          <w:numId w:val="22"/>
+        </w:numPr>
+      </w:pPr>
+      <w:r>
+        <w:t>Managed cross-functional vendor coordination and integration testing across</w:t>
+      </w:r>
+      <w:r>
+        <w:t xml:space="preserve"> BMS, EMS, PCS,</w:t>
+      </w:r>
+      <w:r>
+        <w:t xml:space="preserve"> and</w:t>
+      </w:r>
+      <w:r>
+        <w:t xml:space="preserve"> switchgear</w:t>
+      </w:r>
+    </w:p>
+    <w:p>
+      <w:pPr>
+        <w:pStyle w:val="ListParagraph"/>
+        <w:numPr>
+          <w:ilvl w:val="0"/>
+          <w:numId w:val="22"/>
+        </w:numPr>
+      </w:pPr>
+      <w:r>
+        <w:t xml:space="preserve">Evaluated </w:t>
+      </w:r>
+      <w:r>
+        <w:t xml:space="preserve">Energy Management Systems (EMS) </w:t>
+      </w:r>
+      <w:r>
+        <w:t>&amp;</w:t>
+      </w:r>
+      <w:r>
+        <w:t xml:space="preserve"> </w:t>
+      </w:r>
+      <w:r>
+        <w:t>BESS</w:t>
+      </w:r>
+      <w:r>
+        <w:t xml:space="preserve"> topologies </w:t>
+      </w:r>
+      <w:r>
+        <w:t xml:space="preserve">across </w:t>
+      </w:r>
+      <w:r>
+        <w:t>multiple</w:t>
+      </w:r>
+      <w:r>
+        <w:t xml:space="preserve"> use cases and tender specifications</w:t>
+      </w:r>
+    </w:p>
+    <w:p>
+      <w:pPr>
+        <w:pStyle w:val="ListParagraph"/>
+        <w:numPr>
+          <w:ilvl w:val="0"/>
+          <w:numId w:val="22"/>
+        </w:numPr>
+      </w:pPr>
+      <w:r>
+        <w:t>L</w:t>
+      </w:r>
+      <w:r>
+        <w:t>e</w:t>
+      </w:r>
+      <w:r>
+        <w:t>d</w:t>
+      </w:r>
+      <w:r>
+        <w:t xml:space="preserve"> </w:t>
+      </w:r>
+      <w:r>
+        <w:t xml:space="preserve">development and </w:t>
+      </w:r>
+      <w:r>
+        <w:t>integration</w:t>
+      </w:r>
+      <w:r>
+        <w:t xml:space="preserve"> for a</w:t>
+      </w:r>
+      <w:r>
+        <w:t xml:space="preserve"> 20kWh</w:t>
+      </w:r>
+      <w:r>
+        <w:t xml:space="preserve"> BESS system for Indian Railways</w:t>
+      </w:r>
+    </w:p>
+    <w:p>
+      <w:pPr>
+        <w:pStyle w:val="Heading2"/>
         <w:ind w:left="284"/>
       </w:pPr>
       <w:r>
         <w:rPr>
-          <w:b/>
+          <w:rFonts w:cs="Arial"/>
           <w:bCs/>
-        </w:rPr>
-        <w:t>BMS</w:t>
-      </w:r>
-      <w:r>
-        <w:rPr>
-          <w:b/>
+          <w:sz w:val="20"/>
+          <w:szCs w:val="20"/>
+        </w:rPr>
+        <w:t>Associate</w:t>
+      </w:r>
+      <w:r>
+        <w:rPr>
+          <w:rFonts w:cs="Arial"/>
           <w:bCs/>
+          <w:sz w:val="20"/>
+          <w:szCs w:val="20"/>
         </w:rPr>
         <w:t xml:space="preserve"> </w:t>
       </w:r>
       <w:r>
         <w:rPr>
-          <w:b/>
+          <w:rFonts w:cs="Arial"/>
           <w:bCs/>
-        </w:rPr>
-        <w:t>team:</w:t>
-      </w:r>
-      <w:r>
+          <w:sz w:val="20"/>
+          <w:szCs w:val="20"/>
+        </w:rPr>
+        <w:t xml:space="preserve">Electronics </w:t>
+      </w:r>
+      <w:r>
+        <w:rPr>
+          <w:rFonts w:cs="Arial"/>
+          <w:bCs/>
+          <w:sz w:val="20"/>
+          <w:szCs w:val="20"/>
+        </w:rPr>
+        <w:t xml:space="preserve">Engineer </w:t>
+      </w:r>
+      <w:r>
+        <w:rPr>
+          <w:rFonts w:cs="Arial"/>
+          <w:bCs/>
+          <w:sz w:val="20"/>
+          <w:szCs w:val="20"/>
+        </w:rPr>
+        <w:t>-</w:t>
+      </w:r>
+      <w:r>
+        <w:rPr>
+          <w:rFonts w:cs="Arial"/>
+          <w:bCs/>
+          <w:sz w:val="20"/>
+          <w:szCs w:val="20"/>
+        </w:rPr>
+        <w:t xml:space="preserve"> L</w:t>
+      </w:r>
+      <w:r>
+        <w:rPr>
+          <w:rFonts w:cs="Arial"/>
+          <w:bCs/>
+          <w:sz w:val="20"/>
+          <w:szCs w:val="20"/>
+        </w:rPr>
+        <w:t>og</w:t>
+      </w:r>
+      <w:r>
+        <w:rPr>
+          <w:rFonts w:cs="Arial"/>
+          <w:bCs/>
+          <w:sz w:val="20"/>
+          <w:szCs w:val="20"/>
+        </w:rPr>
+        <w:t xml:space="preserve">9 </w:t>
+      </w:r>
+      <w:r>
+        <w:rPr>
+          <w:rFonts w:cs="Arial"/>
+          <w:bCs/>
+          <w:sz w:val="20"/>
+          <w:szCs w:val="20"/>
+        </w:rPr>
+        <w:t>Materials</w:t>
+      </w:r>
+      <w:r>
+        <w:rPr>
+          <w:rFonts w:cs="Arial"/>
+          <w:bCs/>
+          <w:sz w:val="20"/>
+          <w:szCs w:val="20"/>
+        </w:rPr>
         <w:t xml:space="preserve"> </w:t>
       </w:r>
       <w:r>
-        <w:t>Firmware Development</w:t>
+        <w:rPr>
+          <w:rFonts w:cs="Arial"/>
+          <w:bCs/>
+          <w:sz w:val="20"/>
+          <w:szCs w:val="20"/>
+        </w:rPr>
+        <w:t>(</w:t>
+      </w:r>
+      <w:r>
+        <w:rPr>
+          <w:rFonts w:cs="Arial"/>
+          <w:bCs/>
+          <w:sz w:val="20"/>
+          <w:szCs w:val="20"/>
+        </w:rPr>
+        <w:t>Aug</w:t>
+      </w:r>
+      <w:r>
+        <w:rPr>
+          <w:rFonts w:cs="Arial"/>
+          <w:bCs/>
+          <w:sz w:val="20"/>
+          <w:szCs w:val="20"/>
+        </w:rPr>
+        <w:t>/</w:t>
+      </w:r>
+      <w:r>
+        <w:rPr>
+          <w:rFonts w:cs="Arial"/>
+          <w:bCs/>
+          <w:sz w:val="20"/>
+          <w:szCs w:val="20"/>
+        </w:rPr>
+        <w:t>22</w:t>
+      </w:r>
+      <w:r>
+        <w:rPr>
+          <w:rFonts w:cs="Arial"/>
+          <w:bCs/>
+          <w:sz w:val="20"/>
+          <w:szCs w:val="20"/>
+        </w:rPr>
+        <w:t xml:space="preserve"> – </w:t>
+      </w:r>
+      <w:r>
+        <w:rPr>
+          <w:rFonts w:cs="Arial"/>
+          <w:bCs/>
+          <w:sz w:val="20"/>
+          <w:szCs w:val="20"/>
+        </w:rPr>
+        <w:t>Oct/24</w:t>
+      </w:r>
+      <w:r>
+        <w:rPr>
+          <w:rFonts w:cs="Arial"/>
+          <w:bCs/>
+          <w:sz w:val="20"/>
+          <w:szCs w:val="20"/>
+        </w:rPr>
+        <w:t>)</w:t>
       </w:r>
       <w:r>
         <w:t xml:space="preserve"> </w:t>
       </w:r>
       <w:r>
-        <w:t>(</w:t>
-      </w:r>
-      <w:r>
-        <w:t>Jan/24-Oct/24</w:t>
-      </w:r>
-      <w:r>
-        <w:t>)</w:t>
-      </w:r>
-      <w:r>
-        <w:t xml:space="preserve"> </w:t>
-      </w:r>
-      <w:r>
         <w:rPr>
           <w:noProof/>
-          <w:sz w:val="22"/>
           <w:lang w:val="en-IN" w:eastAsia="en-IN"/>
         </w:rPr>
         <w:drawing>
-          <wp:inline distT="0" distB="0" distL="0" distR="0" wp14:anchorId="25995EB8" wp14:editId="5BAC0BA8">
+          <wp:inline distT="0" distB="0" distL="0" distR="0" wp14:anchorId="570D949D" wp14:editId="718A10C5">
             <wp:extent cx="114300" cy="114300"/>
             <wp:effectExtent l="0" t="0" r="0" b="0"/>
-            <wp:docPr id="1429596593" name="Picture 1429596593" descr="20100525161651!Icon_External_Link">
+            <wp:docPr id="2107383728" name="Picture 2107383728" descr="20100525161651!Icon_External_Link">
               <a:hlinkClick xmlns:a="http://schemas.openxmlformats.org/drawingml/2006/main" r:id="rId20"/>
             </wp:docPr>
             <wp:cNvGraphicFramePr/>
@@ -1334,7 +1161,7 @@
               <a:graphicData uri="http://schemas.openxmlformats.org/drawingml/2006/picture">
                 <pic:pic xmlns:pic="http://schemas.openxmlformats.org/drawingml/2006/picture">
                   <pic:nvPicPr>
-                    <pic:cNvPr id="1429596593" name="Picture 1429596593" descr="20100525161651!Icon_External_Link">
+                    <pic:cNvPr id="2107383728" name="Picture 2107383728" descr="20100525161651!Icon_External_Link">
                       <a:hlinkClick r:id="rId20"/>
                     </pic:cNvPr>
                     <pic:cNvPicPr/>
@@ -1374,79 +1201,109 @@
     </w:p>
     <w:p>
       <w:pPr>
-        <w:pStyle w:val="ListParagraph"/>
-        <w:numPr>
-          <w:ilvl w:val="0"/>
-          <w:numId w:val="24"/>
-        </w:numPr>
-      </w:pPr>
-      <w:r>
-        <w:t>BMS deployment for two 3W-OEM</w:t>
-      </w:r>
-      <w:r>
-        <w:t>s</w:t>
+        <w:ind w:left="284"/>
+      </w:pPr>
+      <w:r>
+        <w:t xml:space="preserve">Log9 </w:t>
+      </w:r>
+      <w:r>
+        <w:t>wa</w:t>
+      </w:r>
+      <w:r>
+        <w:t xml:space="preserve">s </w:t>
+      </w:r>
+      <w:r>
+        <w:t>a</w:t>
+      </w:r>
+      <w:r>
+        <w:t xml:space="preserve"> nanotechnology company pioneering </w:t>
+      </w:r>
+      <w:r>
+        <w:t xml:space="preserve">li-ion </w:t>
+      </w:r>
+      <w:r>
+        <w:t>chemistry</w:t>
+      </w:r>
+      <w:r>
+        <w:t xml:space="preserve"> and battery pack manufacturing</w:t>
+      </w:r>
+      <w:r>
+        <w:t>.</w:t>
+      </w:r>
+      <w:r>
+        <w:br/>
+      </w:r>
+      <w:r>
+        <w:t>R</w:t>
+      </w:r>
+      <w:r>
+        <w:t>&amp;</w:t>
+      </w:r>
+      <w:r>
+        <w:t xml:space="preserve">D </w:t>
+      </w:r>
+      <w:r>
+        <w:t xml:space="preserve">member in </w:t>
+      </w:r>
+      <w:r>
+        <w:t>the</w:t>
+      </w:r>
+      <w:r>
+        <w:t xml:space="preserve"> </w:t>
+      </w:r>
+      <w:r>
+        <w:rPr>
+          <w:b/>
+          <w:bCs/>
+        </w:rPr>
+        <w:t>Aluminum Fuel Cell</w:t>
+      </w:r>
+      <w:r>
+        <w:rPr>
+          <w:b/>
+          <w:bCs/>
+        </w:rPr>
+        <w:t xml:space="preserve"> (AFC)</w:t>
+      </w:r>
+      <w:r>
+        <w:t xml:space="preserve"> </w:t>
+      </w:r>
+      <w:r>
+        <w:t xml:space="preserve">and </w:t>
+      </w:r>
+      <w:r>
+        <w:rPr>
+          <w:b/>
+          <w:bCs/>
+        </w:rPr>
+        <w:t>Battery Management System</w:t>
+      </w:r>
+      <w:r>
+        <w:t xml:space="preserve"> </w:t>
+      </w:r>
+      <w:r>
+        <w:rPr>
+          <w:b/>
+          <w:bCs/>
+        </w:rPr>
+        <w:t>(BMS)</w:t>
+      </w:r>
+      <w:r>
+        <w:rPr>
+          <w:b/>
+          <w:bCs/>
+        </w:rPr>
+        <w:t xml:space="preserve"> </w:t>
+      </w:r>
+      <w:r>
+        <w:t>teams</w:t>
+      </w:r>
+      <w:r>
+        <w:t>.</w:t>
       </w:r>
     </w:p>
     <w:p>
       <w:pPr>
-        <w:pStyle w:val="ListParagraph"/>
-        <w:numPr>
-          <w:ilvl w:val="0"/>
-          <w:numId w:val="24"/>
-        </w:numPr>
-      </w:pPr>
-      <w:r>
-        <w:t>F</w:t>
-      </w:r>
-      <w:r>
-        <w:t>irmware development</w:t>
-      </w:r>
-      <w:r>
-        <w:t xml:space="preserve"> for new features</w:t>
-      </w:r>
-    </w:p>
-    <w:p>
-      <w:pPr>
-        <w:pStyle w:val="ListParagraph"/>
-        <w:numPr>
-          <w:ilvl w:val="0"/>
-          <w:numId w:val="24"/>
-        </w:numPr>
-      </w:pPr>
-      <w:r>
-        <w:t>Integration and testing the BMS</w:t>
-      </w:r>
-      <w:r>
-        <w:t xml:space="preserve"> and </w:t>
-      </w:r>
-      <w:r>
-        <w:t>battery pack</w:t>
-      </w:r>
-      <w:r>
-        <w:t xml:space="preserve"> for </w:t>
-      </w:r>
-      <w:r>
-        <w:t>two</w:t>
-      </w:r>
-      <w:r>
-        <w:t xml:space="preserve"> 3W-OEMs</w:t>
-      </w:r>
-    </w:p>
-    <w:p>
-      <w:pPr>
-        <w:pStyle w:val="ListParagraph"/>
-        <w:numPr>
-          <w:ilvl w:val="0"/>
-          <w:numId w:val="24"/>
-        </w:numPr>
-        <w:spacing w:after="80"/>
-      </w:pPr>
-      <w:r>
-        <w:t>Thermal management system prototype</w:t>
-      </w:r>
-    </w:p>
-    <w:p>
-      <w:pPr>
         <w:pStyle w:val="Heading3"/>
         <w:ind w:left="284"/>
       </w:pPr>
@@ -1455,48 +1312,36 @@
           <w:b/>
           <w:bCs/>
         </w:rPr>
-        <w:t>AFC</w:t>
+        <w:t>BMS</w:t>
       </w:r>
       <w:r>
         <w:rPr>
           <w:b/>
           <w:bCs/>
         </w:rPr>
-        <w:t xml:space="preserve"> team</w:t>
+        <w:t xml:space="preserve"> </w:t>
       </w:r>
       <w:r>
         <w:rPr>
           <w:b/>
           <w:bCs/>
         </w:rPr>
-        <w:t>:</w:t>
+        <w:t>team:</w:t>
       </w:r>
       <w:r>
         <w:t xml:space="preserve"> </w:t>
       </w:r>
       <w:r>
-        <w:t xml:space="preserve">Electronics </w:t>
-      </w:r>
-      <w:r>
-        <w:t xml:space="preserve">System Development </w:t>
+        <w:t>Firmware Development</w:t>
+      </w:r>
+      <w:r>
+        <w:t xml:space="preserve"> </w:t>
       </w:r>
       <w:r>
         <w:t>(</w:t>
       </w:r>
       <w:r>
-        <w:t>Aug</w:t>
-      </w:r>
-      <w:r>
-        <w:t>/</w:t>
-      </w:r>
-      <w:r>
-        <w:t>22</w:t>
-      </w:r>
-      <w:r>
-        <w:t xml:space="preserve"> – </w:t>
-      </w:r>
-      <w:r>
-        <w:t>Dec/23</w:t>
+        <w:t>Jan/24-Oct/24</w:t>
       </w:r>
       <w:r>
         <w:t>)</w:t>
@@ -1511,238 +1356,10 @@
           <w:lang w:val="en-IN" w:eastAsia="en-IN"/>
         </w:rPr>
         <w:drawing>
-          <wp:inline distT="0" distB="0" distL="0" distR="0" wp14:anchorId="1165860C" wp14:editId="614BB335">
+          <wp:inline distT="0" distB="0" distL="0" distR="0" wp14:anchorId="25995EB8" wp14:editId="5BAC0BA8">
             <wp:extent cx="114300" cy="114300"/>
             <wp:effectExtent l="0" t="0" r="0" b="0"/>
-            <wp:docPr id="2044648134" name="Picture 2044648134" descr="20100525161651!Icon_External_Link">
-              <a:hlinkClick xmlns:a="http://schemas.openxmlformats.org/drawingml/2006/main" r:id="rId19"/>
-            </wp:docPr>
-            <wp:cNvGraphicFramePr/>
-            <a:graphic xmlns:a="http://schemas.openxmlformats.org/drawingml/2006/main">
-              <a:graphicData uri="http://schemas.openxmlformats.org/drawingml/2006/picture">
-                <pic:pic xmlns:pic="http://schemas.openxmlformats.org/drawingml/2006/picture">
-                  <pic:nvPicPr>
-                    <pic:cNvPr id="2044648134" name="Picture 2044648134" descr="20100525161651!Icon_External_Link">
-                      <a:hlinkClick r:id="rId19"/>
-                    </pic:cNvPr>
-                    <pic:cNvPicPr/>
-                  </pic:nvPicPr>
-                  <pic:blipFill>
-                    <a:blip r:embed="rId13">
-                      <a:extLst>
-                        <a:ext uri="{28A0092B-C50C-407E-A947-70E740481C1C}">
-                          <a14:useLocalDpi xmlns:a14="http://schemas.microsoft.com/office/drawing/2010/main" val="0"/>
-                        </a:ext>
-                      </a:extLst>
-                    </a:blip>
-                    <a:srcRect/>
-                    <a:stretch>
-                      <a:fillRect/>
-                    </a:stretch>
-                  </pic:blipFill>
-                  <pic:spPr bwMode="auto">
-                    <a:xfrm>
-                      <a:off x="0" y="0"/>
-                      <a:ext cx="114300" cy="114300"/>
-                    </a:xfrm>
-                    <a:prstGeom prst="rect">
-                      <a:avLst/>
-                    </a:prstGeom>
-                    <a:noFill/>
-                    <a:ln>
-                      <a:noFill/>
-                    </a:ln>
-                  </pic:spPr>
-                </pic:pic>
-              </a:graphicData>
-            </a:graphic>
-          </wp:inline>
-        </w:drawing>
-      </w:r>
-    </w:p>
-    <w:p>
-      <w:pPr>
-        <w:pStyle w:val="ListParagraph"/>
-        <w:numPr>
-          <w:ilvl w:val="0"/>
-          <w:numId w:val="21"/>
-        </w:numPr>
-        <w:spacing w:after="80"/>
-      </w:pPr>
-      <w:r>
-        <w:t>Led</w:t>
-      </w:r>
-      <w:r>
-        <w:t xml:space="preserve"> electronics system development with a team of 3 engineers</w:t>
-      </w:r>
-    </w:p>
-    <w:p>
-      <w:pPr>
-        <w:pStyle w:val="ListParagraph"/>
-        <w:numPr>
-          <w:ilvl w:val="0"/>
-          <w:numId w:val="21"/>
-        </w:numPr>
-        <w:spacing w:after="80"/>
-      </w:pPr>
-      <w:r>
-        <w:t xml:space="preserve">Specification definition and </w:t>
-      </w:r>
-      <w:r>
-        <w:t>PCB design reviews</w:t>
-      </w:r>
-      <w:r>
-        <w:t xml:space="preserve"> for</w:t>
-      </w:r>
-      <w:r>
-        <w:t xml:space="preserve"> </w:t>
-      </w:r>
-      <w:r>
-        <w:t>fuel cell management system</w:t>
-      </w:r>
-      <w:r>
-        <w:t xml:space="preserve"> (FMS)</w:t>
-      </w:r>
-      <w:r>
-        <w:t xml:space="preserve">, </w:t>
-      </w:r>
-      <w:r>
-        <w:t>power management system</w:t>
-      </w:r>
-      <w:r>
-        <w:t xml:space="preserve"> (PMS)</w:t>
-      </w:r>
-      <w:r>
-        <w:t xml:space="preserve"> and</w:t>
-      </w:r>
-      <w:r>
-        <w:t xml:space="preserve"> slave </w:t>
-      </w:r>
-      <w:r>
-        <w:t>FMS</w:t>
-      </w:r>
-    </w:p>
-    <w:p>
-      <w:pPr>
-        <w:pStyle w:val="ListParagraph"/>
-        <w:numPr>
-          <w:ilvl w:val="0"/>
-          <w:numId w:val="21"/>
-        </w:numPr>
-        <w:spacing w:after="80"/>
-      </w:pPr>
-      <w:r>
-        <w:t>Firmware development on STM32</w:t>
-      </w:r>
-      <w:r>
-        <w:t xml:space="preserve"> for the FMS, PMS, slave </w:t>
-      </w:r>
-      <w:r>
-        <w:t>FMS</w:t>
-      </w:r>
-    </w:p>
-    <w:p>
-      <w:pPr>
-        <w:pStyle w:val="ListParagraph"/>
-        <w:numPr>
-          <w:ilvl w:val="0"/>
-          <w:numId w:val="21"/>
-        </w:numPr>
-        <w:spacing w:after="80"/>
-      </w:pPr>
-      <w:r>
-        <w:t>Electronics and power electronics integration and testing</w:t>
-      </w:r>
-    </w:p>
-    <w:p>
-      <w:pPr>
-        <w:pStyle w:val="ListParagraph"/>
-        <w:numPr>
-          <w:ilvl w:val="0"/>
-          <w:numId w:val="21"/>
-        </w:numPr>
-      </w:pPr>
-      <w:r>
-        <w:t xml:space="preserve">Filed </w:t>
-      </w:r>
-      <w:r>
-        <w:rPr>
-          <w:b/>
-          <w:bCs/>
-        </w:rPr>
-        <w:t>six patents</w:t>
-      </w:r>
-      <w:r>
-        <w:t xml:space="preserve"> in the areas of fuel-cell management, power management and fuel-cell system design</w:t>
-      </w:r>
-    </w:p>
-    <w:p>
-      <w:pPr>
-        <w:rPr>
-          <w:rFonts w:eastAsiaTheme="majorEastAsia" w:cstheme="majorBidi"/>
-          <w:b/>
-          <w:sz w:val="22"/>
-          <w:szCs w:val="26"/>
-        </w:rPr>
-      </w:pPr>
-      <w:r>
-        <w:br w:type="page"/>
-      </w:r>
-    </w:p>
-    <w:p>
-      <w:pPr>
-        <w:pStyle w:val="Heading2"/>
-      </w:pPr>
-      <w:r>
-        <w:lastRenderedPageBreak/>
-        <w:t xml:space="preserve">Embedded Design Engineer - </w:t>
-      </w:r>
-      <w:r>
-        <w:t xml:space="preserve">Sagar Defense Engineering </w:t>
-      </w:r>
-      <w:r>
-        <w:t>(</w:t>
-      </w:r>
-      <w:r>
-        <w:t>May</w:t>
-      </w:r>
-      <w:r>
-        <w:t>/1</w:t>
-      </w:r>
-      <w:r>
-        <w:t>9</w:t>
-      </w:r>
-      <w:r>
-        <w:t xml:space="preserve"> – </w:t>
-      </w:r>
-      <w:r>
-        <w:t>Jul/22</w:t>
-      </w:r>
-      <w:r>
-        <w:t>)</w:t>
-      </w:r>
-      <w:r>
-        <w:t xml:space="preserve"> </w:t>
-      </w:r>
-      <w:r>
-        <w:t>–</w:t>
-      </w:r>
-      <w:r>
-        <w:t xml:space="preserve"> Pune</w:t>
-      </w:r>
-      <w:r>
-        <w:t xml:space="preserve"> </w:t>
-      </w:r>
-      <w:r>
-        <w:rPr>
-          <w:noProof/>
-          <w:lang w:val="en-IN" w:eastAsia="en-IN"/>
-        </w:rPr>
-        <w:drawing>
-          <wp:inline distT="0" distB="0" distL="0" distR="0" wp14:anchorId="4EBAE525" wp14:editId="1CDB6DA1">
-            <wp:extent cx="114300" cy="114300"/>
-            <wp:effectExtent l="0" t="0" r="0" b="0"/>
-            <wp:docPr id="1742986763" name="Picture 1742986763" descr="20100525161651!Icon_External_Link">
+            <wp:docPr id="1429596593" name="Picture 1429596593" descr="20100525161651!Icon_External_Link">
               <a:hlinkClick xmlns:a="http://schemas.openxmlformats.org/drawingml/2006/main" r:id="rId21"/>
             </wp:docPr>
             <wp:cNvGraphicFramePr/>
@@ -1750,7 +1367,7 @@
               <a:graphicData uri="http://schemas.openxmlformats.org/drawingml/2006/picture">
                 <pic:pic xmlns:pic="http://schemas.openxmlformats.org/drawingml/2006/picture">
                   <pic:nvPicPr>
-                    <pic:cNvPr id="1742986763" name="Picture 1742986763" descr="20100525161651!Icon_External_Link">
+                    <pic:cNvPr id="1429596593" name="Picture 1429596593" descr="20100525161651!Icon_External_Link">
                       <a:hlinkClick r:id="rId21"/>
                     </pic:cNvPr>
                     <pic:cNvPicPr/>
@@ -1790,195 +1407,17 @@
     </w:p>
     <w:p>
       <w:pPr>
-        <w:pStyle w:val="Heading3"/>
-      </w:pPr>
-      <w:proofErr w:type="spellStart"/>
-      <w:r>
-        <w:rPr>
-          <w:b/>
-          <w:bCs/>
-        </w:rPr>
-        <w:t>Sky</w:t>
-      </w:r>
-      <w:r>
-        <w:rPr>
-          <w:b/>
-          <w:bCs/>
-        </w:rPr>
-        <w:t>D</w:t>
-      </w:r>
-      <w:r>
-        <w:rPr>
-          <w:b/>
-          <w:bCs/>
-        </w:rPr>
-        <w:t>ock</w:t>
-      </w:r>
-      <w:proofErr w:type="spellEnd"/>
-      <w:r>
-        <w:rPr>
-          <w:b/>
-          <w:bCs/>
-        </w:rPr>
-        <w:t>:</w:t>
-      </w:r>
-      <w:r>
-        <w:t xml:space="preserve"> Electronics and System Development (</w:t>
-      </w:r>
-      <w:r>
-        <w:t>May/19 –</w:t>
-      </w:r>
-      <w:r>
-        <w:t xml:space="preserve"> </w:t>
-      </w:r>
-      <w:r>
-        <w:t>Jun</w:t>
-      </w:r>
-      <w:r>
-        <w:t>/21</w:t>
-      </w:r>
-      <w:r>
-        <w:t>)</w:t>
-      </w:r>
-    </w:p>
-    <w:p>
-      <w:pPr>
-        <w:spacing w:after="80"/>
-      </w:pPr>
-      <w:proofErr w:type="spellStart"/>
-      <w:r>
-        <w:t>SkyDock</w:t>
-      </w:r>
-      <w:proofErr w:type="spellEnd"/>
-      <w:r>
-        <w:t xml:space="preserve"> is a</w:t>
-      </w:r>
-      <w:r>
-        <w:t xml:space="preserve"> </w:t>
-      </w:r>
-      <w:r>
-        <w:t xml:space="preserve">launching and charging station which keeps the UAV in </w:t>
-      </w:r>
-      <w:r>
-        <w:t>ready-to-fly</w:t>
-      </w:r>
-      <w:r>
-        <w:t xml:space="preserve"> condition 24/7. After landing it automatically starts charging the UAV.</w:t>
-      </w:r>
-      <w:r>
-        <w:t xml:space="preserve"> </w:t>
-      </w:r>
-      <w:r>
-        <w:t>Our work was</w:t>
-      </w:r>
-      <w:r>
-        <w:rPr>
-          <w:b/>
-          <w:bCs/>
-        </w:rPr>
-        <w:t xml:space="preserve"> granted a patent </w:t>
-      </w:r>
-      <w:r>
-        <w:t xml:space="preserve">by </w:t>
-      </w:r>
-      <w:r>
-        <w:t xml:space="preserve">US, Denmark, European Patent Office, Australia and Finland </w:t>
-      </w:r>
-      <w:r>
-        <w:t>(</w:t>
-      </w:r>
-      <w:hyperlink r:id="rId22" w:history="1">
-        <w:r>
-          <w:rPr>
-            <w:rStyle w:val="Hyperlink"/>
-          </w:rPr>
-          <w:t>US-11772819-B2</w:t>
-        </w:r>
-      </w:hyperlink>
-      <w:r>
-        <w:t>)</w:t>
-      </w:r>
-      <w:r>
-        <w:rPr>
-          <w:b/>
-          <w:bCs/>
-        </w:rPr>
-        <w:t xml:space="preserve"> </w:t>
-      </w:r>
-    </w:p>
-    <w:p>
-      <w:pPr>
-        <w:spacing w:after="80"/>
-      </w:pPr>
-      <w:r>
-        <w:t xml:space="preserve">My responsibilities </w:t>
-      </w:r>
-      <w:r>
-        <w:t>as a core R</w:t>
-      </w:r>
-      <w:r>
-        <w:t>&amp;</w:t>
-      </w:r>
-      <w:r>
-        <w:t>D team member included</w:t>
-      </w:r>
-    </w:p>
-    <w:p>
-      <w:pPr>
         <w:pStyle w:val="ListParagraph"/>
         <w:numPr>
           <w:ilvl w:val="0"/>
-          <w:numId w:val="21"/>
+          <w:numId w:val="24"/>
         </w:numPr>
-        <w:spacing w:after="80"/>
-      </w:pPr>
-      <w:r>
-        <w:t>Conceptualiz</w:t>
-      </w:r>
-      <w:r>
-        <w:t xml:space="preserve">ed </w:t>
-      </w:r>
-      <w:r>
-        <w:t xml:space="preserve">the prototype, </w:t>
-      </w:r>
-      <w:r>
-        <w:t>design</w:t>
-      </w:r>
-      <w:r>
-        <w:t>ed</w:t>
-      </w:r>
-      <w:r>
-        <w:t>,</w:t>
-      </w:r>
-      <w:r>
-        <w:t xml:space="preserve"> and </w:t>
-      </w:r>
-      <w:r>
-        <w:t xml:space="preserve">built </w:t>
-      </w:r>
-      <w:r>
-        <w:t>hardware</w:t>
-      </w:r>
-      <w:r>
-        <w:t>/</w:t>
-      </w:r>
-      <w:r>
-        <w:t>firmware</w:t>
-      </w:r>
-      <w:r>
-        <w:t xml:space="preserve"> for </w:t>
-      </w:r>
-      <w:r>
-        <w:t>all electrical</w:t>
-      </w:r>
-      <w:r>
-        <w:t>/</w:t>
-      </w:r>
-      <w:r>
-        <w:t xml:space="preserve">electronic </w:t>
-      </w:r>
-      <w:r>
-        <w:t>systems</w:t>
+      </w:pPr>
+      <w:r>
+        <w:t>BMS deployment for two 3W-OEM</w:t>
+      </w:r>
+      <w:r>
+        <w:t>s</w:t>
       </w:r>
     </w:p>
     <w:p>
@@ -1986,44 +1425,17 @@
         <w:pStyle w:val="ListParagraph"/>
         <w:numPr>
           <w:ilvl w:val="0"/>
-          <w:numId w:val="21"/>
+          <w:numId w:val="24"/>
         </w:numPr>
-        <w:spacing w:after="80"/>
-      </w:pPr>
-      <w:r>
-        <w:t>Designed</w:t>
-      </w:r>
-      <w:r>
-        <w:t xml:space="preserve"> the </w:t>
-      </w:r>
-      <w:r>
-        <w:t>complete</w:t>
-      </w:r>
-      <w:r>
-        <w:t xml:space="preserve"> PCB set</w:t>
-      </w:r>
-      <w:r>
-        <w:t xml:space="preserve"> </w:t>
-      </w:r>
-      <w:r>
-        <w:t>(</w:t>
-      </w:r>
-      <w:r>
-        <w:t xml:space="preserve">switching </w:t>
-      </w:r>
-      <w:r>
-        <w:t xml:space="preserve">DC-DC converter, battery management system, </w:t>
-      </w:r>
-      <w:r>
-        <w:t xml:space="preserve">charging management system </w:t>
-      </w:r>
-      <w:proofErr w:type="spellStart"/>
-      <w:r>
-        <w:t>etc</w:t>
-      </w:r>
-      <w:proofErr w:type="spellEnd"/>
-      <w:r>
-        <w:t>)</w:t>
+      </w:pPr>
+      <w:r>
+        <w:t>F</w:t>
+      </w:r>
+      <w:r>
+        <w:t>irmware development</w:t>
+      </w:r>
+      <w:r>
+        <w:t xml:space="preserve"> for new features</w:t>
       </w:r>
     </w:p>
     <w:p>
@@ -2031,18 +1443,26 @@
         <w:pStyle w:val="ListParagraph"/>
         <w:numPr>
           <w:ilvl w:val="0"/>
-          <w:numId w:val="21"/>
+          <w:numId w:val="24"/>
         </w:numPr>
-        <w:spacing w:after="80"/>
-      </w:pPr>
-      <w:r>
-        <w:t xml:space="preserve">End-to-end </w:t>
-      </w:r>
-      <w:r>
-        <w:t>assembly</w:t>
-      </w:r>
-      <w:r>
-        <w:t xml:space="preserve"> of the PCBs, BOM generation, vendor negotiations for procurement</w:t>
+      </w:pPr>
+      <w:r>
+        <w:t>Integration and testing the BMS</w:t>
+      </w:r>
+      <w:r>
+        <w:t xml:space="preserve"> and </w:t>
+      </w:r>
+      <w:r>
+        <w:t>battery pack</w:t>
+      </w:r>
+      <w:r>
+        <w:t xml:space="preserve"> for </w:t>
+      </w:r>
+      <w:r>
+        <w:t>two</w:t>
+      </w:r>
+      <w:r>
+        <w:t xml:space="preserve"> 3W-OEMs</w:t>
       </w:r>
     </w:p>
     <w:p>
@@ -2050,212 +1470,93 @@
         <w:pStyle w:val="ListParagraph"/>
         <w:numPr>
           <w:ilvl w:val="0"/>
-          <w:numId w:val="21"/>
+          <w:numId w:val="24"/>
         </w:numPr>
         <w:spacing w:after="80"/>
       </w:pPr>
       <w:r>
-        <w:t xml:space="preserve">Led a team of 4 people </w:t>
-      </w:r>
-      <w:r>
-        <w:t>to produce</w:t>
-      </w:r>
-      <w:r>
-        <w:t xml:space="preserve"> </w:t>
-      </w:r>
-      <w:proofErr w:type="spellStart"/>
-      <w:r>
-        <w:t>SkyDock</w:t>
-      </w:r>
-      <w:proofErr w:type="spellEnd"/>
+        <w:t>Thermal management system prototype</w:t>
+      </w:r>
     </w:p>
     <w:p>
       <w:pPr>
         <w:pStyle w:val="Heading3"/>
+        <w:ind w:left="284"/>
       </w:pPr>
       <w:r>
         <w:rPr>
           <w:b/>
           <w:bCs/>
         </w:rPr>
-        <w:t>Other Projects</w:t>
+        <w:t>AFC</w:t>
       </w:r>
       <w:r>
         <w:rPr>
           <w:b/>
           <w:bCs/>
         </w:rPr>
+        <w:t xml:space="preserve"> team</w:t>
+      </w:r>
+      <w:r>
+        <w:rPr>
+          <w:b/>
+          <w:bCs/>
+        </w:rPr>
         <w:t>:</w:t>
       </w:r>
       <w:r>
-        <w:t xml:space="preserve"> Assembly &amp; PCB Design</w:t>
-      </w:r>
-      <w:r>
         <w:t xml:space="preserve"> </w:t>
       </w:r>
-    </w:p>
-    <w:p>
-      <w:pPr>
-        <w:pStyle w:val="ListParagraph"/>
-        <w:numPr>
-          <w:ilvl w:val="0"/>
-          <w:numId w:val="25"/>
-        </w:numPr>
-      </w:pPr>
-      <w:r>
-        <w:t>Set up the SMT assembly process –</w:t>
+      <w:r>
+        <w:t xml:space="preserve">Electronics </w:t>
+      </w:r>
+      <w:r>
+        <w:t xml:space="preserve">System Development </w:t>
+      </w:r>
+      <w:r>
+        <w:t>(</w:t>
+      </w:r>
+      <w:r>
+        <w:t>Aug</w:t>
+      </w:r>
+      <w:r>
+        <w:t>/</w:t>
+      </w:r>
+      <w:r>
+        <w:t>22</w:t>
+      </w:r>
+      <w:r>
+        <w:t xml:space="preserve"> – </w:t>
+      </w:r>
+      <w:r>
+        <w:t>Dec/23</w:t>
+      </w:r>
+      <w:r>
+        <w:t>)</w:t>
       </w:r>
       <w:r>
         <w:t xml:space="preserve"> </w:t>
       </w:r>
       <w:r>
-        <w:t>pick and place machine</w:t>
-      </w:r>
-      <w:r>
-        <w:t xml:space="preserve"> programming</w:t>
-      </w:r>
-      <w:r>
-        <w:t>, solder paste handling and printing, reflow</w:t>
-      </w:r>
-      <w:r>
-        <w:t xml:space="preserve"> profiling</w:t>
-      </w:r>
-      <w:r>
-        <w:t>, cleaning</w:t>
-      </w:r>
-      <w:r>
-        <w:t xml:space="preserve"> and </w:t>
-      </w:r>
-      <w:r>
-        <w:t>inspection</w:t>
-      </w:r>
-    </w:p>
-    <w:p>
-      <w:pPr>
-        <w:pStyle w:val="ListParagraph"/>
-        <w:numPr>
-          <w:ilvl w:val="0"/>
-          <w:numId w:val="25"/>
-        </w:numPr>
-      </w:pPr>
-      <w:r>
-        <w:t>Assembled PCBs for UAV subsystems such as flight controllers, power distribution, gimbal control</w:t>
-      </w:r>
-      <w:r>
-        <w:t xml:space="preserve"> </w:t>
-      </w:r>
-      <w:proofErr w:type="spellStart"/>
-      <w:r>
-        <w:t>etc</w:t>
-      </w:r>
-      <w:proofErr w:type="spellEnd"/>
-    </w:p>
-    <w:p>
-      <w:pPr>
-        <w:pStyle w:val="ListParagraph"/>
-        <w:numPr>
-          <w:ilvl w:val="0"/>
-          <w:numId w:val="25"/>
-        </w:numPr>
-      </w:pPr>
-      <w:r>
-        <w:t xml:space="preserve">Designed and </w:t>
-      </w:r>
-      <w:r>
-        <w:t>assembled</w:t>
-      </w:r>
-      <w:r>
-        <w:t xml:space="preserve"> various PCBs for power conversion, communication interfaces, and control modules</w:t>
-      </w:r>
-    </w:p>
-    <w:p>
-      <w:pPr>
-        <w:pStyle w:val="Heading1"/>
-      </w:pPr>
-      <w:r>
-        <w:t>Internships</w:t>
-      </w:r>
-      <w:r>
-        <w:t xml:space="preserve"> –</w:t>
-      </w:r>
-      <w:r>
-        <w:t xml:space="preserve"> </w:t>
-      </w:r>
-      <w:r>
-        <w:t>(2015 – 2019)</w:t>
-      </w:r>
-    </w:p>
-    <w:p>
-      <w:pPr>
-        <w:pStyle w:val="Heading2"/>
-      </w:pPr>
-      <w:r>
-        <w:t>ideaForge:</w:t>
-      </w:r>
-      <w:r>
-        <w:t xml:space="preserve"> </w:t>
-      </w:r>
-      <w:r>
-        <w:t xml:space="preserve">Design </w:t>
-      </w:r>
-      <w:r>
-        <w:t>&amp;</w:t>
-      </w:r>
-      <w:r>
-        <w:t xml:space="preserve"> B</w:t>
-      </w:r>
-      <w:r>
-        <w:t>uild of Engineering Validation Prototype (</w:t>
-      </w:r>
-      <w:r>
-        <w:t>10/</w:t>
-      </w:r>
-      <w:r>
-        <w:t>De</w:t>
-      </w:r>
-      <w:r>
-        <w:t>c/20</w:t>
-      </w:r>
-      <w:r>
-        <w:t xml:space="preserve">18 – </w:t>
-      </w:r>
-      <w:r>
-        <w:t>18/</w:t>
-      </w:r>
-      <w:r>
-        <w:t>Ja</w:t>
-      </w:r>
-      <w:r>
-        <w:t>n</w:t>
-      </w:r>
-      <w:r>
-        <w:t>/20</w:t>
-      </w:r>
-      <w:r>
-        <w:t>19)</w:t>
-      </w:r>
-      <w:r>
-        <w:t xml:space="preserve"> </w:t>
-      </w:r>
-      <w:r>
         <w:rPr>
           <w:noProof/>
+          <w:sz w:val="22"/>
           <w:lang w:val="en-IN" w:eastAsia="en-IN"/>
         </w:rPr>
         <w:drawing>
-          <wp:inline distT="0" distB="0" distL="0" distR="0" wp14:anchorId="4D86A181" wp14:editId="79C39244">
+          <wp:inline distT="0" distB="0" distL="0" distR="0" wp14:anchorId="1165860C" wp14:editId="614BB335">
             <wp:extent cx="114300" cy="114300"/>
             <wp:effectExtent l="0" t="0" r="0" b="0"/>
-            <wp:docPr id="9" name="Picture 9" descr="20100525161651!Icon_External_Link">
-              <a:hlinkClick xmlns:a="http://schemas.openxmlformats.org/drawingml/2006/main" r:id="rId23"/>
+            <wp:docPr id="2044648134" name="Picture 2044648134" descr="20100525161651!Icon_External_Link">
+              <a:hlinkClick xmlns:a="http://schemas.openxmlformats.org/drawingml/2006/main" r:id="rId20"/>
             </wp:docPr>
             <wp:cNvGraphicFramePr/>
             <a:graphic xmlns:a="http://schemas.openxmlformats.org/drawingml/2006/main">
               <a:graphicData uri="http://schemas.openxmlformats.org/drawingml/2006/picture">
                 <pic:pic xmlns:pic="http://schemas.openxmlformats.org/drawingml/2006/picture">
                   <pic:nvPicPr>
-                    <pic:cNvPr id="9" name="Picture 9" descr="20100525161651!Icon_External_Link">
-                      <a:hlinkClick r:id="rId23"/>
+                    <pic:cNvPr id="2044648134" name="Picture 2044648134" descr="20100525161651!Icon_External_Link">
+                      <a:hlinkClick r:id="rId20"/>
                     </pic:cNvPr>
                     <pic:cNvPicPr/>
                   </pic:nvPicPr>
@@ -2297,12 +1598,15 @@
         <w:pStyle w:val="ListParagraph"/>
         <w:numPr>
           <w:ilvl w:val="0"/>
-          <w:numId w:val="26"/>
+          <w:numId w:val="21"/>
         </w:numPr>
         <w:spacing w:after="80"/>
       </w:pPr>
       <w:r>
-        <w:t xml:space="preserve">Designed the CAD model on Fusion 360, fabricated the parts (3D printing/CNC) and assembled the prototype </w:t>
+        <w:t>Led</w:t>
+      </w:r>
+      <w:r>
+        <w:t xml:space="preserve"> electronics system development with a team of 3 engineers</w:t>
       </w:r>
     </w:p>
     <w:p>
@@ -2310,57 +1614,176 @@
         <w:pStyle w:val="ListParagraph"/>
         <w:numPr>
           <w:ilvl w:val="0"/>
-          <w:numId w:val="26"/>
+          <w:numId w:val="21"/>
         </w:numPr>
-      </w:pPr>
-      <w:r>
-        <w:t>Designed and built the electronics setup and firmware to drive the mechanical assembly</w:t>
+        <w:spacing w:after="80"/>
+      </w:pPr>
+      <w:r>
+        <w:t xml:space="preserve">Specification definition and </w:t>
+      </w:r>
+      <w:r>
+        <w:t>PCB design reviews</w:t>
+      </w:r>
+      <w:r>
+        <w:t xml:space="preserve"> for</w:t>
+      </w:r>
+      <w:r>
+        <w:t xml:space="preserve"> </w:t>
+      </w:r>
+      <w:r>
+        <w:t>fuel cell management system</w:t>
+      </w:r>
+      <w:r>
+        <w:t xml:space="preserve"> (FMS)</w:t>
+      </w:r>
+      <w:r>
+        <w:t xml:space="preserve">, </w:t>
+      </w:r>
+      <w:r>
+        <w:t>power management system</w:t>
+      </w:r>
+      <w:r>
+        <w:t xml:space="preserve"> (PMS)</w:t>
+      </w:r>
+      <w:r>
+        <w:t xml:space="preserve"> and</w:t>
+      </w:r>
+      <w:r>
+        <w:t xml:space="preserve"> slave </w:t>
+      </w:r>
+      <w:r>
+        <w:t>FMS</w:t>
       </w:r>
     </w:p>
     <w:p>
       <w:pPr>
+        <w:pStyle w:val="ListParagraph"/>
+        <w:numPr>
+          <w:ilvl w:val="0"/>
+          <w:numId w:val="21"/>
+        </w:numPr>
+        <w:spacing w:after="80"/>
+      </w:pPr>
+      <w:r>
+        <w:t>Firmware development on STM32</w:t>
+      </w:r>
+      <w:r>
+        <w:t xml:space="preserve"> for the FMS, PMS, slave </w:t>
+      </w:r>
+      <w:r>
+        <w:t>FMS</w:t>
+      </w:r>
+    </w:p>
+    <w:p>
+      <w:pPr>
+        <w:pStyle w:val="ListParagraph"/>
+        <w:numPr>
+          <w:ilvl w:val="0"/>
+          <w:numId w:val="21"/>
+        </w:numPr>
+        <w:spacing w:after="80"/>
+      </w:pPr>
+      <w:r>
+        <w:t>Electronics and power electronics integration and testing</w:t>
+      </w:r>
+    </w:p>
+    <w:p>
+      <w:pPr>
+        <w:pStyle w:val="ListParagraph"/>
+        <w:numPr>
+          <w:ilvl w:val="0"/>
+          <w:numId w:val="21"/>
+        </w:numPr>
+        <w:rPr>
+          <w:b/>
+          <w:bCs/>
+        </w:rPr>
+      </w:pPr>
+      <w:r>
+        <w:rPr>
+          <w:b/>
+          <w:bCs/>
+        </w:rPr>
+        <w:t>Filed six patents in the areas of fuel-cell management, power management and fuel-cell system design</w:t>
+      </w:r>
+    </w:p>
+    <w:p>
+      <w:pPr>
+        <w:rPr>
+          <w:rFonts w:eastAsiaTheme="majorEastAsia" w:cstheme="majorBidi"/>
+          <w:b/>
+          <w:sz w:val="22"/>
+          <w:szCs w:val="26"/>
+        </w:rPr>
+      </w:pPr>
+      <w:r>
+        <w:br w:type="page"/>
+      </w:r>
+    </w:p>
+    <w:p>
+      <w:pPr>
         <w:pStyle w:val="Heading2"/>
       </w:pPr>
       <w:r>
-        <w:t>Fractal Analytics:</w:t>
+        <w:lastRenderedPageBreak/>
+        <w:t xml:space="preserve">Embedded Design Engineer - </w:t>
+      </w:r>
+      <w:r>
+        <w:t xml:space="preserve">Sagar Defense Engineering </w:t>
+      </w:r>
+      <w:r>
+        <w:t>(</w:t>
+      </w:r>
+      <w:r>
+        <w:t>May</w:t>
+      </w:r>
+      <w:r>
+        <w:t>/1</w:t>
+      </w:r>
+      <w:r>
+        <w:t>9</w:t>
+      </w:r>
+      <w:r>
+        <w:t xml:space="preserve"> – </w:t>
+      </w:r>
+      <w:r>
+        <w:t>Jul/22</w:t>
+      </w:r>
+      <w:r>
+        <w:t>)</w:t>
       </w:r>
       <w:r>
         <w:t xml:space="preserve"> </w:t>
       </w:r>
       <w:r>
-        <w:t>Implementation of Room Occupancy System (11/Jun/2018</w:t>
-      </w:r>
-      <w:r>
-        <w:t xml:space="preserve"> - </w:t>
-      </w:r>
-      <w:r>
-        <w:t>13/Jul/2018)</w:t>
+        <w:t>–</w:t>
+      </w:r>
+      <w:r>
+        <w:t xml:space="preserve"> Pune</w:t>
+      </w:r>
+      <w:r>
+        <w:t xml:space="preserve"> </w:t>
       </w:r>
       <w:r>
         <w:rPr>
           <w:noProof/>
           <w:lang w:val="en-IN" w:eastAsia="en-IN"/>
         </w:rPr>
-        <w:t xml:space="preserve"> </w:t>
-      </w:r>
-      <w:r>
-        <w:rPr>
-          <w:noProof/>
-          <w:lang w:val="en-IN" w:eastAsia="en-IN"/>
-        </w:rPr>
         <w:drawing>
-          <wp:inline distT="0" distB="0" distL="0" distR="0" wp14:anchorId="7CE744C0" wp14:editId="4F456785">
+          <wp:inline distT="0" distB="0" distL="0" distR="0" wp14:anchorId="4EBAE525" wp14:editId="1CDB6DA1">
             <wp:extent cx="114300" cy="114300"/>
             <wp:effectExtent l="0" t="0" r="0" b="0"/>
-            <wp:docPr id="2" name="Picture 2" descr="20100525161651!Icon_External_Link">
-              <a:hlinkClick xmlns:a="http://schemas.openxmlformats.org/drawingml/2006/main" r:id="rId24"/>
+            <wp:docPr id="1742986763" name="Picture 1742986763" descr="20100525161651!Icon_External_Link">
+              <a:hlinkClick xmlns:a="http://schemas.openxmlformats.org/drawingml/2006/main" r:id="rId22"/>
             </wp:docPr>
             <wp:cNvGraphicFramePr/>
             <a:graphic xmlns:a="http://schemas.openxmlformats.org/drawingml/2006/main">
               <a:graphicData uri="http://schemas.openxmlformats.org/drawingml/2006/picture">
                 <pic:pic xmlns:pic="http://schemas.openxmlformats.org/drawingml/2006/picture">
                   <pic:nvPicPr>
-                    <pic:cNvPr id="1" name="Picture 1" descr="20100525161651!Icon_External_Link"/>
+                    <pic:cNvPr id="1742986763" name="Picture 1742986763" descr="20100525161651!Icon_External_Link">
+                      <a:hlinkClick r:id="rId22"/>
+                    </pic:cNvPr>
                     <pic:cNvPicPr/>
                   </pic:nvPicPr>
                   <pic:blipFill>
@@ -2398,15 +1821,188 @@
     </w:p>
     <w:p>
       <w:pPr>
+        <w:pStyle w:val="Heading3"/>
+      </w:pPr>
+      <w:r>
+        <w:rPr>
+          <w:b/>
+          <w:bCs/>
+        </w:rPr>
+        <w:t>Sky</w:t>
+      </w:r>
+      <w:r>
+        <w:rPr>
+          <w:b/>
+          <w:bCs/>
+        </w:rPr>
+        <w:t>D</w:t>
+      </w:r>
+      <w:r>
+        <w:rPr>
+          <w:b/>
+          <w:bCs/>
+        </w:rPr>
+        <w:t>ock</w:t>
+      </w:r>
+      <w:r>
+        <w:rPr>
+          <w:b/>
+          <w:bCs/>
+        </w:rPr>
+        <w:t>:</w:t>
+      </w:r>
+      <w:r>
+        <w:t xml:space="preserve"> Electronics and System Development (</w:t>
+      </w:r>
+      <w:r>
+        <w:t>May/19 –</w:t>
+      </w:r>
+      <w:r>
+        <w:t xml:space="preserve"> </w:t>
+      </w:r>
+      <w:r>
+        <w:t>Jun</w:t>
+      </w:r>
+      <w:r>
+        <w:t>/21</w:t>
+      </w:r>
+      <w:r>
+        <w:t>)</w:t>
+      </w:r>
+    </w:p>
+    <w:p>
+      <w:pPr>
+        <w:spacing w:after="80"/>
+      </w:pPr>
+      <w:r>
+        <w:t>SkyDock is a</w:t>
+      </w:r>
+      <w:r>
+        <w:t xml:space="preserve"> </w:t>
+      </w:r>
+      <w:r>
+        <w:t xml:space="preserve">launching and charging station which keeps the UAV in </w:t>
+      </w:r>
+      <w:r>
+        <w:t>ready-to-fly</w:t>
+      </w:r>
+      <w:r>
+        <w:t xml:space="preserve"> condition 24/7. After landing it automatically starts charging the UAV.</w:t>
+      </w:r>
+      <w:r>
+        <w:t xml:space="preserve"> </w:t>
+      </w:r>
+      <w:r>
+        <w:t>Our work was</w:t>
+      </w:r>
+      <w:r>
+        <w:rPr>
+          <w:b/>
+          <w:bCs/>
+        </w:rPr>
+        <w:t xml:space="preserve"> granted a patent </w:t>
+      </w:r>
+      <w:r>
+        <w:t xml:space="preserve">by </w:t>
+      </w:r>
+      <w:r>
+        <w:t xml:space="preserve">US, Denmark, European Patent Office, Australia and Finland </w:t>
+      </w:r>
+      <w:r>
+        <w:t>(</w:t>
+      </w:r>
+      <w:hyperlink r:id="rId23" w:history="1">
+        <w:r>
+          <w:rPr>
+            <w:rStyle w:val="Hyperlink"/>
+          </w:rPr>
+          <w:t>US-11772819-B2</w:t>
+        </w:r>
+      </w:hyperlink>
+      <w:r>
+        <w:t>)</w:t>
+      </w:r>
+      <w:r>
+        <w:rPr>
+          <w:b/>
+          <w:bCs/>
+        </w:rPr>
+        <w:t xml:space="preserve"> </w:t>
+      </w:r>
+    </w:p>
+    <w:p>
+      <w:pPr>
+        <w:spacing w:after="80"/>
+      </w:pPr>
+      <w:r>
+        <w:t xml:space="preserve">My responsibilities </w:t>
+      </w:r>
+      <w:r>
+        <w:t>as a core R</w:t>
+      </w:r>
+      <w:r>
+        <w:t>&amp;</w:t>
+      </w:r>
+      <w:r>
+        <w:t>D team member included</w:t>
+      </w:r>
+    </w:p>
+    <w:p>
+      <w:pPr>
         <w:pStyle w:val="ListParagraph"/>
         <w:numPr>
           <w:ilvl w:val="0"/>
-          <w:numId w:val="26"/>
+          <w:numId w:val="21"/>
         </w:numPr>
         <w:spacing w:after="80"/>
       </w:pPr>
       <w:r>
-        <w:t>Occupancy monitoring system across 9 meeting rooms running 24x7</w:t>
+        <w:t>Conceptualiz</w:t>
+      </w:r>
+      <w:r>
+        <w:t xml:space="preserve">ed </w:t>
+      </w:r>
+      <w:r>
+        <w:t xml:space="preserve">the prototype, </w:t>
+      </w:r>
+      <w:r>
+        <w:t>design</w:t>
+      </w:r>
+      <w:r>
+        <w:t>ed</w:t>
+      </w:r>
+      <w:r>
+        <w:t>,</w:t>
+      </w:r>
+      <w:r>
+        <w:t xml:space="preserve"> and </w:t>
+      </w:r>
+      <w:r>
+        <w:t xml:space="preserve">built </w:t>
+      </w:r>
+      <w:r>
+        <w:t>hardware</w:t>
+      </w:r>
+      <w:r>
+        <w:t>/</w:t>
+      </w:r>
+      <w:r>
+        <w:t>firmware</w:t>
+      </w:r>
+      <w:r>
+        <w:t xml:space="preserve"> for </w:t>
+      </w:r>
+      <w:r>
+        <w:t>all electrical</w:t>
+      </w:r>
+      <w:r>
+        <w:t>/</w:t>
+      </w:r>
+      <w:r>
+        <w:t xml:space="preserve">electronic </w:t>
+      </w:r>
+      <w:r>
+        <w:t>systems</w:t>
       </w:r>
     </w:p>
     <w:p>
@@ -2414,118 +2010,256 @@
         <w:pStyle w:val="ListParagraph"/>
         <w:numPr>
           <w:ilvl w:val="0"/>
-          <w:numId w:val="26"/>
+          <w:numId w:val="21"/>
         </w:numPr>
         <w:spacing w:after="80"/>
       </w:pPr>
       <w:r>
-        <w:t>D</w:t>
-      </w:r>
-      <w:r>
-        <w:t xml:space="preserve">esigned to </w:t>
-      </w:r>
-      <w:r>
-        <w:t xml:space="preserve">consume </w:t>
-      </w:r>
-      <w:r>
-        <w:t>a</w:t>
-      </w:r>
-      <w:r>
-        <w:t xml:space="preserve"> low standby current</w:t>
-      </w:r>
-      <w:r>
-        <w:t xml:space="preserve"> (88</w:t>
-      </w:r>
-      <w:r>
-        <w:rPr>
-          <w:rFonts w:cs="Arial"/>
-        </w:rPr>
-        <w:t>µ</w:t>
-      </w:r>
-      <w:r>
-        <w:t>A)</w:t>
-      </w:r>
-      <w:r>
-        <w:t xml:space="preserve"> for battery operation</w:t>
-      </w:r>
-      <w:r>
-        <w:t>.</w:t>
+        <w:t>Designed</w:t>
+      </w:r>
+      <w:r>
+        <w:t xml:space="preserve"> the </w:t>
+      </w:r>
+      <w:r>
+        <w:t>complete</w:t>
+      </w:r>
+      <w:r>
+        <w:t xml:space="preserve"> PCB set</w:t>
       </w:r>
       <w:r>
         <w:t xml:space="preserve"> </w:t>
       </w:r>
       <w:r>
-        <w:t>The devices connect to each other</w:t>
-      </w:r>
-      <w:r>
-        <w:t xml:space="preserve"> via a network of RF trans-receivers</w:t>
-      </w:r>
-      <w:r>
-        <w:t>.</w:t>
-      </w:r>
-      <w:r>
-        <w:t xml:space="preserve"> </w:t>
-      </w:r>
-      <w:r>
-        <w:t xml:space="preserve">Data </w:t>
-      </w:r>
-      <w:r>
-        <w:t>was</w:t>
-      </w:r>
-      <w:r>
-        <w:t xml:space="preserve"> sent to AWS IOT core and then pulled into </w:t>
-      </w:r>
-      <w:r>
-        <w:t>DynamoDB</w:t>
+        <w:t>(</w:t>
+      </w:r>
+      <w:r>
+        <w:t xml:space="preserve">switching </w:t>
+      </w:r>
+      <w:r>
+        <w:t xml:space="preserve">DC-DC converter, battery management system, </w:t>
+      </w:r>
+      <w:r>
+        <w:t>charging management system)</w:t>
       </w:r>
     </w:p>
     <w:p>
       <w:pPr>
+        <w:pStyle w:val="ListParagraph"/>
+        <w:numPr>
+          <w:ilvl w:val="0"/>
+          <w:numId w:val="21"/>
+        </w:numPr>
+        <w:spacing w:after="80"/>
+      </w:pPr>
+      <w:r>
+        <w:t xml:space="preserve">End-to-end </w:t>
+      </w:r>
+      <w:r>
+        <w:t>assembly</w:t>
+      </w:r>
+      <w:r>
+        <w:t xml:space="preserve"> of the PCBs, BOM generation, vendor negotiations for procurement</w:t>
+      </w:r>
+    </w:p>
+    <w:p>
+      <w:pPr>
+        <w:pStyle w:val="ListParagraph"/>
+        <w:numPr>
+          <w:ilvl w:val="0"/>
+          <w:numId w:val="21"/>
+        </w:numPr>
+        <w:spacing w:after="80"/>
+      </w:pPr>
+      <w:r>
+        <w:t xml:space="preserve">Led a team of 4 people </w:t>
+      </w:r>
+      <w:r>
+        <w:t>to produce</w:t>
+      </w:r>
+      <w:r>
+        <w:t xml:space="preserve"> SkyDock</w:t>
+      </w:r>
+    </w:p>
+    <w:p>
+      <w:pPr>
+        <w:pStyle w:val="Heading3"/>
+      </w:pPr>
+      <w:r>
+        <w:rPr>
+          <w:b/>
+          <w:bCs/>
+        </w:rPr>
+        <w:t>Other Projects</w:t>
+      </w:r>
+      <w:r>
+        <w:rPr>
+          <w:b/>
+          <w:bCs/>
+        </w:rPr>
+        <w:t>:</w:t>
+      </w:r>
+      <w:r>
+        <w:t xml:space="preserve"> Assembly &amp; PCB Design</w:t>
+      </w:r>
+      <w:r>
+        <w:t xml:space="preserve"> </w:t>
+      </w:r>
+    </w:p>
+    <w:p>
+      <w:pPr>
+        <w:pStyle w:val="ListParagraph"/>
+        <w:numPr>
+          <w:ilvl w:val="0"/>
+          <w:numId w:val="25"/>
+        </w:numPr>
+      </w:pPr>
+      <w:r>
+        <w:t>Set up the SMT assembly process –</w:t>
+      </w:r>
+      <w:r>
+        <w:t xml:space="preserve"> </w:t>
+      </w:r>
+      <w:r>
+        <w:t>pick and place machine</w:t>
+      </w:r>
+      <w:r>
+        <w:t xml:space="preserve"> programming</w:t>
+      </w:r>
+      <w:r>
+        <w:t>, solder paste handling and printing, reflow</w:t>
+      </w:r>
+      <w:r>
+        <w:t xml:space="preserve"> profiling</w:t>
+      </w:r>
+      <w:r>
+        <w:t>, cleaning</w:t>
+      </w:r>
+      <w:r>
+        <w:t xml:space="preserve"> and </w:t>
+      </w:r>
+      <w:r>
+        <w:t>inspection</w:t>
+      </w:r>
+    </w:p>
+    <w:p>
+      <w:pPr>
+        <w:pStyle w:val="ListParagraph"/>
+        <w:numPr>
+          <w:ilvl w:val="0"/>
+          <w:numId w:val="25"/>
+        </w:numPr>
+      </w:pPr>
+      <w:r>
+        <w:t>Assembled PCBs for UAV subsystems such as flight controllers, power distribution, gimbal control</w:t>
+      </w:r>
+    </w:p>
+    <w:p>
+      <w:pPr>
+        <w:pStyle w:val="ListParagraph"/>
+        <w:numPr>
+          <w:ilvl w:val="0"/>
+          <w:numId w:val="25"/>
+        </w:numPr>
+      </w:pPr>
+      <w:r>
+        <w:t xml:space="preserve">Designed and </w:t>
+      </w:r>
+      <w:r>
+        <w:t>assembled</w:t>
+      </w:r>
+      <w:r>
+        <w:t xml:space="preserve"> various PCBs for power conversion, communication interfaces, and control modules</w:t>
+      </w:r>
+    </w:p>
+    <w:p>
+      <w:pPr>
+        <w:pStyle w:val="Heading1"/>
+      </w:pPr>
+      <w:r>
+        <w:t>Internships</w:t>
+      </w:r>
+      <w:r>
+        <w:t xml:space="preserve"> –</w:t>
+      </w:r>
+      <w:r>
+        <w:t xml:space="preserve"> </w:t>
+      </w:r>
+      <w:r>
+        <w:t>(2015 – 2019)</w:t>
+      </w:r>
+    </w:p>
+    <w:p>
+      <w:pPr>
         <w:pStyle w:val="Heading2"/>
       </w:pPr>
       <w:r>
-        <w:t>e</w:t>
-      </w:r>
-      <w:r>
-        <w:t>-</w:t>
-      </w:r>
-      <w:r>
-        <w:t>Yantra</w:t>
+        <w:t>ideaForge:</w:t>
       </w:r>
       <w:r>
         <w:t xml:space="preserve"> </w:t>
       </w:r>
       <w:r>
-        <w:t>IIT Bombay</w:t>
-      </w:r>
-      <w:r>
-        <w:t>: Formation Control of Multiple Swarm Robots (22/May/2017 - 7/Jul/2017)</w:t>
+        <w:t xml:space="preserve">Design </w:t>
+      </w:r>
+      <w:r>
+        <w:t>&amp;</w:t>
+      </w:r>
+      <w:r>
+        <w:t xml:space="preserve"> B</w:t>
+      </w:r>
+      <w:r>
+        <w:t>uild of Engineering Validation Prototype (</w:t>
+      </w:r>
+      <w:r>
+        <w:t>10/</w:t>
+      </w:r>
+      <w:r>
+        <w:t>De</w:t>
+      </w:r>
+      <w:r>
+        <w:t>c/20</w:t>
+      </w:r>
+      <w:r>
+        <w:t xml:space="preserve">18 – </w:t>
+      </w:r>
+      <w:r>
+        <w:t>18/</w:t>
+      </w:r>
+      <w:r>
+        <w:t>Ja</w:t>
+      </w:r>
+      <w:r>
+        <w:t>n</w:t>
+      </w:r>
+      <w:r>
+        <w:t>/20</w:t>
+      </w:r>
+      <w:r>
+        <w:t>19)</w:t>
+      </w:r>
+      <w:r>
+        <w:t xml:space="preserve"> </w:t>
       </w:r>
       <w:r>
         <w:rPr>
           <w:noProof/>
           <w:lang w:val="en-IN" w:eastAsia="en-IN"/>
         </w:rPr>
-        <w:t xml:space="preserve"> </w:t>
-      </w:r>
-      <w:r>
-        <w:rPr>
-          <w:noProof/>
-          <w:lang w:val="en-IN" w:eastAsia="en-IN"/>
-        </w:rPr>
         <w:drawing>
-          <wp:inline distT="0" distB="0" distL="0" distR="0" wp14:anchorId="32C32BA7" wp14:editId="046E82BC">
+          <wp:inline distT="0" distB="0" distL="0" distR="0" wp14:anchorId="4D86A181" wp14:editId="4AA68B5E">
             <wp:extent cx="114300" cy="114300"/>
             <wp:effectExtent l="0" t="0" r="0" b="0"/>
-            <wp:docPr id="3" name="Picture 3" descr="20100525161651!Icon_External_Link">
-              <a:hlinkClick xmlns:a="http://schemas.openxmlformats.org/drawingml/2006/main" r:id="rId25"/>
+            <wp:docPr id="9" name="Picture 9" descr="20100525161651!Icon_External_Link">
+              <a:hlinkClick xmlns:a="http://schemas.openxmlformats.org/drawingml/2006/main" r:id="rId24"/>
             </wp:docPr>
             <wp:cNvGraphicFramePr/>
             <a:graphic xmlns:a="http://schemas.openxmlformats.org/drawingml/2006/main">
               <a:graphicData uri="http://schemas.openxmlformats.org/drawingml/2006/picture">
                 <pic:pic xmlns:pic="http://schemas.openxmlformats.org/drawingml/2006/picture">
                   <pic:nvPicPr>
-                    <pic:cNvPr id="1" name="Picture 1" descr="20100525161651!Icon_External_Link"/>
+                    <pic:cNvPr id="9" name="Picture 9" descr="20100525161651!Icon_External_Link">
+                      <a:hlinkClick r:id="rId24"/>
+                    </pic:cNvPr>
                     <pic:cNvPicPr/>
                   </pic:nvPicPr>
                   <pic:blipFill>
@@ -2566,34 +2300,12 @@
         <w:pStyle w:val="ListParagraph"/>
         <w:numPr>
           <w:ilvl w:val="0"/>
-          <w:numId w:val="29"/>
+          <w:numId w:val="26"/>
         </w:numPr>
         <w:spacing w:after="80"/>
       </w:pPr>
       <w:r>
-        <w:t>7 weeks residential internship</w:t>
-      </w:r>
-      <w:r>
-        <w:t xml:space="preserve"> at the Embedded and Real-Time Systems Lab advised by </w:t>
-      </w:r>
-      <w:r>
-        <w:rPr>
-          <w:b/>
-          <w:bCs/>
-        </w:rPr>
-        <w:t>Dr Kavi Arya, IIT Bombay</w:t>
-      </w:r>
-      <w:r>
-        <w:t xml:space="preserve"> under the e</w:t>
-      </w:r>
-      <w:r>
-        <w:t>-</w:t>
-      </w:r>
-      <w:r>
-        <w:t xml:space="preserve">Yantra Summer Internship 2017 </w:t>
-      </w:r>
-      <w:r>
-        <w:t>program</w:t>
+        <w:t xml:space="preserve">Designed the CAD model on Fusion 360, fabricated the parts (3D printing/CNC) and assembled the prototype </w:t>
       </w:r>
     </w:p>
     <w:p>
@@ -2605,79 +2317,212 @@
         </w:numPr>
       </w:pPr>
       <w:r>
-        <w:t>Developed algorithms</w:t>
-      </w:r>
-      <w:r>
-        <w:t xml:space="preserve"> and </w:t>
-      </w:r>
-      <w:r>
-        <w:t>embedded-C</w:t>
-      </w:r>
-      <w:r>
-        <w:t xml:space="preserve"> firmware</w:t>
-      </w:r>
-      <w:r>
-        <w:t xml:space="preserve"> to control </w:t>
-      </w:r>
-      <w:r>
-        <w:t>swarm</w:t>
-      </w:r>
-      <w:r>
-        <w:t xml:space="preserve"> robots</w:t>
+        <w:t>Designed and built the electronics setup and firmware to drive the mechanical assembly</w:t>
       </w:r>
     </w:p>
     <w:p>
       <w:pPr>
-        <w:pStyle w:val="Heading1"/>
-      </w:pPr>
-      <w:r>
-        <w:t>Projects</w:t>
-      </w:r>
-      <w:r>
-        <w:t>/</w:t>
-      </w:r>
-      <w:r>
-        <w:t>Achievements</w:t>
+        <w:pStyle w:val="Heading2"/>
+      </w:pPr>
+      <w:r>
+        <w:t>Fractal Analytics:</w:t>
       </w:r>
       <w:r>
         <w:t xml:space="preserve"> </w:t>
+      </w:r>
+      <w:r>
+        <w:t>Implementation of Room Occupancy System (11/Jun/2018</w:t>
+      </w:r>
+      <w:r>
+        <w:t xml:space="preserve"> - </w:t>
+      </w:r>
+      <w:r>
+        <w:t>13/Jul/2018)</w:t>
+      </w:r>
+      <w:r>
+        <w:rPr>
+          <w:noProof/>
+          <w:lang w:val="en-IN" w:eastAsia="en-IN"/>
+        </w:rPr>
+        <w:t xml:space="preserve"> </w:t>
+      </w:r>
+      <w:r>
+        <w:rPr>
+          <w:noProof/>
+          <w:lang w:val="en-IN" w:eastAsia="en-IN"/>
+        </w:rPr>
+        <w:drawing>
+          <wp:inline distT="0" distB="0" distL="0" distR="0" wp14:anchorId="7CE744C0" wp14:editId="74C4C9CF">
+            <wp:extent cx="114300" cy="114300"/>
+            <wp:effectExtent l="0" t="0" r="0" b="0"/>
+            <wp:docPr id="2" name="Picture 2" descr="20100525161651!Icon_External_Link">
+              <a:hlinkClick xmlns:a="http://schemas.openxmlformats.org/drawingml/2006/main" r:id="rId25"/>
+            </wp:docPr>
+            <wp:cNvGraphicFramePr/>
+            <a:graphic xmlns:a="http://schemas.openxmlformats.org/drawingml/2006/main">
+              <a:graphicData uri="http://schemas.openxmlformats.org/drawingml/2006/picture">
+                <pic:pic xmlns:pic="http://schemas.openxmlformats.org/drawingml/2006/picture">
+                  <pic:nvPicPr>
+                    <pic:cNvPr id="2" name="Picture 2" descr="20100525161651!Icon_External_Link">
+                      <a:hlinkClick r:id="rId25"/>
+                    </pic:cNvPr>
+                    <pic:cNvPicPr/>
+                  </pic:nvPicPr>
+                  <pic:blipFill>
+                    <a:blip r:embed="rId13">
+                      <a:extLst>
+                        <a:ext uri="{28A0092B-C50C-407E-A947-70E740481C1C}">
+                          <a14:useLocalDpi xmlns:a14="http://schemas.microsoft.com/office/drawing/2010/main" val="0"/>
+                        </a:ext>
+                      </a:extLst>
+                    </a:blip>
+                    <a:srcRect/>
+                    <a:stretch>
+                      <a:fillRect/>
+                    </a:stretch>
+                  </pic:blipFill>
+                  <pic:spPr bwMode="auto">
+                    <a:xfrm>
+                      <a:off x="0" y="0"/>
+                      <a:ext cx="114300" cy="114300"/>
+                    </a:xfrm>
+                    <a:prstGeom prst="rect">
+                      <a:avLst/>
+                    </a:prstGeom>
+                    <a:noFill/>
+                    <a:ln>
+                      <a:noFill/>
+                    </a:ln>
+                  </pic:spPr>
+                </pic:pic>
+              </a:graphicData>
+            </a:graphic>
+          </wp:inline>
+        </w:drawing>
       </w:r>
     </w:p>
     <w:p>
       <w:pPr>
+        <w:pStyle w:val="ListParagraph"/>
+        <w:numPr>
+          <w:ilvl w:val="0"/>
+          <w:numId w:val="26"/>
+        </w:numPr>
+        <w:spacing w:after="80"/>
+      </w:pPr>
+      <w:r>
+        <w:t>Occupancy monitoring system across 9 meeting rooms running 24x7</w:t>
+      </w:r>
+    </w:p>
+    <w:p>
+      <w:pPr>
+        <w:pStyle w:val="ListParagraph"/>
+        <w:numPr>
+          <w:ilvl w:val="0"/>
+          <w:numId w:val="26"/>
+        </w:numPr>
+        <w:spacing w:after="80"/>
+      </w:pPr>
+      <w:r>
+        <w:t>D</w:t>
+      </w:r>
+      <w:r>
+        <w:t xml:space="preserve">esigned to </w:t>
+      </w:r>
+      <w:r>
+        <w:t xml:space="preserve">consume </w:t>
+      </w:r>
+      <w:r>
+        <w:t>a</w:t>
+      </w:r>
+      <w:r>
+        <w:t xml:space="preserve"> low standby current</w:t>
+      </w:r>
+      <w:r>
+        <w:t xml:space="preserve"> (88</w:t>
+      </w:r>
+      <w:r>
+        <w:rPr>
+          <w:rFonts w:cs="Arial"/>
+        </w:rPr>
+        <w:t>µ</w:t>
+      </w:r>
+      <w:r>
+        <w:t>A)</w:t>
+      </w:r>
+      <w:r>
+        <w:t xml:space="preserve"> for battery operation</w:t>
+      </w:r>
+      <w:r>
+        <w:t>.</w:t>
+      </w:r>
+      <w:r>
+        <w:t xml:space="preserve"> </w:t>
+      </w:r>
+      <w:r>
+        <w:t>The devices connect to each other</w:t>
+      </w:r>
+      <w:r>
+        <w:t xml:space="preserve"> via a network of RF trans-receivers</w:t>
+      </w:r>
+      <w:r>
+        <w:t>.</w:t>
+      </w:r>
+      <w:r>
+        <w:t xml:space="preserve"> </w:t>
+      </w:r>
+      <w:r>
+        <w:t xml:space="preserve">Data </w:t>
+      </w:r>
+      <w:r>
+        <w:t>was</w:t>
+      </w:r>
+      <w:r>
+        <w:t xml:space="preserve"> sent to AWS IOT core and then pulled into </w:t>
+      </w:r>
+      <w:r>
+        <w:t>DynamoDB</w:t>
+      </w:r>
+    </w:p>
+    <w:p>
+      <w:pPr>
         <w:pStyle w:val="Heading2"/>
-        <w:rPr>
-          <w:lang w:val="en-IN"/>
-        </w:rPr>
-      </w:pPr>
-      <w:r>
-        <w:rPr>
-          <w:lang w:val="en-IN"/>
-        </w:rPr>
-        <w:t xml:space="preserve">Coursera: </w:t>
-      </w:r>
-      <w:r>
-        <w:rPr>
-          <w:lang w:val="en-IN"/>
-        </w:rPr>
-        <w:t>Algorithms for Battery Management Systems Specialization</w:t>
-      </w:r>
-      <w:r>
-        <w:rPr>
-          <w:lang w:val="en-IN"/>
-        </w:rPr>
-        <w:t xml:space="preserve">: Oct 2020 </w:t>
+      </w:pPr>
+      <w:r>
+        <w:t>e</w:t>
+      </w:r>
+      <w:r>
+        <w:t>-</w:t>
+      </w:r>
+      <w:r>
+        <w:t>Yantra</w:t>
+      </w:r>
+      <w:r>
+        <w:t xml:space="preserve"> </w:t>
+      </w:r>
+      <w:r>
+        <w:t>IIT Bombay</w:t>
+      </w:r>
+      <w:r>
+        <w:t>: Formation Control of Multiple Swarm Robots (22/May/2017 - 7/Jul/2017)</w:t>
       </w:r>
       <w:r>
         <w:rPr>
           <w:noProof/>
           <w:lang w:val="en-IN" w:eastAsia="en-IN"/>
         </w:rPr>
+        <w:t xml:space="preserve"> </w:t>
+      </w:r>
+      <w:r>
+        <w:rPr>
+          <w:noProof/>
+          <w:lang w:val="en-IN" w:eastAsia="en-IN"/>
+        </w:rPr>
         <w:drawing>
-          <wp:inline distT="0" distB="0" distL="0" distR="0" wp14:anchorId="43CAF323" wp14:editId="635B4CB3">
+          <wp:inline distT="0" distB="0" distL="0" distR="0" wp14:anchorId="32C32BA7" wp14:editId="36DC3585">
             <wp:extent cx="114300" cy="114300"/>
             <wp:effectExtent l="0" t="0" r="0" b="0"/>
-            <wp:docPr id="1835630726" name="Picture 1835630726" descr="20100525161651!Icon_External_Link">
+            <wp:docPr id="3" name="Picture 3" descr="20100525161651!Icon_External_Link">
               <a:hlinkClick xmlns:a="http://schemas.openxmlformats.org/drawingml/2006/main" r:id="rId26"/>
             </wp:docPr>
             <wp:cNvGraphicFramePr/>
@@ -2685,7 +2530,7 @@
               <a:graphicData uri="http://schemas.openxmlformats.org/drawingml/2006/picture">
                 <pic:pic xmlns:pic="http://schemas.openxmlformats.org/drawingml/2006/picture">
                   <pic:nvPicPr>
-                    <pic:cNvPr id="1835630726" name="Picture 1835630726" descr="20100525161651!Icon_External_Link">
+                    <pic:cNvPr id="3" name="Picture 3" descr="20100525161651!Icon_External_Link">
                       <a:hlinkClick r:id="rId26"/>
                     </pic:cNvPr>
                     <pic:cNvPicPr/>
@@ -2722,59 +2567,113 @@
           </wp:inline>
         </w:drawing>
       </w:r>
-      <w:r>
-        <w:rPr>
-          <w:lang w:val="en-IN"/>
-        </w:rPr>
-        <w:t xml:space="preserve"> </w:t>
-      </w:r>
     </w:p>
     <w:p>
       <w:pPr>
-        <w:rPr>
-          <w:lang w:val="en-IN"/>
-        </w:rPr>
-      </w:pPr>
-      <w:r>
-        <w:rPr>
-          <w:lang w:val="en-IN"/>
-        </w:rPr>
-        <w:t>5-Course Specialization dealing with batteries, battery management systems</w:t>
-      </w:r>
-      <w:r>
-        <w:rPr>
-          <w:lang w:val="en-IN"/>
-        </w:rPr>
-        <w:t xml:space="preserve"> (BMS)</w:t>
-      </w:r>
-      <w:r>
-        <w:rPr>
-          <w:lang w:val="en-IN"/>
-        </w:rPr>
-        <w:t xml:space="preserve"> and algorithms for </w:t>
-      </w:r>
-      <w:r>
-        <w:rPr>
-          <w:lang w:val="en-IN"/>
-        </w:rPr>
-        <w:t>BMS</w:t>
+        <w:pStyle w:val="ListParagraph"/>
+        <w:numPr>
+          <w:ilvl w:val="0"/>
+          <w:numId w:val="29"/>
+        </w:numPr>
+        <w:spacing w:after="80"/>
+      </w:pPr>
+      <w:r>
+        <w:t>7 weeks residential internship</w:t>
+      </w:r>
+      <w:r>
+        <w:t xml:space="preserve"> at the Embedded and Real-Time Systems Lab advised by </w:t>
+      </w:r>
+      <w:r>
+        <w:rPr>
+          <w:b/>
+          <w:bCs/>
+        </w:rPr>
+        <w:t>Dr Kavi Arya, IIT Bombay</w:t>
+      </w:r>
+      <w:r>
+        <w:t xml:space="preserve"> under the e</w:t>
+      </w:r>
+      <w:r>
+        <w:t>-</w:t>
+      </w:r>
+      <w:r>
+        <w:t xml:space="preserve">Yantra Summer Internship 2017 </w:t>
+      </w:r>
+      <w:r>
+        <w:t>program</w:t>
       </w:r>
     </w:p>
     <w:p>
       <w:pPr>
+        <w:pStyle w:val="ListParagraph"/>
+        <w:numPr>
+          <w:ilvl w:val="0"/>
+          <w:numId w:val="26"/>
+        </w:numPr>
+      </w:pPr>
+      <w:r>
+        <w:t>Developed algorithms</w:t>
+      </w:r>
+      <w:r>
+        <w:t xml:space="preserve"> and </w:t>
+      </w:r>
+      <w:r>
+        <w:t>embedded-C</w:t>
+      </w:r>
+      <w:r>
+        <w:t xml:space="preserve"> firmware</w:t>
+      </w:r>
+      <w:r>
+        <w:t xml:space="preserve"> to control </w:t>
+      </w:r>
+      <w:r>
+        <w:t>swarm</w:t>
+      </w:r>
+      <w:r>
+        <w:t xml:space="preserve"> robots</w:t>
+      </w:r>
+    </w:p>
+    <w:p>
+      <w:pPr>
+        <w:pStyle w:val="Heading1"/>
+      </w:pPr>
+      <w:r>
+        <w:t>Projects</w:t>
+      </w:r>
+      <w:r>
+        <w:t>/</w:t>
+      </w:r>
+      <w:r>
+        <w:t>Achievements</w:t>
+      </w:r>
+      <w:r>
+        <w:t xml:space="preserve"> </w:t>
+      </w:r>
+    </w:p>
+    <w:p>
+      <w:pPr>
         <w:pStyle w:val="Heading2"/>
-      </w:pPr>
-      <w:r>
-        <w:t>Constant Current Load</w:t>
-      </w:r>
-      <w:r>
-        <w:t xml:space="preserve"> PCB</w:t>
-      </w:r>
-      <w:r>
-        <w:t>: 2018</w:t>
-      </w:r>
-      <w:r>
-        <w:t xml:space="preserve"> </w:t>
+        <w:rPr>
+          <w:lang w:val="en-IN"/>
+        </w:rPr>
+      </w:pPr>
+      <w:r>
+        <w:rPr>
+          <w:lang w:val="en-IN"/>
+        </w:rPr>
+        <w:t xml:space="preserve">Coursera: </w:t>
+      </w:r>
+      <w:r>
+        <w:rPr>
+          <w:lang w:val="en-IN"/>
+        </w:rPr>
+        <w:t>Algorithms for Battery Management Systems Specialization</w:t>
+      </w:r>
+      <w:r>
+        <w:rPr>
+          <w:lang w:val="en-IN"/>
+        </w:rPr>
+        <w:t xml:space="preserve">: Oct 2020 </w:t>
       </w:r>
       <w:r>
         <w:rPr>
@@ -2782,10 +2681,10 @@
           <w:lang w:val="en-IN" w:eastAsia="en-IN"/>
         </w:rPr>
         <w:drawing>
-          <wp:inline distT="0" distB="0" distL="0" distR="0" wp14:anchorId="334A0F7E" wp14:editId="3B413189">
+          <wp:inline distT="0" distB="0" distL="0" distR="0" wp14:anchorId="43CAF323" wp14:editId="635B4CB3">
             <wp:extent cx="114300" cy="114300"/>
             <wp:effectExtent l="0" t="0" r="0" b="0"/>
-            <wp:docPr id="5" name="Picture 5" descr="20100525161651!Icon_External_Link">
+            <wp:docPr id="1835630726" name="Picture 1835630726" descr="20100525161651!Icon_External_Link">
               <a:hlinkClick xmlns:a="http://schemas.openxmlformats.org/drawingml/2006/main" r:id="rId27"/>
             </wp:docPr>
             <wp:cNvGraphicFramePr/>
@@ -2793,7 +2692,9 @@
               <a:graphicData uri="http://schemas.openxmlformats.org/drawingml/2006/picture">
                 <pic:pic xmlns:pic="http://schemas.openxmlformats.org/drawingml/2006/picture">
                   <pic:nvPicPr>
-                    <pic:cNvPr id="1" name="Picture 1" descr="20100525161651!Icon_External_Link"/>
+                    <pic:cNvPr id="1835630726" name="Picture 1835630726" descr="20100525161651!Icon_External_Link">
+                      <a:hlinkClick r:id="rId27"/>
+                    </pic:cNvPr>
                     <pic:cNvPicPr/>
                   </pic:nvPicPr>
                   <pic:blipFill>
@@ -2829,21 +2730,41 @@
         </w:drawing>
       </w:r>
       <w:r>
+        <w:rPr>
+          <w:lang w:val="en-IN"/>
+        </w:rPr>
         <w:t xml:space="preserve"> </w:t>
       </w:r>
     </w:p>
     <w:p>
       <w:pPr>
-        <w:spacing w:after="80"/>
-      </w:pPr>
-      <w:r>
-        <w:t xml:space="preserve">A </w:t>
-      </w:r>
-      <w:r>
-        <w:t>microcontroller-based</w:t>
-      </w:r>
-      <w:r>
-        <w:t xml:space="preserve"> load which draws a programmable constant value of current to test power sources.</w:t>
+        <w:rPr>
+          <w:lang w:val="en-IN"/>
+        </w:rPr>
+      </w:pPr>
+      <w:r>
+        <w:rPr>
+          <w:lang w:val="en-IN"/>
+        </w:rPr>
+        <w:t>5-Course Specialization dealing with batteries, battery management systems</w:t>
+      </w:r>
+      <w:r>
+        <w:rPr>
+          <w:lang w:val="en-IN"/>
+        </w:rPr>
+        <w:t xml:space="preserve"> (BMS)</w:t>
+      </w:r>
+      <w:r>
+        <w:rPr>
+          <w:lang w:val="en-IN"/>
+        </w:rPr>
+        <w:t xml:space="preserve"> and algorithms for </w:t>
+      </w:r>
+      <w:r>
+        <w:rPr>
+          <w:lang w:val="en-IN"/>
+        </w:rPr>
+        <w:t>BMS</w:t>
       </w:r>
     </w:p>
     <w:p>
@@ -2851,37 +2772,13 @@
         <w:pStyle w:val="Heading2"/>
       </w:pPr>
       <w:r>
-        <w:t>e-Yantra Robotics</w:t>
-      </w:r>
-      <w:r>
-        <w:t xml:space="preserve"> C</w:t>
-      </w:r>
-      <w:r>
-        <w:t>ompetition</w:t>
-      </w:r>
-      <w:r>
-        <w:t xml:space="preserve"> </w:t>
-      </w:r>
-      <w:r>
-        <w:t>IIT Bombay</w:t>
-      </w:r>
-      <w:r>
-        <w:t xml:space="preserve"> 2016</w:t>
-      </w:r>
-      <w:r>
-        <w:t>: 1</w:t>
-      </w:r>
-      <w:r>
-        <w:rPr>
-          <w:vertAlign w:val="superscript"/>
-        </w:rPr>
-        <w:t>st</w:t>
-      </w:r>
-      <w:r>
-        <w:t xml:space="preserve"> Place</w:t>
-      </w:r>
-      <w:r>
-        <w:t xml:space="preserve"> (Out of 167 teams)</w:t>
+        <w:t>Constant Current Load</w:t>
+      </w:r>
+      <w:r>
+        <w:t xml:space="preserve"> PCB</w:t>
+      </w:r>
+      <w:r>
+        <w:t>: 2018</w:t>
       </w:r>
       <w:r>
         <w:t xml:space="preserve"> </w:t>
@@ -2892,10 +2789,10 @@
           <w:lang w:val="en-IN" w:eastAsia="en-IN"/>
         </w:rPr>
         <w:drawing>
-          <wp:inline distT="0" distB="0" distL="0" distR="0" wp14:anchorId="3EAF735C" wp14:editId="6BE974AC">
+          <wp:inline distT="0" distB="0" distL="0" distR="0" wp14:anchorId="334A0F7E" wp14:editId="5B8CC428">
             <wp:extent cx="114300" cy="114300"/>
             <wp:effectExtent l="0" t="0" r="0" b="0"/>
-            <wp:docPr id="4" name="Picture 4" descr="20100525161651!Icon_External_Link">
+            <wp:docPr id="5" name="Picture 5" descr="20100525161651!Icon_External_Link">
               <a:hlinkClick xmlns:a="http://schemas.openxmlformats.org/drawingml/2006/main" r:id="rId28"/>
             </wp:docPr>
             <wp:cNvGraphicFramePr/>
@@ -2903,7 +2800,121 @@
               <a:graphicData uri="http://schemas.openxmlformats.org/drawingml/2006/picture">
                 <pic:pic xmlns:pic="http://schemas.openxmlformats.org/drawingml/2006/picture">
                   <pic:nvPicPr>
-                    <pic:cNvPr id="1" name="Picture 1" descr="20100525161651!Icon_External_Link"/>
+                    <pic:cNvPr id="5" name="Picture 5" descr="20100525161651!Icon_External_Link">
+                      <a:hlinkClick r:id="rId28"/>
+                    </pic:cNvPr>
+                    <pic:cNvPicPr/>
+                  </pic:nvPicPr>
+                  <pic:blipFill>
+                    <a:blip r:embed="rId13">
+                      <a:extLst>
+                        <a:ext uri="{28A0092B-C50C-407E-A947-70E740481C1C}">
+                          <a14:useLocalDpi xmlns:a14="http://schemas.microsoft.com/office/drawing/2010/main" val="0"/>
+                        </a:ext>
+                      </a:extLst>
+                    </a:blip>
+                    <a:srcRect/>
+                    <a:stretch>
+                      <a:fillRect/>
+                    </a:stretch>
+                  </pic:blipFill>
+                  <pic:spPr bwMode="auto">
+                    <a:xfrm>
+                      <a:off x="0" y="0"/>
+                      <a:ext cx="114300" cy="114300"/>
+                    </a:xfrm>
+                    <a:prstGeom prst="rect">
+                      <a:avLst/>
+                    </a:prstGeom>
+                    <a:noFill/>
+                    <a:ln>
+                      <a:noFill/>
+                    </a:ln>
+                  </pic:spPr>
+                </pic:pic>
+              </a:graphicData>
+            </a:graphic>
+          </wp:inline>
+        </w:drawing>
+      </w:r>
+      <w:r>
+        <w:t xml:space="preserve"> </w:t>
+      </w:r>
+    </w:p>
+    <w:p>
+      <w:pPr>
+        <w:spacing w:after="80"/>
+      </w:pPr>
+      <w:r>
+        <w:t xml:space="preserve">A </w:t>
+      </w:r>
+      <w:r>
+        <w:t>microcontroller-based</w:t>
+      </w:r>
+      <w:r>
+        <w:t xml:space="preserve"> load which draws a programmable constant value of current to test power sources.</w:t>
+      </w:r>
+    </w:p>
+    <w:p>
+      <w:pPr>
+        <w:pStyle w:val="Heading2"/>
+      </w:pPr>
+      <w:r>
+        <w:t>e-Yantra Robotics</w:t>
+      </w:r>
+      <w:r>
+        <w:t xml:space="preserve"> C</w:t>
+      </w:r>
+      <w:r>
+        <w:t>ompetition</w:t>
+      </w:r>
+      <w:r>
+        <w:t xml:space="preserve"> </w:t>
+      </w:r>
+      <w:r>
+        <w:t>IIT Bombay</w:t>
+      </w:r>
+      <w:r>
+        <w:t xml:space="preserve"> 2016</w:t>
+      </w:r>
+      <w:r>
+        <w:t>: 1</w:t>
+      </w:r>
+      <w:r>
+        <w:rPr>
+          <w:vertAlign w:val="superscript"/>
+        </w:rPr>
+        <w:t>st</w:t>
+      </w:r>
+      <w:r>
+        <w:t xml:space="preserve"> Place</w:t>
+      </w:r>
+      <w:r>
+        <w:t xml:space="preserve"> (Out of 167 teams)</w:t>
+      </w:r>
+      <w:r>
+        <w:t xml:space="preserve"> </w:t>
+      </w:r>
+      <w:r>
+        <w:rPr>
+          <w:noProof/>
+          <w:lang w:val="en-IN" w:eastAsia="en-IN"/>
+        </w:rPr>
+        <w:drawing>
+          <wp:inline distT="0" distB="0" distL="0" distR="0" wp14:anchorId="3EAF735C" wp14:editId="5A1D9169">
+            <wp:extent cx="114300" cy="114300"/>
+            <wp:effectExtent l="0" t="0" r="0" b="0"/>
+            <wp:docPr id="4" name="Picture 4" descr="20100525161651!Icon_External_Link">
+              <a:hlinkClick xmlns:a="http://schemas.openxmlformats.org/drawingml/2006/main" r:id="rId29"/>
+            </wp:docPr>
+            <wp:cNvGraphicFramePr/>
+            <a:graphic xmlns:a="http://schemas.openxmlformats.org/drawingml/2006/main">
+              <a:graphicData uri="http://schemas.openxmlformats.org/drawingml/2006/picture">
+                <pic:pic xmlns:pic="http://schemas.openxmlformats.org/drawingml/2006/picture">
+                  <pic:nvPicPr>
+                    <pic:cNvPr id="4" name="Picture 4" descr="20100525161651!Icon_External_Link">
+                      <a:hlinkClick r:id="rId29"/>
+                    </pic:cNvPr>
                     <pic:cNvPicPr/>
                   </pic:nvPicPr>
                   <pic:blipFill>
@@ -3452,6 +3463,60 @@
             <w:r>
               <w:t xml:space="preserve"> diver</w:t>
             </w:r>
+            <w:r>
+              <w:rPr>
+                <w:noProof/>
+                <w:lang w:val="en-IN" w:eastAsia="en-IN"/>
+              </w:rPr>
+              <w:drawing>
+                <wp:inline distT="0" distB="0" distL="0" distR="0" wp14:anchorId="58C89BBE" wp14:editId="2C11A07B">
+                  <wp:extent cx="114300" cy="114300"/>
+                  <wp:effectExtent l="0" t="0" r="0" b="0"/>
+                  <wp:docPr id="1609420337" name="Picture 1609420337" descr="20100525161651!Icon_External_Link">
+                    <a:hlinkClick xmlns:a="http://schemas.openxmlformats.org/drawingml/2006/main" r:id="rId30"/>
+                  </wp:docPr>
+                  <wp:cNvGraphicFramePr/>
+                  <a:graphic xmlns:a="http://schemas.openxmlformats.org/drawingml/2006/main">
+                    <a:graphicData uri="http://schemas.openxmlformats.org/drawingml/2006/picture">
+                      <pic:pic xmlns:pic="http://schemas.openxmlformats.org/drawingml/2006/picture">
+                        <pic:nvPicPr>
+                          <pic:cNvPr id="1609420337" name="Picture 1609420337" descr="20100525161651!Icon_External_Link">
+                            <a:hlinkClick r:id="rId30"/>
+                          </pic:cNvPr>
+                          <pic:cNvPicPr/>
+                        </pic:nvPicPr>
+                        <pic:blipFill>
+                          <a:blip r:embed="rId13">
+                            <a:extLst>
+                              <a:ext uri="{28A0092B-C50C-407E-A947-70E740481C1C}">
+                                <a14:useLocalDpi xmlns:a14="http://schemas.microsoft.com/office/drawing/2010/main" val="0"/>
+                              </a:ext>
+                            </a:extLst>
+                          </a:blip>
+                          <a:srcRect/>
+                          <a:stretch>
+                            <a:fillRect/>
+                          </a:stretch>
+                        </pic:blipFill>
+                        <pic:spPr bwMode="auto">
+                          <a:xfrm>
+                            <a:off x="0" y="0"/>
+                            <a:ext cx="114300" cy="114300"/>
+                          </a:xfrm>
+                          <a:prstGeom prst="rect">
+                            <a:avLst/>
+                          </a:prstGeom>
+                          <a:noFill/>
+                          <a:ln>
+                            <a:noFill/>
+                          </a:ln>
+                        </pic:spPr>
+                      </pic:pic>
+                    </a:graphicData>
+                  </a:graphic>
+                </wp:inline>
+              </w:drawing>
+            </w:r>
           </w:p>
         </w:tc>
         <w:tc>
@@ -3470,13 +3535,67 @@
             <w:r>
               <w:t>Sailing and windsurfing</w:t>
             </w:r>
+            <w:r>
+              <w:rPr>
+                <w:noProof/>
+                <w:lang w:val="en-IN" w:eastAsia="en-IN"/>
+              </w:rPr>
+              <w:drawing>
+                <wp:inline distT="0" distB="0" distL="0" distR="0" wp14:anchorId="655F42F6" wp14:editId="20938E92">
+                  <wp:extent cx="114300" cy="114300"/>
+                  <wp:effectExtent l="0" t="0" r="0" b="0"/>
+                  <wp:docPr id="456236768" name="Picture 456236768" descr="20100525161651!Icon_External_Link">
+                    <a:hlinkClick xmlns:a="http://schemas.openxmlformats.org/drawingml/2006/main" r:id="rId31"/>
+                  </wp:docPr>
+                  <wp:cNvGraphicFramePr/>
+                  <a:graphic xmlns:a="http://schemas.openxmlformats.org/drawingml/2006/main">
+                    <a:graphicData uri="http://schemas.openxmlformats.org/drawingml/2006/picture">
+                      <pic:pic xmlns:pic="http://schemas.openxmlformats.org/drawingml/2006/picture">
+                        <pic:nvPicPr>
+                          <pic:cNvPr id="456236768" name="Picture 456236768" descr="20100525161651!Icon_External_Link">
+                            <a:hlinkClick r:id="rId31"/>
+                          </pic:cNvPr>
+                          <pic:cNvPicPr/>
+                        </pic:nvPicPr>
+                        <pic:blipFill>
+                          <a:blip r:embed="rId13">
+                            <a:extLst>
+                              <a:ext uri="{28A0092B-C50C-407E-A947-70E740481C1C}">
+                                <a14:useLocalDpi xmlns:a14="http://schemas.microsoft.com/office/drawing/2010/main" val="0"/>
+                              </a:ext>
+                            </a:extLst>
+                          </a:blip>
+                          <a:srcRect/>
+                          <a:stretch>
+                            <a:fillRect/>
+                          </a:stretch>
+                        </pic:blipFill>
+                        <pic:spPr bwMode="auto">
+                          <a:xfrm>
+                            <a:off x="0" y="0"/>
+                            <a:ext cx="114300" cy="114300"/>
+                          </a:xfrm>
+                          <a:prstGeom prst="rect">
+                            <a:avLst/>
+                          </a:prstGeom>
+                          <a:noFill/>
+                          <a:ln>
+                            <a:noFill/>
+                          </a:ln>
+                        </pic:spPr>
+                      </pic:pic>
+                    </a:graphicData>
+                  </a:graphic>
+                </wp:inline>
+              </w:drawing>
+            </w:r>
           </w:p>
         </w:tc>
       </w:tr>
     </w:tbl>
     <w:p/>
     <w:sectPr>
-      <w:footerReference w:type="default" r:id="rId29"/>
+      <w:footerReference w:type="default" r:id="rId32"/>
       <w:pgSz w:w="11907" w:h="16839" w:code="9"/>
       <w:pgMar w:top="720" w:right="720" w:bottom="720" w:left="720" w:header="720" w:footer="720" w:gutter="0"/>
       <w:cols w:space="720"/>
@@ -7412,6 +7531,7 @@
   <w:style w:type="character" w:default="1" w:styleId="DefaultParagraphFont">
     <w:name w:val="Default Paragraph Font"/>
     <w:uiPriority w:val="1"/>
+    <w:semiHidden/>
     <w:unhideWhenUsed/>
   </w:style>
   <w:style w:type="table" w:default="1" w:styleId="TableNormal">
@@ -7890,6 +8010,10 @@
 </file>
 
 <file path=customXml/item1.xml><?xml version="1.0" encoding="utf-8"?>
+<b:Sources xmlns:b="http://schemas.openxmlformats.org/officeDocument/2006/bibliography" xmlns="http://schemas.openxmlformats.org/officeDocument/2006/bibliography" SelectedStyle="\APASixthEditionOfficeOnline.xsl" StyleName="APA" Version="6"/>
+</file>
+
+<file path=customXml/item2.xml><?xml version="1.0" encoding="utf-8"?>
 <p:properties xmlns:p="http://schemas.microsoft.com/office/2006/metadata/properties" xmlns:xsi="http://www.w3.org/2001/XMLSchema-instance" xmlns:pc="http://schemas.microsoft.com/office/infopath/2007/PartnerControls">
   <documentManagement>
     <_activity xmlns="6cd488c6-df92-4f38-b9ac-ed0da21465d9" xsi:nil="true"/>
@@ -7897,11 +8021,16 @@
 </p:properties>
 </file>
 
-<file path=customXml/item2.xml><?xml version="1.0" encoding="utf-8"?>
-<b:Sources xmlns:b="http://schemas.openxmlformats.org/officeDocument/2006/bibliography" xmlns="http://schemas.openxmlformats.org/officeDocument/2006/bibliography" SelectedStyle="\APASixthEditionOfficeOnline.xsl" StyleName="APA" Version="6"/>
+<file path=customXml/item3.xml><?xml version="1.0" encoding="utf-8"?>
+<?mso-contentType ?>
+<FormTemplates xmlns="http://schemas.microsoft.com/sharepoint/v3/contenttype/forms">
+  <Display>DocumentLibraryForm</Display>
+  <Edit>DocumentLibraryForm</Edit>
+  <New>DocumentLibraryForm</New>
+</FormTemplates>
 </file>
 
-<file path=customXml/item3.xml><?xml version="1.0" encoding="utf-8"?>
+<file path=customXml/item4.xml><?xml version="1.0" encoding="utf-8"?>
 <ct:contentTypeSchema xmlns:ct="http://schemas.microsoft.com/office/2006/metadata/contentType" xmlns:ma="http://schemas.microsoft.com/office/2006/metadata/properties/metaAttributes" ct:_="" ma:_="" ma:contentTypeName="Document" ma:contentTypeID="0x010100759777091BF68043A732CDF8E1EAE6AC" ma:contentTypeVersion="18" ma:contentTypeDescription="Create a new document." ma:contentTypeScope="" ma:versionID="cc28680be81c9eb832cb85585f73f7c5">
   <xsd:schema xmlns:xsd="http://www.w3.org/2001/XMLSchema" xmlns:xs="http://www.w3.org/2001/XMLSchema" xmlns:p="http://schemas.microsoft.com/office/2006/metadata/properties" xmlns:ns3="a7928b8d-ff46-494d-a0e3-4732dd35a87d" xmlns:ns4="6cd488c6-df92-4f38-b9ac-ed0da21465d9" targetNamespace="http://schemas.microsoft.com/office/2006/metadata/properties" ma:root="true" ma:fieldsID="698bd12427a9bf9ffceb4adc257a7bd9" ns3:_="" ns4:_="">
     <xsd:import namespace="a7928b8d-ff46-494d-a0e3-4732dd35a87d"/>
@@ -8154,16 +8283,15 @@
 </ct:contentTypeSchema>
 </file>
 
-<file path=customXml/item4.xml><?xml version="1.0" encoding="utf-8"?>
-<?mso-contentType ?>
-<FormTemplates xmlns="http://schemas.microsoft.com/sharepoint/v3/contenttype/forms">
-  <Display>DocumentLibraryForm</Display>
-  <Edit>DocumentLibraryForm</Edit>
-  <New>DocumentLibraryForm</New>
-</FormTemplates>
+<file path=customXml/itemProps1.xml><?xml version="1.0" encoding="utf-8"?>
+<ds:datastoreItem xmlns:ds="http://schemas.openxmlformats.org/officeDocument/2006/customXml" ds:itemID="{F314DCFC-B5E8-40AD-AC6C-B92F3FFC53B2}">
+  <ds:schemaRefs>
+    <ds:schemaRef ds:uri="http://schemas.openxmlformats.org/officeDocument/2006/bibliography"/>
+  </ds:schemaRefs>
+</ds:datastoreItem>
 </file>
 
-<file path=customXml/itemProps1.xml><?xml version="1.0" encoding="utf-8"?>
+<file path=customXml/itemProps2.xml><?xml version="1.0" encoding="utf-8"?>
 <ds:datastoreItem xmlns:ds="http://schemas.openxmlformats.org/officeDocument/2006/customXml" ds:itemID="{E994B520-F3FB-420E-B3B5-6396558E9158}">
   <ds:schemaRefs>
     <ds:schemaRef ds:uri="http://schemas.microsoft.com/office/2006/metadata/properties"/>
@@ -8173,15 +8301,15 @@
 </ds:datastoreItem>
 </file>
 
-<file path=customXml/itemProps2.xml><?xml version="1.0" encoding="utf-8"?>
-<ds:datastoreItem xmlns:ds="http://schemas.openxmlformats.org/officeDocument/2006/customXml" ds:itemID="{F314DCFC-B5E8-40AD-AC6C-B92F3FFC53B2}">
+<file path=customXml/itemProps3.xml><?xml version="1.0" encoding="utf-8"?>
+<ds:datastoreItem xmlns:ds="http://schemas.openxmlformats.org/officeDocument/2006/customXml" ds:itemID="{A7E7E2E9-8D61-4912-BB40-EB8BD922288D}">
   <ds:schemaRefs>
-    <ds:schemaRef ds:uri="http://schemas.openxmlformats.org/officeDocument/2006/bibliography"/>
+    <ds:schemaRef ds:uri="http://schemas.microsoft.com/sharepoint/v3/contenttype/forms"/>
   </ds:schemaRefs>
 </ds:datastoreItem>
 </file>
 
-<file path=customXml/itemProps3.xml><?xml version="1.0" encoding="utf-8"?>
+<file path=customXml/itemProps4.xml><?xml version="1.0" encoding="utf-8"?>
 <ds:datastoreItem xmlns:ds="http://schemas.openxmlformats.org/officeDocument/2006/customXml" ds:itemID="{FFC9454B-626A-4181-8C4E-A60EF269C01C}">
   <ds:schemaRefs>
     <ds:schemaRef ds:uri="http://schemas.microsoft.com/office/2006/metadata/contentType"/>
@@ -8198,12 +8326,4 @@
     <ds:schemaRef ds:uri="http://schemas.microsoft.com/internal/obd"/>
   </ds:schemaRefs>
 </ds:datastoreItem>
-</file>
-
-<file path=customXml/itemProps4.xml><?xml version="1.0" encoding="utf-8"?>
-<ds:datastoreItem xmlns:ds="http://schemas.openxmlformats.org/officeDocument/2006/customXml" ds:itemID="{A7E7E2E9-8D61-4912-BB40-EB8BD922288D}">
-  <ds:schemaRefs>
-    <ds:schemaRef ds:uri="http://schemas.microsoft.com/sharepoint/v3/contenttype/forms"/>
-  </ds:schemaRefs>
-</ds:datastoreItem>
 </file>